--- a/llm-count-study/word_files/ISR_online_appendix.docx
+++ b/llm-count-study/word_files/ISR_online_appendix.docx
@@ -36533,6 +36533,5426 @@
       </m:oMath>
     </w:p>
     <w:bookmarkEnd w:id="23"/>
+    <w:bookmarkStart w:id="24" w:name="Xaf30b526f8d43ed9401bd179ee971bfc914b91f"/>
+    <w:p>
+      <w:pPr>
+        <w:pStyle w:val="Heading1"/>
+      </w:pPr>
+      <w:r>
+        <w:t xml:space="preserve">Appendix E. Backtest of the Acceptance Test</w:t>
+      </w:r>
+    </w:p>
+    <w:p>
+      <w:pPr>
+        <w:pStyle w:val="FirstParagraph"/>
+      </w:pPr>
+      <w:r>
+        <w:t xml:space="preserve">The backtest uses the parsed result tables (no new model calls); the script is</w:t>
+      </w:r>
+      <w:r>
+        <w:t xml:space="preserve"> </w:t>
+      </w:r>
+      <w:r>
+        <w:rPr>
+          <w:rStyle w:val="VerbatimChar"/>
+        </w:rPr>
+        <w:t xml:space="preserve">backtest.py</w:t>
+      </w:r>
+      <w:r>
+        <w:t xml:space="preserve">.</w:t>
+      </w:r>
+      <w:r>
+        <w:t xml:space="preserve"> </w:t>
+      </w:r>
+      <w:r>
+        <w:rPr>
+          <w:iCs/>
+          <w:i/>
+        </w:rPr>
+        <w:t xml:space="preserve">Email experiment.</w:t>
+      </w:r>
+      <w:r>
+        <w:t xml:space="preserve"> </w:t>
+      </w:r>
+      <w:r>
+        <w:t xml:space="preserve">For each of the 32 configurations of the probability design (8 models, 2 prompt variants, 2 outcomes), the men’s email serves as the past randomized test and the women’s email as the new campaign, and the reverse, giving 64 cases. The simulator is accepted for the new campaign if its lift for the past campaign is within a factor of 2 of the measured lift (0.0766 and 0.0452 for visits, 0.0068 and 0.0031 for purchases). The break-even lift is varied on a log scale from one tenth to ten times the measured lift of the new campaign (201 values); a decision is wrong at a break-even value if the simulated and measured lifts fall on different sides of it, and a case is summarized by the share of wrong values. Recalibration multiplies the simulated new lift by the measured-to-simulated ratio of the past campaign.</w:t>
+      </w:r>
+      <w:r>
+        <w:t xml:space="preserve"> </w:t>
+      </w:r>
+      <w:r>
+        <w:rPr>
+          <w:iCs/>
+          <w:i/>
+        </w:rPr>
+        <w:t xml:space="preserve">Transaction settings.</w:t>
+      </w:r>
+      <w:r>
+        <w:t xml:space="preserve"> </w:t>
+      </w:r>
+      <w:r>
+        <w:t xml:space="preserve">A cell passes the history gate if the reference mean and the reference zero share lie within the simulated 95% intervals (widened by 2% of the reference mean and by 0.02 for the zero share). The held-out statistic is the share of expected purchases made by the top decile implied by the simulated</w:t>
+      </w:r>
+      <w:r>
+        <w:t xml:space="preserve"> </w:t>
+      </w:r>
+      <m:oMath>
+        <m:r>
+          <m:t>α</m:t>
+        </m:r>
+      </m:oMath>
+      <w:r>
+        <w:t xml:space="preserve"> </w:t>
+      </w:r>
+      <w:r>
+        <w:t xml:space="preserve">through Proposition 3(b) (the share is 0.10 when</w:t>
+      </w:r>
+      <w:r>
+        <w:t xml:space="preserve"> </w:t>
+      </w:r>
+      <m:oMath>
+        <m:r>
+          <m:t>α</m:t>
+        </m:r>
+        <m:r>
+          <m:rPr>
+            <m:sty m:val="p"/>
+          </m:rPr>
+          <m:t>≤</m:t>
+        </m:r>
+        <m:r>
+          <m:t>0</m:t>
+        </m:r>
+      </m:oMath>
+      <w:r>
+        <w:t xml:space="preserve">), and a cell is wrong if this differs from the share implied by the reference</w:t>
+      </w:r>
+      <w:r>
+        <w:t xml:space="preserve"> </w:t>
+      </w:r>
+      <m:oMath>
+        <m:r>
+          <m:t>α</m:t>
+        </m:r>
+      </m:oMath>
+      <w:r>
+        <w:t xml:space="preserve"> </w:t>
+      </w:r>
+      <w:r>
+        <w:t xml:space="preserve">by more than 0.10.</w:t>
+      </w:r>
+    </w:p>
+    <w:tbl>
+      <w:tblPr>
+        <w:tblStyle w:val="Table"/>
+        <w:tblW w:type="pct" w:w="5000"/>
+        <w:tblLook w:firstRow="1" w:lastRow="0" w:firstColumn="0" w:lastColumn="0" w:noHBand="0" w:noVBand="0" w:val="0020"/>
+        <w:jc w:val="start"/>
+        <w:tblBorders>
+          <w:top w:val="single" w:sz="4" w:color="808080"/>
+          <w:bottom w:val="single" w:sz="4" w:color="808080"/>
+          <w:insideH w:val="single" w:sz="4" w:color="808080"/>
+        </w:tblBorders>
+      </w:tblPr>
+      <w:tblGrid>
+        <w:gridCol w:w="1584"/>
+        <w:gridCol w:w="1584"/>
+        <w:gridCol w:w="1584"/>
+        <w:gridCol w:w="1584"/>
+        <w:gridCol w:w="1584"/>
+      </w:tblGrid>
+      <w:tr>
+        <w:trPr>
+          <w:tblHeader w:val="true"/>
+        </w:trPr>
+        <w:tc>
+          <w:tcPr/>
+          <w:p>
+            <w:pPr>
+              <w:pStyle w:val="Compact"/>
+              <w:spacing w:before="20" w:after="20" w:line="240" w:lineRule="auto"/>
+              <w:ind w:firstLine="0"/>
+              <w:jc w:val="left"/>
+            </w:pPr>
+            <w:r>
+              <w:rPr>
+                <w:rFonts w:ascii="Times New Roman" w:hAnsi="Times New Roman"/>
+                <w:b/>
+                <w:sz w:val="17"/>
+              </w:rPr>
+              <w:t xml:space="preserve">Outcome</w:t>
+            </w:r>
+          </w:p>
+        </w:tc>
+        <w:tc>
+          <w:tcPr/>
+          <w:p>
+            <w:pPr>
+              <w:pStyle w:val="Compact"/>
+              <w:spacing w:before="20" w:after="20" w:line="240" w:lineRule="auto"/>
+              <w:ind w:firstLine="0"/>
+              <w:jc w:val="left"/>
+            </w:pPr>
+            <w:r>
+              <w:rPr>
+                <w:rFonts w:ascii="Times New Roman" w:hAnsi="Times New Roman"/>
+                <w:b/>
+                <w:sz w:val="17"/>
+              </w:rPr>
+              <w:t xml:space="preserve">Rule</w:t>
+            </w:r>
+          </w:p>
+        </w:tc>
+        <w:tc>
+          <w:tcPr/>
+          <w:p>
+            <w:pPr>
+              <w:pStyle w:val="Compact"/>
+              <w:spacing w:before="20" w:after="20" w:line="240" w:lineRule="auto"/>
+              <w:ind w:firstLine="0"/>
+              <w:jc w:val="left"/>
+            </w:pPr>
+            <w:r>
+              <w:rPr>
+                <w:rFonts w:ascii="Times New Roman" w:hAnsi="Times New Roman"/>
+                <w:b/>
+                <w:sz w:val="17"/>
+              </w:rPr>
+              <w:t xml:space="preserve">Cases</w:t>
+            </w:r>
+          </w:p>
+        </w:tc>
+        <w:tc>
+          <w:tcPr/>
+          <w:p>
+            <w:pPr>
+              <w:pStyle w:val="Compact"/>
+              <w:spacing w:before="20" w:after="20" w:line="240" w:lineRule="auto"/>
+              <w:ind w:firstLine="0"/>
+              <w:jc w:val="left"/>
+            </w:pPr>
+            <w:r>
+              <w:rPr>
+                <w:rFonts w:ascii="Times New Roman" w:hAnsi="Times New Roman"/>
+                <w:b/>
+                <w:sz w:val="17"/>
+              </w:rPr>
+              <w:t xml:space="preserve">Wrong decisions (share of break-even values)</w:t>
+            </w:r>
+          </w:p>
+        </w:tc>
+        <w:tc>
+          <w:tcPr/>
+          <w:p>
+            <w:pPr>
+              <w:pStyle w:val="Compact"/>
+              <w:spacing w:before="20" w:after="20" w:line="240" w:lineRule="auto"/>
+              <w:ind w:firstLine="0"/>
+              <w:jc w:val="left"/>
+            </w:pPr>
+            <w:r>
+              <w:rPr>
+                <w:rFonts w:ascii="Times New Roman" w:hAnsi="Times New Roman"/>
+                <w:b/>
+                <w:sz w:val="17"/>
+              </w:rPr>
+              <w:t xml:space="preserve">Lift off by more than 2x</w:t>
+            </w:r>
+          </w:p>
+        </w:tc>
+      </w:tr>
+      <w:tr>
+        <w:tc>
+          <w:tcPr/>
+          <w:p>
+            <w:pPr>
+              <w:pStyle w:val="Compact"/>
+              <w:spacing w:before="20" w:after="20" w:line="240" w:lineRule="auto"/>
+              <w:ind w:firstLine="0"/>
+              <w:jc w:val="left"/>
+            </w:pPr>
+            <w:r>
+              <w:rPr>
+                <w:rFonts w:ascii="Times New Roman" w:hAnsi="Times New Roman"/>
+                <w:sz w:val="17"/>
+              </w:rPr>
+              <w:t xml:space="preserve">visit</w:t>
+            </w:r>
+          </w:p>
+        </w:tc>
+        <w:tc>
+          <w:tcPr/>
+          <w:p>
+            <w:pPr>
+              <w:pStyle w:val="Compact"/>
+              <w:spacing w:before="20" w:after="20" w:line="240" w:lineRule="auto"/>
+              <w:ind w:firstLine="0"/>
+              <w:jc w:val="left"/>
+            </w:pPr>
+            <w:r>
+              <w:rPr>
+                <w:rFonts w:ascii="Times New Roman" w:hAnsi="Times New Roman"/>
+                <w:sz w:val="17"/>
+              </w:rPr>
+              <w:t xml:space="preserve">Trust the simulator</w:t>
+            </w:r>
+          </w:p>
+        </w:tc>
+        <w:tc>
+          <w:tcPr/>
+          <w:p>
+            <w:pPr>
+              <w:pStyle w:val="Compact"/>
+              <w:spacing w:before="20" w:after="20" w:line="240" w:lineRule="auto"/>
+              <w:ind w:firstLine="0"/>
+              <w:jc w:val="left"/>
+            </w:pPr>
+            <w:r>
+              <w:rPr>
+                <w:rFonts w:ascii="Times New Roman" w:hAnsi="Times New Roman"/>
+                <w:sz w:val="17"/>
+              </w:rPr>
+              <w:t xml:space="preserve">32</w:t>
+            </w:r>
+          </w:p>
+        </w:tc>
+        <w:tc>
+          <w:tcPr/>
+          <w:p>
+            <w:pPr>
+              <w:pStyle w:val="Compact"/>
+              <w:spacing w:before="20" w:after="20" w:line="240" w:lineRule="auto"/>
+              <w:ind w:firstLine="0"/>
+              <w:jc w:val="left"/>
+            </w:pPr>
+            <w:r>
+              <w:rPr>
+                <w:rFonts w:ascii="Times New Roman" w:hAnsi="Times New Roman"/>
+                <w:sz w:val="17"/>
+              </w:rPr>
+              <w:t xml:space="preserve">0.14</w:t>
+            </w:r>
+          </w:p>
+        </w:tc>
+        <w:tc>
+          <w:tcPr/>
+          <w:p>
+            <w:pPr>
+              <w:pStyle w:val="Compact"/>
+              <w:spacing w:before="20" w:after="20" w:line="240" w:lineRule="auto"/>
+              <w:ind w:firstLine="0"/>
+              <w:jc w:val="left"/>
+            </w:pPr>
+            <w:r>
+              <w:rPr>
+                <w:rFonts w:ascii="Times New Roman" w:hAnsi="Times New Roman"/>
+                <w:sz w:val="17"/>
+              </w:rPr>
+              <w:t xml:space="preserve">0.38</w:t>
+            </w:r>
+          </w:p>
+        </w:tc>
+      </w:tr>
+      <w:tr>
+        <w:tc>
+          <w:tcPr/>
+          <w:p>
+            <w:pPr>
+              <w:pStyle w:val="Compact"/>
+              <w:spacing w:before="20" w:after="20" w:line="240" w:lineRule="auto"/>
+              <w:ind w:firstLine="0"/>
+              <w:jc w:val="left"/>
+            </w:pPr>
+            <w:r>
+              <w:rPr>
+                <w:rFonts w:ascii="Times New Roman" w:hAnsi="Times New Roman"/>
+                <w:sz w:val="17"/>
+              </w:rPr>
+              <w:t xml:space="preserve">visit</w:t>
+            </w:r>
+          </w:p>
+        </w:tc>
+        <w:tc>
+          <w:tcPr/>
+          <w:p>
+            <w:pPr>
+              <w:pStyle w:val="Compact"/>
+              <w:spacing w:before="20" w:after="20" w:line="240" w:lineRule="auto"/>
+              <w:ind w:firstLine="0"/>
+              <w:jc w:val="left"/>
+            </w:pPr>
+            <w:r>
+              <w:rPr>
+                <w:rFonts w:ascii="Times New Roman" w:hAnsi="Times New Roman"/>
+                <w:sz w:val="17"/>
+              </w:rPr>
+              <w:t xml:space="preserve">Sign check</w:t>
+            </w:r>
+          </w:p>
+        </w:tc>
+        <w:tc>
+          <w:tcPr/>
+          <w:p>
+            <w:pPr>
+              <w:pStyle w:val="Compact"/>
+              <w:spacing w:before="20" w:after="20" w:line="240" w:lineRule="auto"/>
+              <w:ind w:firstLine="0"/>
+              <w:jc w:val="left"/>
+            </w:pPr>
+            <w:r>
+              <w:rPr>
+                <w:rFonts w:ascii="Times New Roman" w:hAnsi="Times New Roman"/>
+                <w:sz w:val="17"/>
+              </w:rPr>
+              <w:t xml:space="preserve">32</w:t>
+            </w:r>
+          </w:p>
+        </w:tc>
+        <w:tc>
+          <w:tcPr/>
+          <w:p>
+            <w:pPr>
+              <w:pStyle w:val="Compact"/>
+              <w:spacing w:before="20" w:after="20" w:line="240" w:lineRule="auto"/>
+              <w:ind w:firstLine="0"/>
+              <w:jc w:val="left"/>
+            </w:pPr>
+            <w:r>
+              <w:rPr>
+                <w:rFonts w:ascii="Times New Roman" w:hAnsi="Times New Roman"/>
+                <w:sz w:val="17"/>
+              </w:rPr>
+              <w:t xml:space="preserve">0.14</w:t>
+            </w:r>
+          </w:p>
+        </w:tc>
+        <w:tc>
+          <w:tcPr/>
+          <w:p>
+            <w:pPr>
+              <w:pStyle w:val="Compact"/>
+              <w:spacing w:before="20" w:after="20" w:line="240" w:lineRule="auto"/>
+              <w:ind w:firstLine="0"/>
+              <w:jc w:val="left"/>
+            </w:pPr>
+            <w:r>
+              <w:rPr>
+                <w:rFonts w:ascii="Times New Roman" w:hAnsi="Times New Roman"/>
+                <w:sz w:val="17"/>
+              </w:rPr>
+              <w:t xml:space="preserve">0.38</w:t>
+            </w:r>
+          </w:p>
+        </w:tc>
+      </w:tr>
+      <w:tr>
+        <w:tc>
+          <w:tcPr/>
+          <w:p>
+            <w:pPr>
+              <w:pStyle w:val="Compact"/>
+              <w:spacing w:before="20" w:after="20" w:line="240" w:lineRule="auto"/>
+              <w:ind w:firstLine="0"/>
+              <w:jc w:val="left"/>
+            </w:pPr>
+            <w:r>
+              <w:rPr>
+                <w:rFonts w:ascii="Times New Roman" w:hAnsi="Times New Roman"/>
+                <w:sz w:val="17"/>
+              </w:rPr>
+              <w:t xml:space="preserve">visit</w:t>
+            </w:r>
+          </w:p>
+        </w:tc>
+        <w:tc>
+          <w:tcPr/>
+          <w:p>
+            <w:pPr>
+              <w:pStyle w:val="Compact"/>
+              <w:spacing w:before="20" w:after="20" w:line="240" w:lineRule="auto"/>
+              <w:ind w:firstLine="0"/>
+              <w:jc w:val="left"/>
+            </w:pPr>
+            <w:r>
+              <w:rPr>
+                <w:rFonts w:ascii="Times New Roman" w:hAnsi="Times New Roman"/>
+                <w:sz w:val="17"/>
+              </w:rPr>
+              <w:t xml:space="preserve">Acceptance gate</w:t>
+            </w:r>
+          </w:p>
+        </w:tc>
+        <w:tc>
+          <w:tcPr/>
+          <w:p>
+            <w:pPr>
+              <w:pStyle w:val="Compact"/>
+              <w:spacing w:before="20" w:after="20" w:line="240" w:lineRule="auto"/>
+              <w:ind w:firstLine="0"/>
+              <w:jc w:val="left"/>
+            </w:pPr>
+            <w:r>
+              <w:rPr>
+                <w:rFonts w:ascii="Times New Roman" w:hAnsi="Times New Roman"/>
+                <w:sz w:val="17"/>
+              </w:rPr>
+              <w:t xml:space="preserve">20</w:t>
+            </w:r>
+          </w:p>
+        </w:tc>
+        <w:tc>
+          <w:tcPr/>
+          <w:p>
+            <w:pPr>
+              <w:pStyle w:val="Compact"/>
+              <w:spacing w:before="20" w:after="20" w:line="240" w:lineRule="auto"/>
+              <w:ind w:firstLine="0"/>
+              <w:jc w:val="left"/>
+            </w:pPr>
+            <w:r>
+              <w:rPr>
+                <w:rFonts w:ascii="Times New Roman" w:hAnsi="Times New Roman"/>
+                <w:sz w:val="17"/>
+              </w:rPr>
+              <w:t xml:space="preserve">0.09</w:t>
+            </w:r>
+          </w:p>
+        </w:tc>
+        <w:tc>
+          <w:tcPr/>
+          <w:p>
+            <w:pPr>
+              <w:pStyle w:val="Compact"/>
+              <w:spacing w:before="20" w:after="20" w:line="240" w:lineRule="auto"/>
+              <w:ind w:firstLine="0"/>
+              <w:jc w:val="left"/>
+            </w:pPr>
+            <w:r>
+              <w:rPr>
+                <w:rFonts w:ascii="Times New Roman" w:hAnsi="Times New Roman"/>
+                <w:sz w:val="17"/>
+              </w:rPr>
+              <w:t xml:space="preserve">0.20</w:t>
+            </w:r>
+          </w:p>
+        </w:tc>
+      </w:tr>
+      <w:tr>
+        <w:tc>
+          <w:tcPr/>
+          <w:p>
+            <w:pPr>
+              <w:pStyle w:val="Compact"/>
+              <w:spacing w:before="20" w:after="20" w:line="240" w:lineRule="auto"/>
+              <w:ind w:firstLine="0"/>
+              <w:jc w:val="left"/>
+            </w:pPr>
+            <w:r>
+              <w:rPr>
+                <w:rFonts w:ascii="Times New Roman" w:hAnsi="Times New Roman"/>
+                <w:sz w:val="17"/>
+              </w:rPr>
+              <w:t xml:space="preserve">visit</w:t>
+            </w:r>
+          </w:p>
+        </w:tc>
+        <w:tc>
+          <w:tcPr/>
+          <w:p>
+            <w:pPr>
+              <w:pStyle w:val="Compact"/>
+              <w:spacing w:before="20" w:after="20" w:line="240" w:lineRule="auto"/>
+              <w:ind w:firstLine="0"/>
+              <w:jc w:val="left"/>
+            </w:pPr>
+            <w:r>
+              <w:rPr>
+                <w:rFonts w:ascii="Times New Roman" w:hAnsi="Times New Roman"/>
+                <w:sz w:val="17"/>
+              </w:rPr>
+              <w:t xml:space="preserve">Recalibrated by past ratio</w:t>
+            </w:r>
+          </w:p>
+        </w:tc>
+        <w:tc>
+          <w:tcPr/>
+          <w:p>
+            <w:pPr>
+              <w:pStyle w:val="Compact"/>
+              <w:spacing w:before="20" w:after="20" w:line="240" w:lineRule="auto"/>
+              <w:ind w:firstLine="0"/>
+              <w:jc w:val="left"/>
+            </w:pPr>
+            <w:r>
+              <w:rPr>
+                <w:rFonts w:ascii="Times New Roman" w:hAnsi="Times New Roman"/>
+                <w:sz w:val="17"/>
+              </w:rPr>
+              <w:t xml:space="preserve">32</w:t>
+            </w:r>
+          </w:p>
+        </w:tc>
+        <w:tc>
+          <w:tcPr/>
+          <w:p>
+            <w:pPr>
+              <w:pStyle w:val="Compact"/>
+              <w:spacing w:before="20" w:after="20" w:line="240" w:lineRule="auto"/>
+              <w:ind w:firstLine="0"/>
+              <w:jc w:val="left"/>
+            </w:pPr>
+            <w:r>
+              <w:rPr>
+                <w:rFonts w:ascii="Times New Roman" w:hAnsi="Times New Roman"/>
+                <w:sz w:val="17"/>
+              </w:rPr>
+              <w:t xml:space="preserve">0.13</w:t>
+            </w:r>
+          </w:p>
+        </w:tc>
+        <w:tc>
+          <w:tcPr/>
+          <w:p>
+            <w:pPr>
+              <w:pStyle w:val="Compact"/>
+              <w:spacing w:before="20" w:after="20" w:line="240" w:lineRule="auto"/>
+              <w:ind w:firstLine="0"/>
+              <w:jc w:val="left"/>
+            </w:pPr>
+            <w:r>
+              <w:rPr>
+                <w:rFonts w:ascii="Times New Roman" w:hAnsi="Times New Roman"/>
+                <w:sz w:val="17"/>
+              </w:rPr>
+              <w:t xml:space="preserve">0.19</w:t>
+            </w:r>
+          </w:p>
+        </w:tc>
+      </w:tr>
+      <w:tr>
+        <w:tc>
+          <w:tcPr/>
+          <w:p>
+            <w:pPr>
+              <w:pStyle w:val="Compact"/>
+              <w:spacing w:before="20" w:after="20" w:line="240" w:lineRule="auto"/>
+              <w:ind w:firstLine="0"/>
+              <w:jc w:val="left"/>
+            </w:pPr>
+            <w:r>
+              <w:rPr>
+                <w:rFonts w:ascii="Times New Roman" w:hAnsi="Times New Roman"/>
+                <w:sz w:val="17"/>
+              </w:rPr>
+              <w:t xml:space="preserve">purchase</w:t>
+            </w:r>
+          </w:p>
+        </w:tc>
+        <w:tc>
+          <w:tcPr/>
+          <w:p>
+            <w:pPr>
+              <w:pStyle w:val="Compact"/>
+              <w:spacing w:before="20" w:after="20" w:line="240" w:lineRule="auto"/>
+              <w:ind w:firstLine="0"/>
+              <w:jc w:val="left"/>
+            </w:pPr>
+            <w:r>
+              <w:rPr>
+                <w:rFonts w:ascii="Times New Roman" w:hAnsi="Times New Roman"/>
+                <w:sz w:val="17"/>
+              </w:rPr>
+              <w:t xml:space="preserve">Trust the simulator</w:t>
+            </w:r>
+          </w:p>
+        </w:tc>
+        <w:tc>
+          <w:tcPr/>
+          <w:p>
+            <w:pPr>
+              <w:pStyle w:val="Compact"/>
+              <w:spacing w:before="20" w:after="20" w:line="240" w:lineRule="auto"/>
+              <w:ind w:firstLine="0"/>
+              <w:jc w:val="left"/>
+            </w:pPr>
+            <w:r>
+              <w:rPr>
+                <w:rFonts w:ascii="Times New Roman" w:hAnsi="Times New Roman"/>
+                <w:sz w:val="17"/>
+              </w:rPr>
+              <w:t xml:space="preserve">32</w:t>
+            </w:r>
+          </w:p>
+        </w:tc>
+        <w:tc>
+          <w:tcPr/>
+          <w:p>
+            <w:pPr>
+              <w:pStyle w:val="Compact"/>
+              <w:spacing w:before="20" w:after="20" w:line="240" w:lineRule="auto"/>
+              <w:ind w:firstLine="0"/>
+              <w:jc w:val="left"/>
+            </w:pPr>
+            <w:r>
+              <w:rPr>
+                <w:rFonts w:ascii="Times New Roman" w:hAnsi="Times New Roman"/>
+                <w:sz w:val="17"/>
+              </w:rPr>
+              <w:t xml:space="preserve">0.43</w:t>
+            </w:r>
+          </w:p>
+        </w:tc>
+        <w:tc>
+          <w:tcPr/>
+          <w:p>
+            <w:pPr>
+              <w:pStyle w:val="Compact"/>
+              <w:spacing w:before="20" w:after="20" w:line="240" w:lineRule="auto"/>
+              <w:ind w:firstLine="0"/>
+              <w:jc w:val="left"/>
+            </w:pPr>
+            <w:r>
+              <w:rPr>
+                <w:rFonts w:ascii="Times New Roman" w:hAnsi="Times New Roman"/>
+                <w:sz w:val="17"/>
+              </w:rPr>
+              <w:t xml:space="preserve">1.00</w:t>
+            </w:r>
+          </w:p>
+        </w:tc>
+      </w:tr>
+      <w:tr>
+        <w:tc>
+          <w:tcPr/>
+          <w:p>
+            <w:pPr>
+              <w:pStyle w:val="Compact"/>
+              <w:spacing w:before="20" w:after="20" w:line="240" w:lineRule="auto"/>
+              <w:ind w:firstLine="0"/>
+              <w:jc w:val="left"/>
+            </w:pPr>
+            <w:r>
+              <w:rPr>
+                <w:rFonts w:ascii="Times New Roman" w:hAnsi="Times New Roman"/>
+                <w:sz w:val="17"/>
+              </w:rPr>
+              <w:t xml:space="preserve">purchase</w:t>
+            </w:r>
+          </w:p>
+        </w:tc>
+        <w:tc>
+          <w:tcPr/>
+          <w:p>
+            <w:pPr>
+              <w:pStyle w:val="Compact"/>
+              <w:spacing w:before="20" w:after="20" w:line="240" w:lineRule="auto"/>
+              <w:ind w:firstLine="0"/>
+              <w:jc w:val="left"/>
+            </w:pPr>
+            <w:r>
+              <w:rPr>
+                <w:rFonts w:ascii="Times New Roman" w:hAnsi="Times New Roman"/>
+                <w:sz w:val="17"/>
+              </w:rPr>
+              <w:t xml:space="preserve">Sign check</w:t>
+            </w:r>
+          </w:p>
+        </w:tc>
+        <w:tc>
+          <w:tcPr/>
+          <w:p>
+            <w:pPr>
+              <w:pStyle w:val="Compact"/>
+              <w:spacing w:before="20" w:after="20" w:line="240" w:lineRule="auto"/>
+              <w:ind w:firstLine="0"/>
+              <w:jc w:val="left"/>
+            </w:pPr>
+            <w:r>
+              <w:rPr>
+                <w:rFonts w:ascii="Times New Roman" w:hAnsi="Times New Roman"/>
+                <w:sz w:val="17"/>
+              </w:rPr>
+              <w:t xml:space="preserve">32</w:t>
+            </w:r>
+          </w:p>
+        </w:tc>
+        <w:tc>
+          <w:tcPr/>
+          <w:p>
+            <w:pPr>
+              <w:pStyle w:val="Compact"/>
+              <w:spacing w:before="20" w:after="20" w:line="240" w:lineRule="auto"/>
+              <w:ind w:firstLine="0"/>
+              <w:jc w:val="left"/>
+            </w:pPr>
+            <w:r>
+              <w:rPr>
+                <w:rFonts w:ascii="Times New Roman" w:hAnsi="Times New Roman"/>
+                <w:sz w:val="17"/>
+              </w:rPr>
+              <w:t xml:space="preserve">0.43</w:t>
+            </w:r>
+          </w:p>
+        </w:tc>
+        <w:tc>
+          <w:tcPr/>
+          <w:p>
+            <w:pPr>
+              <w:pStyle w:val="Compact"/>
+              <w:spacing w:before="20" w:after="20" w:line="240" w:lineRule="auto"/>
+              <w:ind w:firstLine="0"/>
+              <w:jc w:val="left"/>
+            </w:pPr>
+            <w:r>
+              <w:rPr>
+                <w:rFonts w:ascii="Times New Roman" w:hAnsi="Times New Roman"/>
+                <w:sz w:val="17"/>
+              </w:rPr>
+              <w:t xml:space="preserve">1.00</w:t>
+            </w:r>
+          </w:p>
+        </w:tc>
+      </w:tr>
+      <w:tr>
+        <w:tc>
+          <w:tcPr/>
+          <w:p>
+            <w:pPr>
+              <w:pStyle w:val="Compact"/>
+              <w:spacing w:before="20" w:after="20" w:line="240" w:lineRule="auto"/>
+              <w:ind w:firstLine="0"/>
+              <w:jc w:val="left"/>
+            </w:pPr>
+            <w:r>
+              <w:rPr>
+                <w:rFonts w:ascii="Times New Roman" w:hAnsi="Times New Roman"/>
+                <w:sz w:val="17"/>
+              </w:rPr>
+              <w:t xml:space="preserve">purchase</w:t>
+            </w:r>
+          </w:p>
+        </w:tc>
+        <w:tc>
+          <w:tcPr/>
+          <w:p>
+            <w:pPr>
+              <w:pStyle w:val="Compact"/>
+              <w:spacing w:before="20" w:after="20" w:line="240" w:lineRule="auto"/>
+              <w:ind w:firstLine="0"/>
+              <w:jc w:val="left"/>
+            </w:pPr>
+            <w:r>
+              <w:rPr>
+                <w:rFonts w:ascii="Times New Roman" w:hAnsi="Times New Roman"/>
+                <w:sz w:val="17"/>
+              </w:rPr>
+              <w:t xml:space="preserve">Acceptance gate</w:t>
+            </w:r>
+          </w:p>
+        </w:tc>
+        <w:tc>
+          <w:tcPr/>
+          <w:p>
+            <w:pPr>
+              <w:pStyle w:val="Compact"/>
+              <w:spacing w:before="20" w:after="20" w:line="240" w:lineRule="auto"/>
+              <w:ind w:firstLine="0"/>
+              <w:jc w:val="left"/>
+            </w:pPr>
+            <w:r>
+              <w:rPr>
+                <w:rFonts w:ascii="Times New Roman" w:hAnsi="Times New Roman"/>
+                <w:sz w:val="17"/>
+              </w:rPr>
+              <w:t xml:space="preserve">0</w:t>
+            </w:r>
+          </w:p>
+        </w:tc>
+        <w:tc>
+          <w:tcPr/>
+          <w:p>
+            <w:pPr>
+              <w:pStyle w:val="Compact"/>
+              <w:spacing w:before="20" w:after="20" w:line="240" w:lineRule="auto"/>
+              <w:ind w:firstLine="0"/>
+              <w:jc w:val="left"/>
+            </w:pPr>
+            <w:r>
+              <w:rPr>
+                <w:rFonts w:ascii="Times New Roman" w:hAnsi="Times New Roman"/>
+                <w:sz w:val="17"/>
+              </w:rPr>
+              <w:t xml:space="preserve">n/a</w:t>
+            </w:r>
+          </w:p>
+        </w:tc>
+        <w:tc>
+          <w:tcPr/>
+          <w:p>
+            <w:pPr>
+              <w:pStyle w:val="Compact"/>
+              <w:spacing w:before="20" w:after="20" w:line="240" w:lineRule="auto"/>
+              <w:ind w:firstLine="0"/>
+              <w:jc w:val="left"/>
+            </w:pPr>
+            <w:r>
+              <w:rPr>
+                <w:rFonts w:ascii="Times New Roman" w:hAnsi="Times New Roman"/>
+                <w:sz w:val="17"/>
+              </w:rPr>
+              <w:t xml:space="preserve">n/a</w:t>
+            </w:r>
+          </w:p>
+        </w:tc>
+      </w:tr>
+      <w:tr>
+        <w:tc>
+          <w:tcPr/>
+          <w:p>
+            <w:pPr>
+              <w:pStyle w:val="Compact"/>
+              <w:spacing w:before="20" w:after="20" w:line="240" w:lineRule="auto"/>
+              <w:ind w:firstLine="0"/>
+              <w:jc w:val="left"/>
+            </w:pPr>
+            <w:r>
+              <w:rPr>
+                <w:rFonts w:ascii="Times New Roman" w:hAnsi="Times New Roman"/>
+                <w:sz w:val="17"/>
+              </w:rPr>
+              <w:t xml:space="preserve">purchase</w:t>
+            </w:r>
+          </w:p>
+        </w:tc>
+        <w:tc>
+          <w:tcPr/>
+          <w:p>
+            <w:pPr>
+              <w:pStyle w:val="Compact"/>
+              <w:spacing w:before="20" w:after="20" w:line="240" w:lineRule="auto"/>
+              <w:ind w:firstLine="0"/>
+              <w:jc w:val="left"/>
+            </w:pPr>
+            <w:r>
+              <w:rPr>
+                <w:rFonts w:ascii="Times New Roman" w:hAnsi="Times New Roman"/>
+                <w:sz w:val="17"/>
+              </w:rPr>
+              <w:t xml:space="preserve">Recalibrated by past ratio</w:t>
+            </w:r>
+          </w:p>
+        </w:tc>
+        <w:tc>
+          <w:tcPr/>
+          <w:p>
+            <w:pPr>
+              <w:pStyle w:val="Compact"/>
+              <w:spacing w:before="20" w:after="20" w:line="240" w:lineRule="auto"/>
+              <w:ind w:firstLine="0"/>
+              <w:jc w:val="left"/>
+            </w:pPr>
+            <w:r>
+              <w:rPr>
+                <w:rFonts w:ascii="Times New Roman" w:hAnsi="Times New Roman"/>
+                <w:sz w:val="17"/>
+              </w:rPr>
+              <w:t xml:space="preserve">32</w:t>
+            </w:r>
+          </w:p>
+        </w:tc>
+        <w:tc>
+          <w:tcPr/>
+          <w:p>
+            <w:pPr>
+              <w:pStyle w:val="Compact"/>
+              <w:spacing w:before="20" w:after="20" w:line="240" w:lineRule="auto"/>
+              <w:ind w:firstLine="0"/>
+              <w:jc w:val="left"/>
+            </w:pPr>
+            <w:r>
+              <w:rPr>
+                <w:rFonts w:ascii="Times New Roman" w:hAnsi="Times New Roman"/>
+                <w:sz w:val="17"/>
+              </w:rPr>
+              <w:t xml:space="preserve">0.21</w:t>
+            </w:r>
+          </w:p>
+        </w:tc>
+        <w:tc>
+          <w:tcPr/>
+          <w:p>
+            <w:pPr>
+              <w:pStyle w:val="Compact"/>
+              <w:spacing w:before="20" w:after="20" w:line="240" w:lineRule="auto"/>
+              <w:ind w:firstLine="0"/>
+              <w:jc w:val="left"/>
+            </w:pPr>
+            <w:r>
+              <w:rPr>
+                <w:rFonts w:ascii="Times New Roman" w:hAnsi="Times New Roman"/>
+                <w:sz w:val="17"/>
+              </w:rPr>
+              <w:t xml:space="preserve">1.00</w:t>
+            </w:r>
+          </w:p>
+        </w:tc>
+      </w:tr>
+      <w:tr>
+        <w:tc>
+          <w:tcPr/>
+          <w:p>
+            <w:pPr>
+              <w:pStyle w:val="Compact"/>
+              <w:spacing w:before="20" w:after="20" w:line="240" w:lineRule="auto"/>
+              <w:ind w:firstLine="0"/>
+              <w:jc w:val="left"/>
+            </w:pPr>
+            <w:r>
+              <w:rPr>
+                <w:rFonts w:ascii="Times New Roman" w:hAnsi="Times New Roman"/>
+                <w:sz w:val="17"/>
+              </w:rPr>
+              <w:t xml:space="preserve">all</w:t>
+            </w:r>
+          </w:p>
+        </w:tc>
+        <w:tc>
+          <w:tcPr/>
+          <w:p>
+            <w:pPr>
+              <w:pStyle w:val="Compact"/>
+              <w:spacing w:before="20" w:after="20" w:line="240" w:lineRule="auto"/>
+              <w:ind w:firstLine="0"/>
+              <w:jc w:val="left"/>
+            </w:pPr>
+            <w:r>
+              <w:rPr>
+                <w:rFonts w:ascii="Times New Roman" w:hAnsi="Times New Roman"/>
+                <w:sz w:val="17"/>
+              </w:rPr>
+              <w:t xml:space="preserve">Trust the simulator</w:t>
+            </w:r>
+          </w:p>
+        </w:tc>
+        <w:tc>
+          <w:tcPr/>
+          <w:p>
+            <w:pPr>
+              <w:pStyle w:val="Compact"/>
+              <w:spacing w:before="20" w:after="20" w:line="240" w:lineRule="auto"/>
+              <w:ind w:firstLine="0"/>
+              <w:jc w:val="left"/>
+            </w:pPr>
+            <w:r>
+              <w:rPr>
+                <w:rFonts w:ascii="Times New Roman" w:hAnsi="Times New Roman"/>
+                <w:sz w:val="17"/>
+              </w:rPr>
+              <w:t xml:space="preserve">64</w:t>
+            </w:r>
+          </w:p>
+        </w:tc>
+        <w:tc>
+          <w:tcPr/>
+          <w:p>
+            <w:pPr>
+              <w:pStyle w:val="Compact"/>
+              <w:spacing w:before="20" w:after="20" w:line="240" w:lineRule="auto"/>
+              <w:ind w:firstLine="0"/>
+              <w:jc w:val="left"/>
+            </w:pPr>
+            <w:r>
+              <w:rPr>
+                <w:rFonts w:ascii="Times New Roman" w:hAnsi="Times New Roman"/>
+                <w:sz w:val="17"/>
+              </w:rPr>
+              <w:t xml:space="preserve">0.29</w:t>
+            </w:r>
+          </w:p>
+        </w:tc>
+        <w:tc>
+          <w:tcPr/>
+          <w:p>
+            <w:pPr>
+              <w:pStyle w:val="Compact"/>
+              <w:spacing w:before="20" w:after="20" w:line="240" w:lineRule="auto"/>
+              <w:ind w:firstLine="0"/>
+              <w:jc w:val="left"/>
+            </w:pPr>
+            <w:r>
+              <w:rPr>
+                <w:rFonts w:ascii="Times New Roman" w:hAnsi="Times New Roman"/>
+                <w:sz w:val="17"/>
+              </w:rPr>
+              <w:t xml:space="preserve">0.69</w:t>
+            </w:r>
+          </w:p>
+        </w:tc>
+      </w:tr>
+      <w:tr>
+        <w:tc>
+          <w:tcPr/>
+          <w:p>
+            <w:pPr>
+              <w:pStyle w:val="Compact"/>
+              <w:spacing w:before="20" w:after="20" w:line="240" w:lineRule="auto"/>
+              <w:ind w:firstLine="0"/>
+              <w:jc w:val="left"/>
+            </w:pPr>
+            <w:r>
+              <w:rPr>
+                <w:rFonts w:ascii="Times New Roman" w:hAnsi="Times New Roman"/>
+                <w:sz w:val="17"/>
+              </w:rPr>
+              <w:t xml:space="preserve">all</w:t>
+            </w:r>
+          </w:p>
+        </w:tc>
+        <w:tc>
+          <w:tcPr/>
+          <w:p>
+            <w:pPr>
+              <w:pStyle w:val="Compact"/>
+              <w:spacing w:before="20" w:after="20" w:line="240" w:lineRule="auto"/>
+              <w:ind w:firstLine="0"/>
+              <w:jc w:val="left"/>
+            </w:pPr>
+            <w:r>
+              <w:rPr>
+                <w:rFonts w:ascii="Times New Roman" w:hAnsi="Times New Roman"/>
+                <w:sz w:val="17"/>
+              </w:rPr>
+              <w:t xml:space="preserve">Sign check</w:t>
+            </w:r>
+          </w:p>
+        </w:tc>
+        <w:tc>
+          <w:tcPr/>
+          <w:p>
+            <w:pPr>
+              <w:pStyle w:val="Compact"/>
+              <w:spacing w:before="20" w:after="20" w:line="240" w:lineRule="auto"/>
+              <w:ind w:firstLine="0"/>
+              <w:jc w:val="left"/>
+            </w:pPr>
+            <w:r>
+              <w:rPr>
+                <w:rFonts w:ascii="Times New Roman" w:hAnsi="Times New Roman"/>
+                <w:sz w:val="17"/>
+              </w:rPr>
+              <w:t xml:space="preserve">64</w:t>
+            </w:r>
+          </w:p>
+        </w:tc>
+        <w:tc>
+          <w:tcPr/>
+          <w:p>
+            <w:pPr>
+              <w:pStyle w:val="Compact"/>
+              <w:spacing w:before="20" w:after="20" w:line="240" w:lineRule="auto"/>
+              <w:ind w:firstLine="0"/>
+              <w:jc w:val="left"/>
+            </w:pPr>
+            <w:r>
+              <w:rPr>
+                <w:rFonts w:ascii="Times New Roman" w:hAnsi="Times New Roman"/>
+                <w:sz w:val="17"/>
+              </w:rPr>
+              <w:t xml:space="preserve">0.29</w:t>
+            </w:r>
+          </w:p>
+        </w:tc>
+        <w:tc>
+          <w:tcPr/>
+          <w:p>
+            <w:pPr>
+              <w:pStyle w:val="Compact"/>
+              <w:spacing w:before="20" w:after="20" w:line="240" w:lineRule="auto"/>
+              <w:ind w:firstLine="0"/>
+              <w:jc w:val="left"/>
+            </w:pPr>
+            <w:r>
+              <w:rPr>
+                <w:rFonts w:ascii="Times New Roman" w:hAnsi="Times New Roman"/>
+                <w:sz w:val="17"/>
+              </w:rPr>
+              <w:t xml:space="preserve">0.69</w:t>
+            </w:r>
+          </w:p>
+        </w:tc>
+      </w:tr>
+      <w:tr>
+        <w:tc>
+          <w:tcPr/>
+          <w:p>
+            <w:pPr>
+              <w:pStyle w:val="Compact"/>
+              <w:spacing w:before="20" w:after="20" w:line="240" w:lineRule="auto"/>
+              <w:ind w:firstLine="0"/>
+              <w:jc w:val="left"/>
+            </w:pPr>
+            <w:r>
+              <w:rPr>
+                <w:rFonts w:ascii="Times New Roman" w:hAnsi="Times New Roman"/>
+                <w:sz w:val="17"/>
+              </w:rPr>
+              <w:t xml:space="preserve">all</w:t>
+            </w:r>
+          </w:p>
+        </w:tc>
+        <w:tc>
+          <w:tcPr/>
+          <w:p>
+            <w:pPr>
+              <w:pStyle w:val="Compact"/>
+              <w:spacing w:before="20" w:after="20" w:line="240" w:lineRule="auto"/>
+              <w:ind w:firstLine="0"/>
+              <w:jc w:val="left"/>
+            </w:pPr>
+            <w:r>
+              <w:rPr>
+                <w:rFonts w:ascii="Times New Roman" w:hAnsi="Times New Roman"/>
+                <w:sz w:val="17"/>
+              </w:rPr>
+              <w:t xml:space="preserve">Acceptance gate</w:t>
+            </w:r>
+          </w:p>
+        </w:tc>
+        <w:tc>
+          <w:tcPr/>
+          <w:p>
+            <w:pPr>
+              <w:pStyle w:val="Compact"/>
+              <w:spacing w:before="20" w:after="20" w:line="240" w:lineRule="auto"/>
+              <w:ind w:firstLine="0"/>
+              <w:jc w:val="left"/>
+            </w:pPr>
+            <w:r>
+              <w:rPr>
+                <w:rFonts w:ascii="Times New Roman" w:hAnsi="Times New Roman"/>
+                <w:sz w:val="17"/>
+              </w:rPr>
+              <w:t xml:space="preserve">20</w:t>
+            </w:r>
+          </w:p>
+        </w:tc>
+        <w:tc>
+          <w:tcPr/>
+          <w:p>
+            <w:pPr>
+              <w:pStyle w:val="Compact"/>
+              <w:spacing w:before="20" w:after="20" w:line="240" w:lineRule="auto"/>
+              <w:ind w:firstLine="0"/>
+              <w:jc w:val="left"/>
+            </w:pPr>
+            <w:r>
+              <w:rPr>
+                <w:rFonts w:ascii="Times New Roman" w:hAnsi="Times New Roman"/>
+                <w:sz w:val="17"/>
+              </w:rPr>
+              <w:t xml:space="preserve">0.09</w:t>
+            </w:r>
+          </w:p>
+        </w:tc>
+        <w:tc>
+          <w:tcPr/>
+          <w:p>
+            <w:pPr>
+              <w:pStyle w:val="Compact"/>
+              <w:spacing w:before="20" w:after="20" w:line="240" w:lineRule="auto"/>
+              <w:ind w:firstLine="0"/>
+              <w:jc w:val="left"/>
+            </w:pPr>
+            <w:r>
+              <w:rPr>
+                <w:rFonts w:ascii="Times New Roman" w:hAnsi="Times New Roman"/>
+                <w:sz w:val="17"/>
+              </w:rPr>
+              <w:t xml:space="preserve">0.20</w:t>
+            </w:r>
+          </w:p>
+        </w:tc>
+      </w:tr>
+      <w:tr>
+        <w:tc>
+          <w:tcPr/>
+          <w:p>
+            <w:pPr>
+              <w:pStyle w:val="Compact"/>
+              <w:spacing w:before="20" w:after="20" w:line="240" w:lineRule="auto"/>
+              <w:ind w:firstLine="0"/>
+              <w:jc w:val="left"/>
+            </w:pPr>
+            <w:r>
+              <w:rPr>
+                <w:rFonts w:ascii="Times New Roman" w:hAnsi="Times New Roman"/>
+                <w:sz w:val="17"/>
+              </w:rPr>
+              <w:t xml:space="preserve">all</w:t>
+            </w:r>
+          </w:p>
+        </w:tc>
+        <w:tc>
+          <w:tcPr/>
+          <w:p>
+            <w:pPr>
+              <w:pStyle w:val="Compact"/>
+              <w:spacing w:before="20" w:after="20" w:line="240" w:lineRule="auto"/>
+              <w:ind w:firstLine="0"/>
+              <w:jc w:val="left"/>
+            </w:pPr>
+            <w:r>
+              <w:rPr>
+                <w:rFonts w:ascii="Times New Roman" w:hAnsi="Times New Roman"/>
+                <w:sz w:val="17"/>
+              </w:rPr>
+              <w:t xml:space="preserve">Recalibrated by past ratio</w:t>
+            </w:r>
+          </w:p>
+        </w:tc>
+        <w:tc>
+          <w:tcPr/>
+          <w:p>
+            <w:pPr>
+              <w:pStyle w:val="Compact"/>
+              <w:spacing w:before="20" w:after="20" w:line="240" w:lineRule="auto"/>
+              <w:ind w:firstLine="0"/>
+              <w:jc w:val="left"/>
+            </w:pPr>
+            <w:r>
+              <w:rPr>
+                <w:rFonts w:ascii="Times New Roman" w:hAnsi="Times New Roman"/>
+                <w:sz w:val="17"/>
+              </w:rPr>
+              <w:t xml:space="preserve">64</w:t>
+            </w:r>
+          </w:p>
+        </w:tc>
+        <w:tc>
+          <w:tcPr/>
+          <w:p>
+            <w:pPr>
+              <w:pStyle w:val="Compact"/>
+              <w:spacing w:before="20" w:after="20" w:line="240" w:lineRule="auto"/>
+              <w:ind w:firstLine="0"/>
+              <w:jc w:val="left"/>
+            </w:pPr>
+            <w:r>
+              <w:rPr>
+                <w:rFonts w:ascii="Times New Roman" w:hAnsi="Times New Roman"/>
+                <w:sz w:val="17"/>
+              </w:rPr>
+              <w:t xml:space="preserve">0.17</w:t>
+            </w:r>
+          </w:p>
+        </w:tc>
+        <w:tc>
+          <w:tcPr/>
+          <w:p>
+            <w:pPr>
+              <w:pStyle w:val="Compact"/>
+              <w:spacing w:before="20" w:after="20" w:line="240" w:lineRule="auto"/>
+              <w:ind w:firstLine="0"/>
+              <w:jc w:val="left"/>
+            </w:pPr>
+            <w:r>
+              <w:rPr>
+                <w:rFonts w:ascii="Times New Roman" w:hAnsi="Times New Roman"/>
+                <w:sz w:val="17"/>
+              </w:rPr>
+              <w:t xml:space="preserve">0.59</w:t>
+            </w:r>
+          </w:p>
+        </w:tc>
+      </w:tr>
+    </w:tbl>
+    <w:p>
+      <w:pPr>
+        <w:pStyle w:val="BodyText"/>
+        <w:spacing w:line="240" w:lineRule="auto"/>
+        <w:ind w:firstLine="0"/>
+      </w:pPr>
+      <w:r>
+        <w:rPr>
+          <w:iCs/>
+          <w:i/>
+        </w:rPr>
+        <w:t xml:space="preserve">Table E1. Email backtest, by decision rule and outcome.</w:t>
+      </w:r>
+    </w:p>
+    <w:tbl>
+      <w:tblPr>
+        <w:tblStyle w:val="Table"/>
+        <w:tblW w:type="pct" w:w="5000"/>
+        <w:tblLook w:firstRow="1" w:lastRow="0" w:firstColumn="0" w:lastColumn="0" w:noHBand="0" w:noVBand="0" w:val="0020"/>
+        <w:jc w:val="start"/>
+        <w:tblBorders>
+          <w:top w:val="single" w:sz="4" w:color="808080"/>
+          <w:bottom w:val="single" w:sz="4" w:color="808080"/>
+          <w:insideH w:val="single" w:sz="4" w:color="808080"/>
+        </w:tblBorders>
+      </w:tblPr>
+      <w:tblGrid>
+        <w:gridCol w:w="1320"/>
+        <w:gridCol w:w="1320"/>
+        <w:gridCol w:w="1320"/>
+        <w:gridCol w:w="1320"/>
+        <w:gridCol w:w="1320"/>
+        <w:gridCol w:w="1320"/>
+      </w:tblGrid>
+      <w:tr>
+        <w:trPr>
+          <w:tblHeader w:val="true"/>
+        </w:trPr>
+        <w:tc>
+          <w:tcPr/>
+          <w:p>
+            <w:pPr>
+              <w:pStyle w:val="Compact"/>
+              <w:spacing w:before="20" w:after="20" w:line="240" w:lineRule="auto"/>
+              <w:ind w:firstLine="0"/>
+              <w:jc w:val="left"/>
+            </w:pPr>
+            <w:r>
+              <w:rPr>
+                <w:rFonts w:ascii="Times New Roman" w:hAnsi="Times New Roman"/>
+                <w:b/>
+                <w:sz w:val="17"/>
+              </w:rPr>
+              <w:t xml:space="preserve">Model</w:t>
+            </w:r>
+          </w:p>
+        </w:tc>
+        <w:tc>
+          <w:tcPr/>
+          <w:p>
+            <w:pPr>
+              <w:pStyle w:val="Compact"/>
+              <w:spacing w:before="20" w:after="20" w:line="240" w:lineRule="auto"/>
+              <w:ind w:firstLine="0"/>
+              <w:jc w:val="left"/>
+            </w:pPr>
+            <w:r>
+              <w:rPr>
+                <w:rFonts w:ascii="Times New Roman" w:hAnsi="Times New Roman"/>
+                <w:b/>
+                <w:sz w:val="17"/>
+              </w:rPr>
+              <w:t xml:space="preserve">Anchored prompt</w:t>
+            </w:r>
+          </w:p>
+        </w:tc>
+        <w:tc>
+          <w:tcPr/>
+          <w:p>
+            <w:pPr>
+              <w:pStyle w:val="Compact"/>
+              <w:spacing w:before="20" w:after="20" w:line="240" w:lineRule="auto"/>
+              <w:ind w:firstLine="0"/>
+              <w:jc w:val="left"/>
+            </w:pPr>
+            <w:r>
+              <w:rPr>
+                <w:rFonts w:ascii="Times New Roman" w:hAnsi="Times New Roman"/>
+                <w:b/>
+                <w:sz w:val="17"/>
+              </w:rPr>
+              <w:t xml:space="preserve">Past campaign</w:t>
+            </w:r>
+          </w:p>
+        </w:tc>
+        <w:tc>
+          <w:tcPr/>
+          <w:p>
+            <w:pPr>
+              <w:pStyle w:val="Compact"/>
+              <w:spacing w:before="20" w:after="20" w:line="240" w:lineRule="auto"/>
+              <w:ind w:firstLine="0"/>
+              <w:jc w:val="left"/>
+            </w:pPr>
+            <w:r>
+              <w:rPr>
+                <w:rFonts w:ascii="Times New Roman" w:hAnsi="Times New Roman"/>
+                <w:b/>
+                <w:sz w:val="17"/>
+              </w:rPr>
+              <w:t xml:space="preserve">Past ratio</w:t>
+            </w:r>
+          </w:p>
+        </w:tc>
+        <w:tc>
+          <w:tcPr/>
+          <w:p>
+            <w:pPr>
+              <w:pStyle w:val="Compact"/>
+              <w:spacing w:before="20" w:after="20" w:line="240" w:lineRule="auto"/>
+              <w:ind w:firstLine="0"/>
+              <w:jc w:val="left"/>
+            </w:pPr>
+            <w:r>
+              <w:rPr>
+                <w:rFonts w:ascii="Times New Roman" w:hAnsi="Times New Roman"/>
+                <w:b/>
+                <w:sz w:val="17"/>
+              </w:rPr>
+              <w:t xml:space="preserve">New ratio</w:t>
+            </w:r>
+          </w:p>
+        </w:tc>
+        <w:tc>
+          <w:tcPr/>
+          <w:p>
+            <w:pPr>
+              <w:pStyle w:val="Compact"/>
+              <w:spacing w:before="20" w:after="20" w:line="240" w:lineRule="auto"/>
+              <w:ind w:firstLine="0"/>
+              <w:jc w:val="left"/>
+            </w:pPr>
+            <w:r>
+              <w:rPr>
+                <w:rFonts w:ascii="Times New Roman" w:hAnsi="Times New Roman"/>
+                <w:b/>
+                <w:sz w:val="17"/>
+              </w:rPr>
+              <w:t xml:space="preserve">New lift within 2x</w:t>
+            </w:r>
+          </w:p>
+        </w:tc>
+      </w:tr>
+      <w:tr>
+        <w:tc>
+          <w:tcPr/>
+          <w:p>
+            <w:pPr>
+              <w:pStyle w:val="Compact"/>
+              <w:spacing w:before="20" w:after="20" w:line="240" w:lineRule="auto"/>
+              <w:ind w:firstLine="0"/>
+              <w:jc w:val="left"/>
+            </w:pPr>
+            <w:r>
+              <w:rPr>
+                <w:rFonts w:ascii="Times New Roman" w:hAnsi="Times New Roman"/>
+                <w:sz w:val="17"/>
+              </w:rPr>
+              <w:t xml:space="preserve">claude-haiku-5.5</w:t>
+            </w:r>
+          </w:p>
+        </w:tc>
+        <w:tc>
+          <w:tcPr/>
+          <w:p>
+            <w:pPr>
+              <w:pStyle w:val="Compact"/>
+              <w:spacing w:before="20" w:after="20" w:line="240" w:lineRule="auto"/>
+              <w:ind w:firstLine="0"/>
+              <w:jc w:val="left"/>
+            </w:pPr>
+            <w:r>
+              <w:rPr>
+                <w:rFonts w:ascii="Times New Roman" w:hAnsi="Times New Roman"/>
+                <w:sz w:val="17"/>
+              </w:rPr>
+              <w:t xml:space="preserve">no</w:t>
+            </w:r>
+          </w:p>
+        </w:tc>
+        <w:tc>
+          <w:tcPr/>
+          <w:p>
+            <w:pPr>
+              <w:pStyle w:val="Compact"/>
+              <w:spacing w:before="20" w:after="20" w:line="240" w:lineRule="auto"/>
+              <w:ind w:firstLine="0"/>
+              <w:jc w:val="left"/>
+            </w:pPr>
+            <w:r>
+              <w:rPr>
+                <w:rFonts w:ascii="Times New Roman" w:hAnsi="Times New Roman"/>
+                <w:sz w:val="17"/>
+              </w:rPr>
+              <w:t xml:space="preserve">men</w:t>
+            </w:r>
+          </w:p>
+        </w:tc>
+        <w:tc>
+          <w:tcPr/>
+          <w:p>
+            <w:pPr>
+              <w:pStyle w:val="Compact"/>
+              <w:spacing w:before="20" w:after="20" w:line="240" w:lineRule="auto"/>
+              <w:ind w:firstLine="0"/>
+              <w:jc w:val="left"/>
+            </w:pPr>
+            <w:r>
+              <w:rPr>
+                <w:rFonts w:ascii="Times New Roman" w:hAnsi="Times New Roman"/>
+                <w:sz w:val="17"/>
+              </w:rPr>
+              <w:t xml:space="preserve">0.95</w:t>
+            </w:r>
+          </w:p>
+        </w:tc>
+        <w:tc>
+          <w:tcPr/>
+          <w:p>
+            <w:pPr>
+              <w:pStyle w:val="Compact"/>
+              <w:spacing w:before="20" w:after="20" w:line="240" w:lineRule="auto"/>
+              <w:ind w:firstLine="0"/>
+              <w:jc w:val="left"/>
+            </w:pPr>
+            <w:r>
+              <w:rPr>
+                <w:rFonts w:ascii="Times New Roman" w:hAnsi="Times New Roman"/>
+                <w:sz w:val="17"/>
+              </w:rPr>
+              <w:t xml:space="preserve">2.01</w:t>
+            </w:r>
+          </w:p>
+        </w:tc>
+        <w:tc>
+          <w:tcPr/>
+          <w:p>
+            <w:pPr>
+              <w:pStyle w:val="Compact"/>
+              <w:spacing w:before="20" w:after="20" w:line="240" w:lineRule="auto"/>
+              <w:ind w:firstLine="0"/>
+              <w:jc w:val="left"/>
+            </w:pPr>
+            <w:r>
+              <w:rPr>
+                <w:rFonts w:ascii="Times New Roman" w:hAnsi="Times New Roman"/>
+                <w:sz w:val="17"/>
+              </w:rPr>
+              <w:t xml:space="preserve">no</w:t>
+            </w:r>
+          </w:p>
+        </w:tc>
+      </w:tr>
+      <w:tr>
+        <w:tc>
+          <w:tcPr/>
+          <w:p>
+            <w:pPr>
+              <w:pStyle w:val="Compact"/>
+              <w:spacing w:before="20" w:after="20" w:line="240" w:lineRule="auto"/>
+              <w:ind w:firstLine="0"/>
+              <w:jc w:val="left"/>
+            </w:pPr>
+            <w:r>
+              <w:rPr>
+                <w:rFonts w:ascii="Times New Roman" w:hAnsi="Times New Roman"/>
+                <w:sz w:val="17"/>
+              </w:rPr>
+              <w:t xml:space="preserve">claude-sonnet-5</w:t>
+            </w:r>
+          </w:p>
+        </w:tc>
+        <w:tc>
+          <w:tcPr/>
+          <w:p>
+            <w:pPr>
+              <w:pStyle w:val="Compact"/>
+              <w:spacing w:before="20" w:after="20" w:line="240" w:lineRule="auto"/>
+              <w:ind w:firstLine="0"/>
+              <w:jc w:val="left"/>
+            </w:pPr>
+            <w:r>
+              <w:rPr>
+                <w:rFonts w:ascii="Times New Roman" w:hAnsi="Times New Roman"/>
+                <w:sz w:val="17"/>
+              </w:rPr>
+              <w:t xml:space="preserve">no</w:t>
+            </w:r>
+          </w:p>
+        </w:tc>
+        <w:tc>
+          <w:tcPr/>
+          <w:p>
+            <w:pPr>
+              <w:pStyle w:val="Compact"/>
+              <w:spacing w:before="20" w:after="20" w:line="240" w:lineRule="auto"/>
+              <w:ind w:firstLine="0"/>
+              <w:jc w:val="left"/>
+            </w:pPr>
+            <w:r>
+              <w:rPr>
+                <w:rFonts w:ascii="Times New Roman" w:hAnsi="Times New Roman"/>
+                <w:sz w:val="17"/>
+              </w:rPr>
+              <w:t xml:space="preserve">men</w:t>
+            </w:r>
+          </w:p>
+        </w:tc>
+        <w:tc>
+          <w:tcPr/>
+          <w:p>
+            <w:pPr>
+              <w:pStyle w:val="Compact"/>
+              <w:spacing w:before="20" w:after="20" w:line="240" w:lineRule="auto"/>
+              <w:ind w:firstLine="0"/>
+              <w:jc w:val="left"/>
+            </w:pPr>
+            <w:r>
+              <w:rPr>
+                <w:rFonts w:ascii="Times New Roman" w:hAnsi="Times New Roman"/>
+                <w:sz w:val="17"/>
+              </w:rPr>
+              <w:t xml:space="preserve">1.81</w:t>
+            </w:r>
+          </w:p>
+        </w:tc>
+        <w:tc>
+          <w:tcPr/>
+          <w:p>
+            <w:pPr>
+              <w:pStyle w:val="Compact"/>
+              <w:spacing w:before="20" w:after="20" w:line="240" w:lineRule="auto"/>
+              <w:ind w:firstLine="0"/>
+              <w:jc w:val="left"/>
+            </w:pPr>
+            <w:r>
+              <w:rPr>
+                <w:rFonts w:ascii="Times New Roman" w:hAnsi="Times New Roman"/>
+                <w:sz w:val="17"/>
+              </w:rPr>
+              <w:t xml:space="preserve">3.36</w:t>
+            </w:r>
+          </w:p>
+        </w:tc>
+        <w:tc>
+          <w:tcPr/>
+          <w:p>
+            <w:pPr>
+              <w:pStyle w:val="Compact"/>
+              <w:spacing w:before="20" w:after="20" w:line="240" w:lineRule="auto"/>
+              <w:ind w:firstLine="0"/>
+              <w:jc w:val="left"/>
+            </w:pPr>
+            <w:r>
+              <w:rPr>
+                <w:rFonts w:ascii="Times New Roman" w:hAnsi="Times New Roman"/>
+                <w:sz w:val="17"/>
+              </w:rPr>
+              <w:t xml:space="preserve">no</w:t>
+            </w:r>
+          </w:p>
+        </w:tc>
+      </w:tr>
+      <w:tr>
+        <w:tc>
+          <w:tcPr/>
+          <w:p>
+            <w:pPr>
+              <w:pStyle w:val="Compact"/>
+              <w:spacing w:before="20" w:after="20" w:line="240" w:lineRule="auto"/>
+              <w:ind w:firstLine="0"/>
+              <w:jc w:val="left"/>
+            </w:pPr>
+            <w:r>
+              <w:rPr>
+                <w:rFonts w:ascii="Times New Roman" w:hAnsi="Times New Roman"/>
+                <w:sz w:val="17"/>
+              </w:rPr>
+              <w:t xml:space="preserve">claude-sonnet-5</w:t>
+            </w:r>
+          </w:p>
+        </w:tc>
+        <w:tc>
+          <w:tcPr/>
+          <w:p>
+            <w:pPr>
+              <w:pStyle w:val="Compact"/>
+              <w:spacing w:before="20" w:after="20" w:line="240" w:lineRule="auto"/>
+              <w:ind w:firstLine="0"/>
+              <w:jc w:val="left"/>
+            </w:pPr>
+            <w:r>
+              <w:rPr>
+                <w:rFonts w:ascii="Times New Roman" w:hAnsi="Times New Roman"/>
+                <w:sz w:val="17"/>
+              </w:rPr>
+              <w:t xml:space="preserve">yes</w:t>
+            </w:r>
+          </w:p>
+        </w:tc>
+        <w:tc>
+          <w:tcPr/>
+          <w:p>
+            <w:pPr>
+              <w:pStyle w:val="Compact"/>
+              <w:spacing w:before="20" w:after="20" w:line="240" w:lineRule="auto"/>
+              <w:ind w:firstLine="0"/>
+              <w:jc w:val="left"/>
+            </w:pPr>
+            <w:r>
+              <w:rPr>
+                <w:rFonts w:ascii="Times New Roman" w:hAnsi="Times New Roman"/>
+                <w:sz w:val="17"/>
+              </w:rPr>
+              <w:t xml:space="preserve">women</w:t>
+            </w:r>
+          </w:p>
+        </w:tc>
+        <w:tc>
+          <w:tcPr/>
+          <w:p>
+            <w:pPr>
+              <w:pStyle w:val="Compact"/>
+              <w:spacing w:before="20" w:after="20" w:line="240" w:lineRule="auto"/>
+              <w:ind w:firstLine="0"/>
+              <w:jc w:val="left"/>
+            </w:pPr>
+            <w:r>
+              <w:rPr>
+                <w:rFonts w:ascii="Times New Roman" w:hAnsi="Times New Roman"/>
+                <w:sz w:val="17"/>
+              </w:rPr>
+              <w:t xml:space="preserve">0.80</w:t>
+            </w:r>
+          </w:p>
+        </w:tc>
+        <w:tc>
+          <w:tcPr/>
+          <w:p>
+            <w:pPr>
+              <w:pStyle w:val="Compact"/>
+              <w:spacing w:before="20" w:after="20" w:line="240" w:lineRule="auto"/>
+              <w:ind w:firstLine="0"/>
+              <w:jc w:val="left"/>
+            </w:pPr>
+            <w:r>
+              <w:rPr>
+                <w:rFonts w:ascii="Times New Roman" w:hAnsi="Times New Roman"/>
+                <w:sz w:val="17"/>
+              </w:rPr>
+              <w:t xml:space="preserve">0.35</w:t>
+            </w:r>
+          </w:p>
+        </w:tc>
+        <w:tc>
+          <w:tcPr/>
+          <w:p>
+            <w:pPr>
+              <w:pStyle w:val="Compact"/>
+              <w:spacing w:before="20" w:after="20" w:line="240" w:lineRule="auto"/>
+              <w:ind w:firstLine="0"/>
+              <w:jc w:val="left"/>
+            </w:pPr>
+            <w:r>
+              <w:rPr>
+                <w:rFonts w:ascii="Times New Roman" w:hAnsi="Times New Roman"/>
+                <w:sz w:val="17"/>
+              </w:rPr>
+              <w:t xml:space="preserve">no</w:t>
+            </w:r>
+          </w:p>
+        </w:tc>
+      </w:tr>
+      <w:tr>
+        <w:tc>
+          <w:tcPr/>
+          <w:p>
+            <w:pPr>
+              <w:pStyle w:val="Compact"/>
+              <w:spacing w:before="20" w:after="20" w:line="240" w:lineRule="auto"/>
+              <w:ind w:firstLine="0"/>
+              <w:jc w:val="left"/>
+            </w:pPr>
+            <w:r>
+              <w:rPr>
+                <w:rFonts w:ascii="Times New Roman" w:hAnsi="Times New Roman"/>
+                <w:sz w:val="17"/>
+              </w:rPr>
+              <w:t xml:space="preserve">deepseek-v4-pro-0813</w:t>
+            </w:r>
+          </w:p>
+        </w:tc>
+        <w:tc>
+          <w:tcPr/>
+          <w:p>
+            <w:pPr>
+              <w:pStyle w:val="Compact"/>
+              <w:spacing w:before="20" w:after="20" w:line="240" w:lineRule="auto"/>
+              <w:ind w:firstLine="0"/>
+              <w:jc w:val="left"/>
+            </w:pPr>
+            <w:r>
+              <w:rPr>
+                <w:rFonts w:ascii="Times New Roman" w:hAnsi="Times New Roman"/>
+                <w:sz w:val="17"/>
+              </w:rPr>
+              <w:t xml:space="preserve">no</w:t>
+            </w:r>
+          </w:p>
+        </w:tc>
+        <w:tc>
+          <w:tcPr/>
+          <w:p>
+            <w:pPr>
+              <w:pStyle w:val="Compact"/>
+              <w:spacing w:before="20" w:after="20" w:line="240" w:lineRule="auto"/>
+              <w:ind w:firstLine="0"/>
+              <w:jc w:val="left"/>
+            </w:pPr>
+            <w:r>
+              <w:rPr>
+                <w:rFonts w:ascii="Times New Roman" w:hAnsi="Times New Roman"/>
+                <w:sz w:val="17"/>
+              </w:rPr>
+              <w:t xml:space="preserve">men</w:t>
+            </w:r>
+          </w:p>
+        </w:tc>
+        <w:tc>
+          <w:tcPr/>
+          <w:p>
+            <w:pPr>
+              <w:pStyle w:val="Compact"/>
+              <w:spacing w:before="20" w:after="20" w:line="240" w:lineRule="auto"/>
+              <w:ind w:firstLine="0"/>
+              <w:jc w:val="left"/>
+            </w:pPr>
+            <w:r>
+              <w:rPr>
+                <w:rFonts w:ascii="Times New Roman" w:hAnsi="Times New Roman"/>
+                <w:sz w:val="17"/>
+              </w:rPr>
+              <w:t xml:space="preserve">0.67</w:t>
+            </w:r>
+          </w:p>
+        </w:tc>
+        <w:tc>
+          <w:tcPr/>
+          <w:p>
+            <w:pPr>
+              <w:pStyle w:val="Compact"/>
+              <w:spacing w:before="20" w:after="20" w:line="240" w:lineRule="auto"/>
+              <w:ind w:firstLine="0"/>
+              <w:jc w:val="left"/>
+            </w:pPr>
+            <w:r>
+              <w:rPr>
+                <w:rFonts w:ascii="Times New Roman" w:hAnsi="Times New Roman"/>
+                <w:sz w:val="17"/>
+              </w:rPr>
+              <w:t xml:space="preserve">0.97</w:t>
+            </w:r>
+          </w:p>
+        </w:tc>
+        <w:tc>
+          <w:tcPr/>
+          <w:p>
+            <w:pPr>
+              <w:pStyle w:val="Compact"/>
+              <w:spacing w:before="20" w:after="20" w:line="240" w:lineRule="auto"/>
+              <w:ind w:firstLine="0"/>
+              <w:jc w:val="left"/>
+            </w:pPr>
+            <w:r>
+              <w:rPr>
+                <w:rFonts w:ascii="Times New Roman" w:hAnsi="Times New Roman"/>
+                <w:sz w:val="17"/>
+              </w:rPr>
+              <w:t xml:space="preserve">yes</w:t>
+            </w:r>
+          </w:p>
+        </w:tc>
+      </w:tr>
+      <w:tr>
+        <w:tc>
+          <w:tcPr/>
+          <w:p>
+            <w:pPr>
+              <w:pStyle w:val="Compact"/>
+              <w:spacing w:before="20" w:after="20" w:line="240" w:lineRule="auto"/>
+              <w:ind w:firstLine="0"/>
+              <w:jc w:val="left"/>
+            </w:pPr>
+            <w:r>
+              <w:rPr>
+                <w:rFonts w:ascii="Times New Roman" w:hAnsi="Times New Roman"/>
+                <w:sz w:val="17"/>
+              </w:rPr>
+              <w:t xml:space="preserve">deepseek-v4-pro-0813</w:t>
+            </w:r>
+          </w:p>
+        </w:tc>
+        <w:tc>
+          <w:tcPr/>
+          <w:p>
+            <w:pPr>
+              <w:pStyle w:val="Compact"/>
+              <w:spacing w:before="20" w:after="20" w:line="240" w:lineRule="auto"/>
+              <w:ind w:firstLine="0"/>
+              <w:jc w:val="left"/>
+            </w:pPr>
+            <w:r>
+              <w:rPr>
+                <w:rFonts w:ascii="Times New Roman" w:hAnsi="Times New Roman"/>
+                <w:sz w:val="17"/>
+              </w:rPr>
+              <w:t xml:space="preserve">no</w:t>
+            </w:r>
+          </w:p>
+        </w:tc>
+        <w:tc>
+          <w:tcPr/>
+          <w:p>
+            <w:pPr>
+              <w:pStyle w:val="Compact"/>
+              <w:spacing w:before="20" w:after="20" w:line="240" w:lineRule="auto"/>
+              <w:ind w:firstLine="0"/>
+              <w:jc w:val="left"/>
+            </w:pPr>
+            <w:r>
+              <w:rPr>
+                <w:rFonts w:ascii="Times New Roman" w:hAnsi="Times New Roman"/>
+                <w:sz w:val="17"/>
+              </w:rPr>
+              <w:t xml:space="preserve">women</w:t>
+            </w:r>
+          </w:p>
+        </w:tc>
+        <w:tc>
+          <w:tcPr/>
+          <w:p>
+            <w:pPr>
+              <w:pStyle w:val="Compact"/>
+              <w:spacing w:before="20" w:after="20" w:line="240" w:lineRule="auto"/>
+              <w:ind w:firstLine="0"/>
+              <w:jc w:val="left"/>
+            </w:pPr>
+            <w:r>
+              <w:rPr>
+                <w:rFonts w:ascii="Times New Roman" w:hAnsi="Times New Roman"/>
+                <w:sz w:val="17"/>
+              </w:rPr>
+              <w:t xml:space="preserve">0.97</w:t>
+            </w:r>
+          </w:p>
+        </w:tc>
+        <w:tc>
+          <w:tcPr/>
+          <w:p>
+            <w:pPr>
+              <w:pStyle w:val="Compact"/>
+              <w:spacing w:before="20" w:after="20" w:line="240" w:lineRule="auto"/>
+              <w:ind w:firstLine="0"/>
+              <w:jc w:val="left"/>
+            </w:pPr>
+            <w:r>
+              <w:rPr>
+                <w:rFonts w:ascii="Times New Roman" w:hAnsi="Times New Roman"/>
+                <w:sz w:val="17"/>
+              </w:rPr>
+              <w:t xml:space="preserve">0.67</w:t>
+            </w:r>
+          </w:p>
+        </w:tc>
+        <w:tc>
+          <w:tcPr/>
+          <w:p>
+            <w:pPr>
+              <w:pStyle w:val="Compact"/>
+              <w:spacing w:before="20" w:after="20" w:line="240" w:lineRule="auto"/>
+              <w:ind w:firstLine="0"/>
+              <w:jc w:val="left"/>
+            </w:pPr>
+            <w:r>
+              <w:rPr>
+                <w:rFonts w:ascii="Times New Roman" w:hAnsi="Times New Roman"/>
+                <w:sz w:val="17"/>
+              </w:rPr>
+              <w:t xml:space="preserve">yes</w:t>
+            </w:r>
+          </w:p>
+        </w:tc>
+      </w:tr>
+      <w:tr>
+        <w:tc>
+          <w:tcPr/>
+          <w:p>
+            <w:pPr>
+              <w:pStyle w:val="Compact"/>
+              <w:spacing w:before="20" w:after="20" w:line="240" w:lineRule="auto"/>
+              <w:ind w:firstLine="0"/>
+              <w:jc w:val="left"/>
+            </w:pPr>
+            <w:r>
+              <w:rPr>
+                <w:rFonts w:ascii="Times New Roman" w:hAnsi="Times New Roman"/>
+                <w:sz w:val="17"/>
+              </w:rPr>
+              <w:t xml:space="preserve">gemini-3.1-flash-lite</w:t>
+            </w:r>
+          </w:p>
+        </w:tc>
+        <w:tc>
+          <w:tcPr/>
+          <w:p>
+            <w:pPr>
+              <w:pStyle w:val="Compact"/>
+              <w:spacing w:before="20" w:after="20" w:line="240" w:lineRule="auto"/>
+              <w:ind w:firstLine="0"/>
+              <w:jc w:val="left"/>
+            </w:pPr>
+            <w:r>
+              <w:rPr>
+                <w:rFonts w:ascii="Times New Roman" w:hAnsi="Times New Roman"/>
+                <w:sz w:val="17"/>
+              </w:rPr>
+              <w:t xml:space="preserve">no</w:t>
+            </w:r>
+          </w:p>
+        </w:tc>
+        <w:tc>
+          <w:tcPr/>
+          <w:p>
+            <w:pPr>
+              <w:pStyle w:val="Compact"/>
+              <w:spacing w:before="20" w:after="20" w:line="240" w:lineRule="auto"/>
+              <w:ind w:firstLine="0"/>
+              <w:jc w:val="left"/>
+            </w:pPr>
+            <w:r>
+              <w:rPr>
+                <w:rFonts w:ascii="Times New Roman" w:hAnsi="Times New Roman"/>
+                <w:sz w:val="17"/>
+              </w:rPr>
+              <w:t xml:space="preserve">men</w:t>
+            </w:r>
+          </w:p>
+        </w:tc>
+        <w:tc>
+          <w:tcPr/>
+          <w:p>
+            <w:pPr>
+              <w:pStyle w:val="Compact"/>
+              <w:spacing w:before="20" w:after="20" w:line="240" w:lineRule="auto"/>
+              <w:ind w:firstLine="0"/>
+              <w:jc w:val="left"/>
+            </w:pPr>
+            <w:r>
+              <w:rPr>
+                <w:rFonts w:ascii="Times New Roman" w:hAnsi="Times New Roman"/>
+                <w:sz w:val="17"/>
+              </w:rPr>
+              <w:t xml:space="preserve">0.59</w:t>
+            </w:r>
+          </w:p>
+        </w:tc>
+        <w:tc>
+          <w:tcPr/>
+          <w:p>
+            <w:pPr>
+              <w:pStyle w:val="Compact"/>
+              <w:spacing w:before="20" w:after="20" w:line="240" w:lineRule="auto"/>
+              <w:ind w:firstLine="0"/>
+              <w:jc w:val="left"/>
+            </w:pPr>
+            <w:r>
+              <w:rPr>
+                <w:rFonts w:ascii="Times New Roman" w:hAnsi="Times New Roman"/>
+                <w:sz w:val="17"/>
+              </w:rPr>
+              <w:t xml:space="preserve">1.08</w:t>
+            </w:r>
+          </w:p>
+        </w:tc>
+        <w:tc>
+          <w:tcPr/>
+          <w:p>
+            <w:pPr>
+              <w:pStyle w:val="Compact"/>
+              <w:spacing w:before="20" w:after="20" w:line="240" w:lineRule="auto"/>
+              <w:ind w:firstLine="0"/>
+              <w:jc w:val="left"/>
+            </w:pPr>
+            <w:r>
+              <w:rPr>
+                <w:rFonts w:ascii="Times New Roman" w:hAnsi="Times New Roman"/>
+                <w:sz w:val="17"/>
+              </w:rPr>
+              <w:t xml:space="preserve">yes</w:t>
+            </w:r>
+          </w:p>
+        </w:tc>
+      </w:tr>
+      <w:tr>
+        <w:tc>
+          <w:tcPr/>
+          <w:p>
+            <w:pPr>
+              <w:pStyle w:val="Compact"/>
+              <w:spacing w:before="20" w:after="20" w:line="240" w:lineRule="auto"/>
+              <w:ind w:firstLine="0"/>
+              <w:jc w:val="left"/>
+            </w:pPr>
+            <w:r>
+              <w:rPr>
+                <w:rFonts w:ascii="Times New Roman" w:hAnsi="Times New Roman"/>
+                <w:sz w:val="17"/>
+              </w:rPr>
+              <w:t xml:space="preserve">gemini-3.1-flash-lite</w:t>
+            </w:r>
+          </w:p>
+        </w:tc>
+        <w:tc>
+          <w:tcPr/>
+          <w:p>
+            <w:pPr>
+              <w:pStyle w:val="Compact"/>
+              <w:spacing w:before="20" w:after="20" w:line="240" w:lineRule="auto"/>
+              <w:ind w:firstLine="0"/>
+              <w:jc w:val="left"/>
+            </w:pPr>
+            <w:r>
+              <w:rPr>
+                <w:rFonts w:ascii="Times New Roman" w:hAnsi="Times New Roman"/>
+                <w:sz w:val="17"/>
+              </w:rPr>
+              <w:t xml:space="preserve">no</w:t>
+            </w:r>
+          </w:p>
+        </w:tc>
+        <w:tc>
+          <w:tcPr/>
+          <w:p>
+            <w:pPr>
+              <w:pStyle w:val="Compact"/>
+              <w:spacing w:before="20" w:after="20" w:line="240" w:lineRule="auto"/>
+              <w:ind w:firstLine="0"/>
+              <w:jc w:val="left"/>
+            </w:pPr>
+            <w:r>
+              <w:rPr>
+                <w:rFonts w:ascii="Times New Roman" w:hAnsi="Times New Roman"/>
+                <w:sz w:val="17"/>
+              </w:rPr>
+              <w:t xml:space="preserve">women</w:t>
+            </w:r>
+          </w:p>
+        </w:tc>
+        <w:tc>
+          <w:tcPr/>
+          <w:p>
+            <w:pPr>
+              <w:pStyle w:val="Compact"/>
+              <w:spacing w:before="20" w:after="20" w:line="240" w:lineRule="auto"/>
+              <w:ind w:firstLine="0"/>
+              <w:jc w:val="left"/>
+            </w:pPr>
+            <w:r>
+              <w:rPr>
+                <w:rFonts w:ascii="Times New Roman" w:hAnsi="Times New Roman"/>
+                <w:sz w:val="17"/>
+              </w:rPr>
+              <w:t xml:space="preserve">1.08</w:t>
+            </w:r>
+          </w:p>
+        </w:tc>
+        <w:tc>
+          <w:tcPr/>
+          <w:p>
+            <w:pPr>
+              <w:pStyle w:val="Compact"/>
+              <w:spacing w:before="20" w:after="20" w:line="240" w:lineRule="auto"/>
+              <w:ind w:firstLine="0"/>
+              <w:jc w:val="left"/>
+            </w:pPr>
+            <w:r>
+              <w:rPr>
+                <w:rFonts w:ascii="Times New Roman" w:hAnsi="Times New Roman"/>
+                <w:sz w:val="17"/>
+              </w:rPr>
+              <w:t xml:space="preserve">0.59</w:t>
+            </w:r>
+          </w:p>
+        </w:tc>
+        <w:tc>
+          <w:tcPr/>
+          <w:p>
+            <w:pPr>
+              <w:pStyle w:val="Compact"/>
+              <w:spacing w:before="20" w:after="20" w:line="240" w:lineRule="auto"/>
+              <w:ind w:firstLine="0"/>
+              <w:jc w:val="left"/>
+            </w:pPr>
+            <w:r>
+              <w:rPr>
+                <w:rFonts w:ascii="Times New Roman" w:hAnsi="Times New Roman"/>
+                <w:sz w:val="17"/>
+              </w:rPr>
+              <w:t xml:space="preserve">yes</w:t>
+            </w:r>
+          </w:p>
+        </w:tc>
+      </w:tr>
+      <w:tr>
+        <w:tc>
+          <w:tcPr/>
+          <w:p>
+            <w:pPr>
+              <w:pStyle w:val="Compact"/>
+              <w:spacing w:before="20" w:after="20" w:line="240" w:lineRule="auto"/>
+              <w:ind w:firstLine="0"/>
+              <w:jc w:val="left"/>
+            </w:pPr>
+            <w:r>
+              <w:rPr>
+                <w:rFonts w:ascii="Times New Roman" w:hAnsi="Times New Roman"/>
+                <w:sz w:val="17"/>
+              </w:rPr>
+              <w:t xml:space="preserve">gemini-3.1-flash-lite</w:t>
+            </w:r>
+          </w:p>
+        </w:tc>
+        <w:tc>
+          <w:tcPr/>
+          <w:p>
+            <w:pPr>
+              <w:pStyle w:val="Compact"/>
+              <w:spacing w:before="20" w:after="20" w:line="240" w:lineRule="auto"/>
+              <w:ind w:firstLine="0"/>
+              <w:jc w:val="left"/>
+            </w:pPr>
+            <w:r>
+              <w:rPr>
+                <w:rFonts w:ascii="Times New Roman" w:hAnsi="Times New Roman"/>
+                <w:sz w:val="17"/>
+              </w:rPr>
+              <w:t xml:space="preserve">yes</w:t>
+            </w:r>
+          </w:p>
+        </w:tc>
+        <w:tc>
+          <w:tcPr/>
+          <w:p>
+            <w:pPr>
+              <w:pStyle w:val="Compact"/>
+              <w:spacing w:before="20" w:after="20" w:line="240" w:lineRule="auto"/>
+              <w:ind w:firstLine="0"/>
+              <w:jc w:val="left"/>
+            </w:pPr>
+            <w:r>
+              <w:rPr>
+                <w:rFonts w:ascii="Times New Roman" w:hAnsi="Times New Roman"/>
+                <w:sz w:val="17"/>
+              </w:rPr>
+              <w:t xml:space="preserve">men</w:t>
+            </w:r>
+          </w:p>
+        </w:tc>
+        <w:tc>
+          <w:tcPr/>
+          <w:p>
+            <w:pPr>
+              <w:pStyle w:val="Compact"/>
+              <w:spacing w:before="20" w:after="20" w:line="240" w:lineRule="auto"/>
+              <w:ind w:firstLine="0"/>
+              <w:jc w:val="left"/>
+            </w:pPr>
+            <w:r>
+              <w:rPr>
+                <w:rFonts w:ascii="Times New Roman" w:hAnsi="Times New Roman"/>
+                <w:sz w:val="17"/>
+              </w:rPr>
+              <w:t xml:space="preserve">0.77</w:t>
+            </w:r>
+          </w:p>
+        </w:tc>
+        <w:tc>
+          <w:tcPr/>
+          <w:p>
+            <w:pPr>
+              <w:pStyle w:val="Compact"/>
+              <w:spacing w:before="20" w:after="20" w:line="240" w:lineRule="auto"/>
+              <w:ind w:firstLine="0"/>
+              <w:jc w:val="left"/>
+            </w:pPr>
+            <w:r>
+              <w:rPr>
+                <w:rFonts w:ascii="Times New Roman" w:hAnsi="Times New Roman"/>
+                <w:sz w:val="17"/>
+              </w:rPr>
+              <w:t xml:space="preserve">1.28</w:t>
+            </w:r>
+          </w:p>
+        </w:tc>
+        <w:tc>
+          <w:tcPr/>
+          <w:p>
+            <w:pPr>
+              <w:pStyle w:val="Compact"/>
+              <w:spacing w:before="20" w:after="20" w:line="240" w:lineRule="auto"/>
+              <w:ind w:firstLine="0"/>
+              <w:jc w:val="left"/>
+            </w:pPr>
+            <w:r>
+              <w:rPr>
+                <w:rFonts w:ascii="Times New Roman" w:hAnsi="Times New Roman"/>
+                <w:sz w:val="17"/>
+              </w:rPr>
+              <w:t xml:space="preserve">yes</w:t>
+            </w:r>
+          </w:p>
+        </w:tc>
+      </w:tr>
+      <w:tr>
+        <w:tc>
+          <w:tcPr/>
+          <w:p>
+            <w:pPr>
+              <w:pStyle w:val="Compact"/>
+              <w:spacing w:before="20" w:after="20" w:line="240" w:lineRule="auto"/>
+              <w:ind w:firstLine="0"/>
+              <w:jc w:val="left"/>
+            </w:pPr>
+            <w:r>
+              <w:rPr>
+                <w:rFonts w:ascii="Times New Roman" w:hAnsi="Times New Roman"/>
+                <w:sz w:val="17"/>
+              </w:rPr>
+              <w:t xml:space="preserve">gemini-3.1-flash-lite</w:t>
+            </w:r>
+          </w:p>
+        </w:tc>
+        <w:tc>
+          <w:tcPr/>
+          <w:p>
+            <w:pPr>
+              <w:pStyle w:val="Compact"/>
+              <w:spacing w:before="20" w:after="20" w:line="240" w:lineRule="auto"/>
+              <w:ind w:firstLine="0"/>
+              <w:jc w:val="left"/>
+            </w:pPr>
+            <w:r>
+              <w:rPr>
+                <w:rFonts w:ascii="Times New Roman" w:hAnsi="Times New Roman"/>
+                <w:sz w:val="17"/>
+              </w:rPr>
+              <w:t xml:space="preserve">yes</w:t>
+            </w:r>
+          </w:p>
+        </w:tc>
+        <w:tc>
+          <w:tcPr/>
+          <w:p>
+            <w:pPr>
+              <w:pStyle w:val="Compact"/>
+              <w:spacing w:before="20" w:after="20" w:line="240" w:lineRule="auto"/>
+              <w:ind w:firstLine="0"/>
+              <w:jc w:val="left"/>
+            </w:pPr>
+            <w:r>
+              <w:rPr>
+                <w:rFonts w:ascii="Times New Roman" w:hAnsi="Times New Roman"/>
+                <w:sz w:val="17"/>
+              </w:rPr>
+              <w:t xml:space="preserve">women</w:t>
+            </w:r>
+          </w:p>
+        </w:tc>
+        <w:tc>
+          <w:tcPr/>
+          <w:p>
+            <w:pPr>
+              <w:pStyle w:val="Compact"/>
+              <w:spacing w:before="20" w:after="20" w:line="240" w:lineRule="auto"/>
+              <w:ind w:firstLine="0"/>
+              <w:jc w:val="left"/>
+            </w:pPr>
+            <w:r>
+              <w:rPr>
+                <w:rFonts w:ascii="Times New Roman" w:hAnsi="Times New Roman"/>
+                <w:sz w:val="17"/>
+              </w:rPr>
+              <w:t xml:space="preserve">1.28</w:t>
+            </w:r>
+          </w:p>
+        </w:tc>
+        <w:tc>
+          <w:tcPr/>
+          <w:p>
+            <w:pPr>
+              <w:pStyle w:val="Compact"/>
+              <w:spacing w:before="20" w:after="20" w:line="240" w:lineRule="auto"/>
+              <w:ind w:firstLine="0"/>
+              <w:jc w:val="left"/>
+            </w:pPr>
+            <w:r>
+              <w:rPr>
+                <w:rFonts w:ascii="Times New Roman" w:hAnsi="Times New Roman"/>
+                <w:sz w:val="17"/>
+              </w:rPr>
+              <w:t xml:space="preserve">0.77</w:t>
+            </w:r>
+          </w:p>
+        </w:tc>
+        <w:tc>
+          <w:tcPr/>
+          <w:p>
+            <w:pPr>
+              <w:pStyle w:val="Compact"/>
+              <w:spacing w:before="20" w:after="20" w:line="240" w:lineRule="auto"/>
+              <w:ind w:firstLine="0"/>
+              <w:jc w:val="left"/>
+            </w:pPr>
+            <w:r>
+              <w:rPr>
+                <w:rFonts w:ascii="Times New Roman" w:hAnsi="Times New Roman"/>
+                <w:sz w:val="17"/>
+              </w:rPr>
+              <w:t xml:space="preserve">yes</w:t>
+            </w:r>
+          </w:p>
+        </w:tc>
+      </w:tr>
+      <w:tr>
+        <w:tc>
+          <w:tcPr/>
+          <w:p>
+            <w:pPr>
+              <w:pStyle w:val="Compact"/>
+              <w:spacing w:before="20" w:after="20" w:line="240" w:lineRule="auto"/>
+              <w:ind w:firstLine="0"/>
+              <w:jc w:val="left"/>
+            </w:pPr>
+            <w:r>
+              <w:rPr>
+                <w:rFonts w:ascii="Times New Roman" w:hAnsi="Times New Roman"/>
+                <w:sz w:val="17"/>
+              </w:rPr>
+              <w:t xml:space="preserve">llama-3.3-70b-instruct</w:t>
+            </w:r>
+          </w:p>
+        </w:tc>
+        <w:tc>
+          <w:tcPr/>
+          <w:p>
+            <w:pPr>
+              <w:pStyle w:val="Compact"/>
+              <w:spacing w:before="20" w:after="20" w:line="240" w:lineRule="auto"/>
+              <w:ind w:firstLine="0"/>
+              <w:jc w:val="left"/>
+            </w:pPr>
+            <w:r>
+              <w:rPr>
+                <w:rFonts w:ascii="Times New Roman" w:hAnsi="Times New Roman"/>
+                <w:sz w:val="17"/>
+              </w:rPr>
+              <w:t xml:space="preserve">no</w:t>
+            </w:r>
+          </w:p>
+        </w:tc>
+        <w:tc>
+          <w:tcPr/>
+          <w:p>
+            <w:pPr>
+              <w:pStyle w:val="Compact"/>
+              <w:spacing w:before="20" w:after="20" w:line="240" w:lineRule="auto"/>
+              <w:ind w:firstLine="0"/>
+              <w:jc w:val="left"/>
+            </w:pPr>
+            <w:r>
+              <w:rPr>
+                <w:rFonts w:ascii="Times New Roman" w:hAnsi="Times New Roman"/>
+                <w:sz w:val="17"/>
+              </w:rPr>
+              <w:t xml:space="preserve">men</w:t>
+            </w:r>
+          </w:p>
+        </w:tc>
+        <w:tc>
+          <w:tcPr/>
+          <w:p>
+            <w:pPr>
+              <w:pStyle w:val="Compact"/>
+              <w:spacing w:before="20" w:after="20" w:line="240" w:lineRule="auto"/>
+              <w:ind w:firstLine="0"/>
+              <w:jc w:val="left"/>
+            </w:pPr>
+            <w:r>
+              <w:rPr>
+                <w:rFonts w:ascii="Times New Roman" w:hAnsi="Times New Roman"/>
+                <w:sz w:val="17"/>
+              </w:rPr>
+              <w:t xml:space="preserve">0.93</w:t>
+            </w:r>
+          </w:p>
+        </w:tc>
+        <w:tc>
+          <w:tcPr/>
+          <w:p>
+            <w:pPr>
+              <w:pStyle w:val="Compact"/>
+              <w:spacing w:before="20" w:after="20" w:line="240" w:lineRule="auto"/>
+              <w:ind w:firstLine="0"/>
+              <w:jc w:val="left"/>
+            </w:pPr>
+            <w:r>
+              <w:rPr>
+                <w:rFonts w:ascii="Times New Roman" w:hAnsi="Times New Roman"/>
+                <w:sz w:val="17"/>
+              </w:rPr>
+              <w:t xml:space="preserve">1.42</w:t>
+            </w:r>
+          </w:p>
+        </w:tc>
+        <w:tc>
+          <w:tcPr/>
+          <w:p>
+            <w:pPr>
+              <w:pStyle w:val="Compact"/>
+              <w:spacing w:before="20" w:after="20" w:line="240" w:lineRule="auto"/>
+              <w:ind w:firstLine="0"/>
+              <w:jc w:val="left"/>
+            </w:pPr>
+            <w:r>
+              <w:rPr>
+                <w:rFonts w:ascii="Times New Roman" w:hAnsi="Times New Roman"/>
+                <w:sz w:val="17"/>
+              </w:rPr>
+              <w:t xml:space="preserve">yes</w:t>
+            </w:r>
+          </w:p>
+        </w:tc>
+      </w:tr>
+      <w:tr>
+        <w:tc>
+          <w:tcPr/>
+          <w:p>
+            <w:pPr>
+              <w:pStyle w:val="Compact"/>
+              <w:spacing w:before="20" w:after="20" w:line="240" w:lineRule="auto"/>
+              <w:ind w:firstLine="0"/>
+              <w:jc w:val="left"/>
+            </w:pPr>
+            <w:r>
+              <w:rPr>
+                <w:rFonts w:ascii="Times New Roman" w:hAnsi="Times New Roman"/>
+                <w:sz w:val="17"/>
+              </w:rPr>
+              <w:t xml:space="preserve">llama-3.3-70b-instruct</w:t>
+            </w:r>
+          </w:p>
+        </w:tc>
+        <w:tc>
+          <w:tcPr/>
+          <w:p>
+            <w:pPr>
+              <w:pStyle w:val="Compact"/>
+              <w:spacing w:before="20" w:after="20" w:line="240" w:lineRule="auto"/>
+              <w:ind w:firstLine="0"/>
+              <w:jc w:val="left"/>
+            </w:pPr>
+            <w:r>
+              <w:rPr>
+                <w:rFonts w:ascii="Times New Roman" w:hAnsi="Times New Roman"/>
+                <w:sz w:val="17"/>
+              </w:rPr>
+              <w:t xml:space="preserve">no</w:t>
+            </w:r>
+          </w:p>
+        </w:tc>
+        <w:tc>
+          <w:tcPr/>
+          <w:p>
+            <w:pPr>
+              <w:pStyle w:val="Compact"/>
+              <w:spacing w:before="20" w:after="20" w:line="240" w:lineRule="auto"/>
+              <w:ind w:firstLine="0"/>
+              <w:jc w:val="left"/>
+            </w:pPr>
+            <w:r>
+              <w:rPr>
+                <w:rFonts w:ascii="Times New Roman" w:hAnsi="Times New Roman"/>
+                <w:sz w:val="17"/>
+              </w:rPr>
+              <w:t xml:space="preserve">women</w:t>
+            </w:r>
+          </w:p>
+        </w:tc>
+        <w:tc>
+          <w:tcPr/>
+          <w:p>
+            <w:pPr>
+              <w:pStyle w:val="Compact"/>
+              <w:spacing w:before="20" w:after="20" w:line="240" w:lineRule="auto"/>
+              <w:ind w:firstLine="0"/>
+              <w:jc w:val="left"/>
+            </w:pPr>
+            <w:r>
+              <w:rPr>
+                <w:rFonts w:ascii="Times New Roman" w:hAnsi="Times New Roman"/>
+                <w:sz w:val="17"/>
+              </w:rPr>
+              <w:t xml:space="preserve">1.42</w:t>
+            </w:r>
+          </w:p>
+        </w:tc>
+        <w:tc>
+          <w:tcPr/>
+          <w:p>
+            <w:pPr>
+              <w:pStyle w:val="Compact"/>
+              <w:spacing w:before="20" w:after="20" w:line="240" w:lineRule="auto"/>
+              <w:ind w:firstLine="0"/>
+              <w:jc w:val="left"/>
+            </w:pPr>
+            <w:r>
+              <w:rPr>
+                <w:rFonts w:ascii="Times New Roman" w:hAnsi="Times New Roman"/>
+                <w:sz w:val="17"/>
+              </w:rPr>
+              <w:t xml:space="preserve">0.93</w:t>
+            </w:r>
+          </w:p>
+        </w:tc>
+        <w:tc>
+          <w:tcPr/>
+          <w:p>
+            <w:pPr>
+              <w:pStyle w:val="Compact"/>
+              <w:spacing w:before="20" w:after="20" w:line="240" w:lineRule="auto"/>
+              <w:ind w:firstLine="0"/>
+              <w:jc w:val="left"/>
+            </w:pPr>
+            <w:r>
+              <w:rPr>
+                <w:rFonts w:ascii="Times New Roman" w:hAnsi="Times New Roman"/>
+                <w:sz w:val="17"/>
+              </w:rPr>
+              <w:t xml:space="preserve">yes</w:t>
+            </w:r>
+          </w:p>
+        </w:tc>
+      </w:tr>
+      <w:tr>
+        <w:tc>
+          <w:tcPr/>
+          <w:p>
+            <w:pPr>
+              <w:pStyle w:val="Compact"/>
+              <w:spacing w:before="20" w:after="20" w:line="240" w:lineRule="auto"/>
+              <w:ind w:firstLine="0"/>
+              <w:jc w:val="left"/>
+            </w:pPr>
+            <w:r>
+              <w:rPr>
+                <w:rFonts w:ascii="Times New Roman" w:hAnsi="Times New Roman"/>
+                <w:sz w:val="17"/>
+              </w:rPr>
+              <w:t xml:space="preserve">llama-3.3-70b-instruct</w:t>
+            </w:r>
+          </w:p>
+        </w:tc>
+        <w:tc>
+          <w:tcPr/>
+          <w:p>
+            <w:pPr>
+              <w:pStyle w:val="Compact"/>
+              <w:spacing w:before="20" w:after="20" w:line="240" w:lineRule="auto"/>
+              <w:ind w:firstLine="0"/>
+              <w:jc w:val="left"/>
+            </w:pPr>
+            <w:r>
+              <w:rPr>
+                <w:rFonts w:ascii="Times New Roman" w:hAnsi="Times New Roman"/>
+                <w:sz w:val="17"/>
+              </w:rPr>
+              <w:t xml:space="preserve">yes</w:t>
+            </w:r>
+          </w:p>
+        </w:tc>
+        <w:tc>
+          <w:tcPr/>
+          <w:p>
+            <w:pPr>
+              <w:pStyle w:val="Compact"/>
+              <w:spacing w:before="20" w:after="20" w:line="240" w:lineRule="auto"/>
+              <w:ind w:firstLine="0"/>
+              <w:jc w:val="left"/>
+            </w:pPr>
+            <w:r>
+              <w:rPr>
+                <w:rFonts w:ascii="Times New Roman" w:hAnsi="Times New Roman"/>
+                <w:sz w:val="17"/>
+              </w:rPr>
+              <w:t xml:space="preserve">women</w:t>
+            </w:r>
+          </w:p>
+        </w:tc>
+        <w:tc>
+          <w:tcPr/>
+          <w:p>
+            <w:pPr>
+              <w:pStyle w:val="Compact"/>
+              <w:spacing w:before="20" w:after="20" w:line="240" w:lineRule="auto"/>
+              <w:ind w:firstLine="0"/>
+              <w:jc w:val="left"/>
+            </w:pPr>
+            <w:r>
+              <w:rPr>
+                <w:rFonts w:ascii="Times New Roman" w:hAnsi="Times New Roman"/>
+                <w:sz w:val="17"/>
+              </w:rPr>
+              <w:t xml:space="preserve">0.80</w:t>
+            </w:r>
+          </w:p>
+        </w:tc>
+        <w:tc>
+          <w:tcPr/>
+          <w:p>
+            <w:pPr>
+              <w:pStyle w:val="Compact"/>
+              <w:spacing w:before="20" w:after="20" w:line="240" w:lineRule="auto"/>
+              <w:ind w:firstLine="0"/>
+              <w:jc w:val="left"/>
+            </w:pPr>
+            <w:r>
+              <w:rPr>
+                <w:rFonts w:ascii="Times New Roman" w:hAnsi="Times New Roman"/>
+                <w:sz w:val="17"/>
+              </w:rPr>
+              <w:t xml:space="preserve">0.46</w:t>
+            </w:r>
+          </w:p>
+        </w:tc>
+        <w:tc>
+          <w:tcPr/>
+          <w:p>
+            <w:pPr>
+              <w:pStyle w:val="Compact"/>
+              <w:spacing w:before="20" w:after="20" w:line="240" w:lineRule="auto"/>
+              <w:ind w:firstLine="0"/>
+              <w:jc w:val="left"/>
+            </w:pPr>
+            <w:r>
+              <w:rPr>
+                <w:rFonts w:ascii="Times New Roman" w:hAnsi="Times New Roman"/>
+                <w:sz w:val="17"/>
+              </w:rPr>
+              <w:t xml:space="preserve">no</w:t>
+            </w:r>
+          </w:p>
+        </w:tc>
+      </w:tr>
+      <w:tr>
+        <w:tc>
+          <w:tcPr/>
+          <w:p>
+            <w:pPr>
+              <w:pStyle w:val="Compact"/>
+              <w:spacing w:before="20" w:after="20" w:line="240" w:lineRule="auto"/>
+              <w:ind w:firstLine="0"/>
+              <w:jc w:val="left"/>
+            </w:pPr>
+            <w:r>
+              <w:rPr>
+                <w:rFonts w:ascii="Times New Roman" w:hAnsi="Times New Roman"/>
+                <w:sz w:val="17"/>
+              </w:rPr>
+              <w:t xml:space="preserve">mistral-large-4-0</w:t>
+            </w:r>
+          </w:p>
+        </w:tc>
+        <w:tc>
+          <w:tcPr/>
+          <w:p>
+            <w:pPr>
+              <w:pStyle w:val="Compact"/>
+              <w:spacing w:before="20" w:after="20" w:line="240" w:lineRule="auto"/>
+              <w:ind w:firstLine="0"/>
+              <w:jc w:val="left"/>
+            </w:pPr>
+            <w:r>
+              <w:rPr>
+                <w:rFonts w:ascii="Times New Roman" w:hAnsi="Times New Roman"/>
+                <w:sz w:val="17"/>
+              </w:rPr>
+              <w:t xml:space="preserve">no</w:t>
+            </w:r>
+          </w:p>
+        </w:tc>
+        <w:tc>
+          <w:tcPr/>
+          <w:p>
+            <w:pPr>
+              <w:pStyle w:val="Compact"/>
+              <w:spacing w:before="20" w:after="20" w:line="240" w:lineRule="auto"/>
+              <w:ind w:firstLine="0"/>
+              <w:jc w:val="left"/>
+            </w:pPr>
+            <w:r>
+              <w:rPr>
+                <w:rFonts w:ascii="Times New Roman" w:hAnsi="Times New Roman"/>
+                <w:sz w:val="17"/>
+              </w:rPr>
+              <w:t xml:space="preserve">men</w:t>
+            </w:r>
+          </w:p>
+        </w:tc>
+        <w:tc>
+          <w:tcPr/>
+          <w:p>
+            <w:pPr>
+              <w:pStyle w:val="Compact"/>
+              <w:spacing w:before="20" w:after="20" w:line="240" w:lineRule="auto"/>
+              <w:ind w:firstLine="0"/>
+              <w:jc w:val="left"/>
+            </w:pPr>
+            <w:r>
+              <w:rPr>
+                <w:rFonts w:ascii="Times New Roman" w:hAnsi="Times New Roman"/>
+                <w:sz w:val="17"/>
+              </w:rPr>
+              <w:t xml:space="preserve">1.02</w:t>
+            </w:r>
+          </w:p>
+        </w:tc>
+        <w:tc>
+          <w:tcPr/>
+          <w:p>
+            <w:pPr>
+              <w:pStyle w:val="Compact"/>
+              <w:spacing w:before="20" w:after="20" w:line="240" w:lineRule="auto"/>
+              <w:ind w:firstLine="0"/>
+              <w:jc w:val="left"/>
+            </w:pPr>
+            <w:r>
+              <w:rPr>
+                <w:rFonts w:ascii="Times New Roman" w:hAnsi="Times New Roman"/>
+                <w:sz w:val="17"/>
+              </w:rPr>
+              <w:t xml:space="preserve">1.97</w:t>
+            </w:r>
+          </w:p>
+        </w:tc>
+        <w:tc>
+          <w:tcPr/>
+          <w:p>
+            <w:pPr>
+              <w:pStyle w:val="Compact"/>
+              <w:spacing w:before="20" w:after="20" w:line="240" w:lineRule="auto"/>
+              <w:ind w:firstLine="0"/>
+              <w:jc w:val="left"/>
+            </w:pPr>
+            <w:r>
+              <w:rPr>
+                <w:rFonts w:ascii="Times New Roman" w:hAnsi="Times New Roman"/>
+                <w:sz w:val="17"/>
+              </w:rPr>
+              <w:t xml:space="preserve">yes</w:t>
+            </w:r>
+          </w:p>
+        </w:tc>
+      </w:tr>
+      <w:tr>
+        <w:tc>
+          <w:tcPr/>
+          <w:p>
+            <w:pPr>
+              <w:pStyle w:val="Compact"/>
+              <w:spacing w:before="20" w:after="20" w:line="240" w:lineRule="auto"/>
+              <w:ind w:firstLine="0"/>
+              <w:jc w:val="left"/>
+            </w:pPr>
+            <w:r>
+              <w:rPr>
+                <w:rFonts w:ascii="Times New Roman" w:hAnsi="Times New Roman"/>
+                <w:sz w:val="17"/>
+              </w:rPr>
+              <w:t xml:space="preserve">mistral-large-4-0</w:t>
+            </w:r>
+          </w:p>
+        </w:tc>
+        <w:tc>
+          <w:tcPr/>
+          <w:p>
+            <w:pPr>
+              <w:pStyle w:val="Compact"/>
+              <w:spacing w:before="20" w:after="20" w:line="240" w:lineRule="auto"/>
+              <w:ind w:firstLine="0"/>
+              <w:jc w:val="left"/>
+            </w:pPr>
+            <w:r>
+              <w:rPr>
+                <w:rFonts w:ascii="Times New Roman" w:hAnsi="Times New Roman"/>
+                <w:sz w:val="17"/>
+              </w:rPr>
+              <w:t xml:space="preserve">no</w:t>
+            </w:r>
+          </w:p>
+        </w:tc>
+        <w:tc>
+          <w:tcPr/>
+          <w:p>
+            <w:pPr>
+              <w:pStyle w:val="Compact"/>
+              <w:spacing w:before="20" w:after="20" w:line="240" w:lineRule="auto"/>
+              <w:ind w:firstLine="0"/>
+              <w:jc w:val="left"/>
+            </w:pPr>
+            <w:r>
+              <w:rPr>
+                <w:rFonts w:ascii="Times New Roman" w:hAnsi="Times New Roman"/>
+                <w:sz w:val="17"/>
+              </w:rPr>
+              <w:t xml:space="preserve">women</w:t>
+            </w:r>
+          </w:p>
+        </w:tc>
+        <w:tc>
+          <w:tcPr/>
+          <w:p>
+            <w:pPr>
+              <w:pStyle w:val="Compact"/>
+              <w:spacing w:before="20" w:after="20" w:line="240" w:lineRule="auto"/>
+              <w:ind w:firstLine="0"/>
+              <w:jc w:val="left"/>
+            </w:pPr>
+            <w:r>
+              <w:rPr>
+                <w:rFonts w:ascii="Times New Roman" w:hAnsi="Times New Roman"/>
+                <w:sz w:val="17"/>
+              </w:rPr>
+              <w:t xml:space="preserve">1.97</w:t>
+            </w:r>
+          </w:p>
+        </w:tc>
+        <w:tc>
+          <w:tcPr/>
+          <w:p>
+            <w:pPr>
+              <w:pStyle w:val="Compact"/>
+              <w:spacing w:before="20" w:after="20" w:line="240" w:lineRule="auto"/>
+              <w:ind w:firstLine="0"/>
+              <w:jc w:val="left"/>
+            </w:pPr>
+            <w:r>
+              <w:rPr>
+                <w:rFonts w:ascii="Times New Roman" w:hAnsi="Times New Roman"/>
+                <w:sz w:val="17"/>
+              </w:rPr>
+              <w:t xml:space="preserve">1.02</w:t>
+            </w:r>
+          </w:p>
+        </w:tc>
+        <w:tc>
+          <w:tcPr/>
+          <w:p>
+            <w:pPr>
+              <w:pStyle w:val="Compact"/>
+              <w:spacing w:before="20" w:after="20" w:line="240" w:lineRule="auto"/>
+              <w:ind w:firstLine="0"/>
+              <w:jc w:val="left"/>
+            </w:pPr>
+            <w:r>
+              <w:rPr>
+                <w:rFonts w:ascii="Times New Roman" w:hAnsi="Times New Roman"/>
+                <w:sz w:val="17"/>
+              </w:rPr>
+              <w:t xml:space="preserve">yes</w:t>
+            </w:r>
+          </w:p>
+        </w:tc>
+      </w:tr>
+      <w:tr>
+        <w:tc>
+          <w:tcPr/>
+          <w:p>
+            <w:pPr>
+              <w:pStyle w:val="Compact"/>
+              <w:spacing w:before="20" w:after="20" w:line="240" w:lineRule="auto"/>
+              <w:ind w:firstLine="0"/>
+              <w:jc w:val="left"/>
+            </w:pPr>
+            <w:r>
+              <w:rPr>
+                <w:rFonts w:ascii="Times New Roman" w:hAnsi="Times New Roman"/>
+                <w:sz w:val="17"/>
+              </w:rPr>
+              <w:t xml:space="preserve">mistral-large-4-0</w:t>
+            </w:r>
+          </w:p>
+        </w:tc>
+        <w:tc>
+          <w:tcPr/>
+          <w:p>
+            <w:pPr>
+              <w:pStyle w:val="Compact"/>
+              <w:spacing w:before="20" w:after="20" w:line="240" w:lineRule="auto"/>
+              <w:ind w:firstLine="0"/>
+              <w:jc w:val="left"/>
+            </w:pPr>
+            <w:r>
+              <w:rPr>
+                <w:rFonts w:ascii="Times New Roman" w:hAnsi="Times New Roman"/>
+                <w:sz w:val="17"/>
+              </w:rPr>
+              <w:t xml:space="preserve">yes</w:t>
+            </w:r>
+          </w:p>
+        </w:tc>
+        <w:tc>
+          <w:tcPr/>
+          <w:p>
+            <w:pPr>
+              <w:pStyle w:val="Compact"/>
+              <w:spacing w:before="20" w:after="20" w:line="240" w:lineRule="auto"/>
+              <w:ind w:firstLine="0"/>
+              <w:jc w:val="left"/>
+            </w:pPr>
+            <w:r>
+              <w:rPr>
+                <w:rFonts w:ascii="Times New Roman" w:hAnsi="Times New Roman"/>
+                <w:sz w:val="17"/>
+              </w:rPr>
+              <w:t xml:space="preserve">men</w:t>
+            </w:r>
+          </w:p>
+        </w:tc>
+        <w:tc>
+          <w:tcPr/>
+          <w:p>
+            <w:pPr>
+              <w:pStyle w:val="Compact"/>
+              <w:spacing w:before="20" w:after="20" w:line="240" w:lineRule="auto"/>
+              <w:ind w:firstLine="0"/>
+              <w:jc w:val="left"/>
+            </w:pPr>
+            <w:r>
+              <w:rPr>
+                <w:rFonts w:ascii="Times New Roman" w:hAnsi="Times New Roman"/>
+                <w:sz w:val="17"/>
+              </w:rPr>
+              <w:t xml:space="preserve">0.54</w:t>
+            </w:r>
+          </w:p>
+        </w:tc>
+        <w:tc>
+          <w:tcPr/>
+          <w:p>
+            <w:pPr>
+              <w:pStyle w:val="Compact"/>
+              <w:spacing w:before="20" w:after="20" w:line="240" w:lineRule="auto"/>
+              <w:ind w:firstLine="0"/>
+              <w:jc w:val="left"/>
+            </w:pPr>
+            <w:r>
+              <w:rPr>
+                <w:rFonts w:ascii="Times New Roman" w:hAnsi="Times New Roman"/>
+                <w:sz w:val="17"/>
+              </w:rPr>
+              <w:t xml:space="preserve">0.82</w:t>
+            </w:r>
+          </w:p>
+        </w:tc>
+        <w:tc>
+          <w:tcPr/>
+          <w:p>
+            <w:pPr>
+              <w:pStyle w:val="Compact"/>
+              <w:spacing w:before="20" w:after="20" w:line="240" w:lineRule="auto"/>
+              <w:ind w:firstLine="0"/>
+              <w:jc w:val="left"/>
+            </w:pPr>
+            <w:r>
+              <w:rPr>
+                <w:rFonts w:ascii="Times New Roman" w:hAnsi="Times New Roman"/>
+                <w:sz w:val="17"/>
+              </w:rPr>
+              <w:t xml:space="preserve">yes</w:t>
+            </w:r>
+          </w:p>
+        </w:tc>
+      </w:tr>
+      <w:tr>
+        <w:tc>
+          <w:tcPr/>
+          <w:p>
+            <w:pPr>
+              <w:pStyle w:val="Compact"/>
+              <w:spacing w:before="20" w:after="20" w:line="240" w:lineRule="auto"/>
+              <w:ind w:firstLine="0"/>
+              <w:jc w:val="left"/>
+            </w:pPr>
+            <w:r>
+              <w:rPr>
+                <w:rFonts w:ascii="Times New Roman" w:hAnsi="Times New Roman"/>
+                <w:sz w:val="17"/>
+              </w:rPr>
+              <w:t xml:space="preserve">mistral-large-4-0</w:t>
+            </w:r>
+          </w:p>
+        </w:tc>
+        <w:tc>
+          <w:tcPr/>
+          <w:p>
+            <w:pPr>
+              <w:pStyle w:val="Compact"/>
+              <w:spacing w:before="20" w:after="20" w:line="240" w:lineRule="auto"/>
+              <w:ind w:firstLine="0"/>
+              <w:jc w:val="left"/>
+            </w:pPr>
+            <w:r>
+              <w:rPr>
+                <w:rFonts w:ascii="Times New Roman" w:hAnsi="Times New Roman"/>
+                <w:sz w:val="17"/>
+              </w:rPr>
+              <w:t xml:space="preserve">yes</w:t>
+            </w:r>
+          </w:p>
+        </w:tc>
+        <w:tc>
+          <w:tcPr/>
+          <w:p>
+            <w:pPr>
+              <w:pStyle w:val="Compact"/>
+              <w:spacing w:before="20" w:after="20" w:line="240" w:lineRule="auto"/>
+              <w:ind w:firstLine="0"/>
+              <w:jc w:val="left"/>
+            </w:pPr>
+            <w:r>
+              <w:rPr>
+                <w:rFonts w:ascii="Times New Roman" w:hAnsi="Times New Roman"/>
+                <w:sz w:val="17"/>
+              </w:rPr>
+              <w:t xml:space="preserve">women</w:t>
+            </w:r>
+          </w:p>
+        </w:tc>
+        <w:tc>
+          <w:tcPr/>
+          <w:p>
+            <w:pPr>
+              <w:pStyle w:val="Compact"/>
+              <w:spacing w:before="20" w:after="20" w:line="240" w:lineRule="auto"/>
+              <w:ind w:firstLine="0"/>
+              <w:jc w:val="left"/>
+            </w:pPr>
+            <w:r>
+              <w:rPr>
+                <w:rFonts w:ascii="Times New Roman" w:hAnsi="Times New Roman"/>
+                <w:sz w:val="17"/>
+              </w:rPr>
+              <w:t xml:space="preserve">0.82</w:t>
+            </w:r>
+          </w:p>
+        </w:tc>
+        <w:tc>
+          <w:tcPr/>
+          <w:p>
+            <w:pPr>
+              <w:pStyle w:val="Compact"/>
+              <w:spacing w:before="20" w:after="20" w:line="240" w:lineRule="auto"/>
+              <w:ind w:firstLine="0"/>
+              <w:jc w:val="left"/>
+            </w:pPr>
+            <w:r>
+              <w:rPr>
+                <w:rFonts w:ascii="Times New Roman" w:hAnsi="Times New Roman"/>
+                <w:sz w:val="17"/>
+              </w:rPr>
+              <w:t xml:space="preserve">0.54</w:t>
+            </w:r>
+          </w:p>
+        </w:tc>
+        <w:tc>
+          <w:tcPr/>
+          <w:p>
+            <w:pPr>
+              <w:pStyle w:val="Compact"/>
+              <w:spacing w:before="20" w:after="20" w:line="240" w:lineRule="auto"/>
+              <w:ind w:firstLine="0"/>
+              <w:jc w:val="left"/>
+            </w:pPr>
+            <w:r>
+              <w:rPr>
+                <w:rFonts w:ascii="Times New Roman" w:hAnsi="Times New Roman"/>
+                <w:sz w:val="17"/>
+              </w:rPr>
+              <w:t xml:space="preserve">yes</w:t>
+            </w:r>
+          </w:p>
+        </w:tc>
+      </w:tr>
+      <w:tr>
+        <w:tc>
+          <w:tcPr/>
+          <w:p>
+            <w:pPr>
+              <w:pStyle w:val="Compact"/>
+              <w:spacing w:before="20" w:after="20" w:line="240" w:lineRule="auto"/>
+              <w:ind w:firstLine="0"/>
+              <w:jc w:val="left"/>
+            </w:pPr>
+            <w:r>
+              <w:rPr>
+                <w:rFonts w:ascii="Times New Roman" w:hAnsi="Times New Roman"/>
+                <w:sz w:val="17"/>
+              </w:rPr>
+              <w:t xml:space="preserve">gpt-5.6-terra</w:t>
+            </w:r>
+          </w:p>
+        </w:tc>
+        <w:tc>
+          <w:tcPr/>
+          <w:p>
+            <w:pPr>
+              <w:pStyle w:val="Compact"/>
+              <w:spacing w:before="20" w:after="20" w:line="240" w:lineRule="auto"/>
+              <w:ind w:firstLine="0"/>
+              <w:jc w:val="left"/>
+            </w:pPr>
+            <w:r>
+              <w:rPr>
+                <w:rFonts w:ascii="Times New Roman" w:hAnsi="Times New Roman"/>
+                <w:sz w:val="17"/>
+              </w:rPr>
+              <w:t xml:space="preserve">no</w:t>
+            </w:r>
+          </w:p>
+        </w:tc>
+        <w:tc>
+          <w:tcPr/>
+          <w:p>
+            <w:pPr>
+              <w:pStyle w:val="Compact"/>
+              <w:spacing w:before="20" w:after="20" w:line="240" w:lineRule="auto"/>
+              <w:ind w:firstLine="0"/>
+              <w:jc w:val="left"/>
+            </w:pPr>
+            <w:r>
+              <w:rPr>
+                <w:rFonts w:ascii="Times New Roman" w:hAnsi="Times New Roman"/>
+                <w:sz w:val="17"/>
+              </w:rPr>
+              <w:t xml:space="preserve">men</w:t>
+            </w:r>
+          </w:p>
+        </w:tc>
+        <w:tc>
+          <w:tcPr/>
+          <w:p>
+            <w:pPr>
+              <w:pStyle w:val="Compact"/>
+              <w:spacing w:before="20" w:after="20" w:line="240" w:lineRule="auto"/>
+              <w:ind w:firstLine="0"/>
+              <w:jc w:val="left"/>
+            </w:pPr>
+            <w:r>
+              <w:rPr>
+                <w:rFonts w:ascii="Times New Roman" w:hAnsi="Times New Roman"/>
+                <w:sz w:val="17"/>
+              </w:rPr>
+              <w:t xml:space="preserve">0.64</w:t>
+            </w:r>
+          </w:p>
+        </w:tc>
+        <w:tc>
+          <w:tcPr/>
+          <w:p>
+            <w:pPr>
+              <w:pStyle w:val="Compact"/>
+              <w:spacing w:before="20" w:after="20" w:line="240" w:lineRule="auto"/>
+              <w:ind w:firstLine="0"/>
+              <w:jc w:val="left"/>
+            </w:pPr>
+            <w:r>
+              <w:rPr>
+                <w:rFonts w:ascii="Times New Roman" w:hAnsi="Times New Roman"/>
+                <w:sz w:val="17"/>
+              </w:rPr>
+              <w:t xml:space="preserve">1.22</w:t>
+            </w:r>
+          </w:p>
+        </w:tc>
+        <w:tc>
+          <w:tcPr/>
+          <w:p>
+            <w:pPr>
+              <w:pStyle w:val="Compact"/>
+              <w:spacing w:before="20" w:after="20" w:line="240" w:lineRule="auto"/>
+              <w:ind w:firstLine="0"/>
+              <w:jc w:val="left"/>
+            </w:pPr>
+            <w:r>
+              <w:rPr>
+                <w:rFonts w:ascii="Times New Roman" w:hAnsi="Times New Roman"/>
+                <w:sz w:val="17"/>
+              </w:rPr>
+              <w:t xml:space="preserve">yes</w:t>
+            </w:r>
+          </w:p>
+        </w:tc>
+      </w:tr>
+      <w:tr>
+        <w:tc>
+          <w:tcPr/>
+          <w:p>
+            <w:pPr>
+              <w:pStyle w:val="Compact"/>
+              <w:spacing w:before="20" w:after="20" w:line="240" w:lineRule="auto"/>
+              <w:ind w:firstLine="0"/>
+              <w:jc w:val="left"/>
+            </w:pPr>
+            <w:r>
+              <w:rPr>
+                <w:rFonts w:ascii="Times New Roman" w:hAnsi="Times New Roman"/>
+                <w:sz w:val="17"/>
+              </w:rPr>
+              <w:t xml:space="preserve">gpt-5.6-terra</w:t>
+            </w:r>
+          </w:p>
+        </w:tc>
+        <w:tc>
+          <w:tcPr/>
+          <w:p>
+            <w:pPr>
+              <w:pStyle w:val="Compact"/>
+              <w:spacing w:before="20" w:after="20" w:line="240" w:lineRule="auto"/>
+              <w:ind w:firstLine="0"/>
+              <w:jc w:val="left"/>
+            </w:pPr>
+            <w:r>
+              <w:rPr>
+                <w:rFonts w:ascii="Times New Roman" w:hAnsi="Times New Roman"/>
+                <w:sz w:val="17"/>
+              </w:rPr>
+              <w:t xml:space="preserve">no</w:t>
+            </w:r>
+          </w:p>
+        </w:tc>
+        <w:tc>
+          <w:tcPr/>
+          <w:p>
+            <w:pPr>
+              <w:pStyle w:val="Compact"/>
+              <w:spacing w:before="20" w:after="20" w:line="240" w:lineRule="auto"/>
+              <w:ind w:firstLine="0"/>
+              <w:jc w:val="left"/>
+            </w:pPr>
+            <w:r>
+              <w:rPr>
+                <w:rFonts w:ascii="Times New Roman" w:hAnsi="Times New Roman"/>
+                <w:sz w:val="17"/>
+              </w:rPr>
+              <w:t xml:space="preserve">women</w:t>
+            </w:r>
+          </w:p>
+        </w:tc>
+        <w:tc>
+          <w:tcPr/>
+          <w:p>
+            <w:pPr>
+              <w:pStyle w:val="Compact"/>
+              <w:spacing w:before="20" w:after="20" w:line="240" w:lineRule="auto"/>
+              <w:ind w:firstLine="0"/>
+              <w:jc w:val="left"/>
+            </w:pPr>
+            <w:r>
+              <w:rPr>
+                <w:rFonts w:ascii="Times New Roman" w:hAnsi="Times New Roman"/>
+                <w:sz w:val="17"/>
+              </w:rPr>
+              <w:t xml:space="preserve">1.22</w:t>
+            </w:r>
+          </w:p>
+        </w:tc>
+        <w:tc>
+          <w:tcPr/>
+          <w:p>
+            <w:pPr>
+              <w:pStyle w:val="Compact"/>
+              <w:spacing w:before="20" w:after="20" w:line="240" w:lineRule="auto"/>
+              <w:ind w:firstLine="0"/>
+              <w:jc w:val="left"/>
+            </w:pPr>
+            <w:r>
+              <w:rPr>
+                <w:rFonts w:ascii="Times New Roman" w:hAnsi="Times New Roman"/>
+                <w:sz w:val="17"/>
+              </w:rPr>
+              <w:t xml:space="preserve">0.64</w:t>
+            </w:r>
+          </w:p>
+        </w:tc>
+        <w:tc>
+          <w:tcPr/>
+          <w:p>
+            <w:pPr>
+              <w:pStyle w:val="Compact"/>
+              <w:spacing w:before="20" w:after="20" w:line="240" w:lineRule="auto"/>
+              <w:ind w:firstLine="0"/>
+              <w:jc w:val="left"/>
+            </w:pPr>
+            <w:r>
+              <w:rPr>
+                <w:rFonts w:ascii="Times New Roman" w:hAnsi="Times New Roman"/>
+                <w:sz w:val="17"/>
+              </w:rPr>
+              <w:t xml:space="preserve">yes</w:t>
+            </w:r>
+          </w:p>
+        </w:tc>
+      </w:tr>
+      <w:tr>
+        <w:tc>
+          <w:tcPr/>
+          <w:p>
+            <w:pPr>
+              <w:pStyle w:val="Compact"/>
+              <w:spacing w:before="20" w:after="20" w:line="240" w:lineRule="auto"/>
+              <w:ind w:firstLine="0"/>
+              <w:jc w:val="left"/>
+            </w:pPr>
+            <w:r>
+              <w:rPr>
+                <w:rFonts w:ascii="Times New Roman" w:hAnsi="Times New Roman"/>
+                <w:sz w:val="17"/>
+              </w:rPr>
+              <w:t xml:space="preserve">gpt-5.6-terra</w:t>
+            </w:r>
+          </w:p>
+        </w:tc>
+        <w:tc>
+          <w:tcPr/>
+          <w:p>
+            <w:pPr>
+              <w:pStyle w:val="Compact"/>
+              <w:spacing w:before="20" w:after="20" w:line="240" w:lineRule="auto"/>
+              <w:ind w:firstLine="0"/>
+              <w:jc w:val="left"/>
+            </w:pPr>
+            <w:r>
+              <w:rPr>
+                <w:rFonts w:ascii="Times New Roman" w:hAnsi="Times New Roman"/>
+                <w:sz w:val="17"/>
+              </w:rPr>
+              <w:t xml:space="preserve">yes</w:t>
+            </w:r>
+          </w:p>
+        </w:tc>
+        <w:tc>
+          <w:tcPr/>
+          <w:p>
+            <w:pPr>
+              <w:pStyle w:val="Compact"/>
+              <w:spacing w:before="20" w:after="20" w:line="240" w:lineRule="auto"/>
+              <w:ind w:firstLine="0"/>
+              <w:jc w:val="left"/>
+            </w:pPr>
+            <w:r>
+              <w:rPr>
+                <w:rFonts w:ascii="Times New Roman" w:hAnsi="Times New Roman"/>
+                <w:sz w:val="17"/>
+              </w:rPr>
+              <w:t xml:space="preserve">men</w:t>
+            </w:r>
+          </w:p>
+        </w:tc>
+        <w:tc>
+          <w:tcPr/>
+          <w:p>
+            <w:pPr>
+              <w:pStyle w:val="Compact"/>
+              <w:spacing w:before="20" w:after="20" w:line="240" w:lineRule="auto"/>
+              <w:ind w:firstLine="0"/>
+              <w:jc w:val="left"/>
+            </w:pPr>
+            <w:r>
+              <w:rPr>
+                <w:rFonts w:ascii="Times New Roman" w:hAnsi="Times New Roman"/>
+                <w:sz w:val="17"/>
+              </w:rPr>
+              <w:t xml:space="preserve">0.98</w:t>
+            </w:r>
+          </w:p>
+        </w:tc>
+        <w:tc>
+          <w:tcPr/>
+          <w:p>
+            <w:pPr>
+              <w:pStyle w:val="Compact"/>
+              <w:spacing w:before="20" w:after="20" w:line="240" w:lineRule="auto"/>
+              <w:ind w:firstLine="0"/>
+              <w:jc w:val="left"/>
+            </w:pPr>
+            <w:r>
+              <w:rPr>
+                <w:rFonts w:ascii="Times New Roman" w:hAnsi="Times New Roman"/>
+                <w:sz w:val="17"/>
+              </w:rPr>
+              <w:t xml:space="preserve">1.95</w:t>
+            </w:r>
+          </w:p>
+        </w:tc>
+        <w:tc>
+          <w:tcPr/>
+          <w:p>
+            <w:pPr>
+              <w:pStyle w:val="Compact"/>
+              <w:spacing w:before="20" w:after="20" w:line="240" w:lineRule="auto"/>
+              <w:ind w:firstLine="0"/>
+              <w:jc w:val="left"/>
+            </w:pPr>
+            <w:r>
+              <w:rPr>
+                <w:rFonts w:ascii="Times New Roman" w:hAnsi="Times New Roman"/>
+                <w:sz w:val="17"/>
+              </w:rPr>
+              <w:t xml:space="preserve">yes</w:t>
+            </w:r>
+          </w:p>
+        </w:tc>
+      </w:tr>
+      <w:tr>
+        <w:tc>
+          <w:tcPr/>
+          <w:p>
+            <w:pPr>
+              <w:pStyle w:val="Compact"/>
+              <w:spacing w:before="20" w:after="20" w:line="240" w:lineRule="auto"/>
+              <w:ind w:firstLine="0"/>
+              <w:jc w:val="left"/>
+            </w:pPr>
+            <w:r>
+              <w:rPr>
+                <w:rFonts w:ascii="Times New Roman" w:hAnsi="Times New Roman"/>
+                <w:sz w:val="17"/>
+              </w:rPr>
+              <w:t xml:space="preserve">gpt-5.6-terra</w:t>
+            </w:r>
+          </w:p>
+        </w:tc>
+        <w:tc>
+          <w:tcPr/>
+          <w:p>
+            <w:pPr>
+              <w:pStyle w:val="Compact"/>
+              <w:spacing w:before="20" w:after="20" w:line="240" w:lineRule="auto"/>
+              <w:ind w:firstLine="0"/>
+              <w:jc w:val="left"/>
+            </w:pPr>
+            <w:r>
+              <w:rPr>
+                <w:rFonts w:ascii="Times New Roman" w:hAnsi="Times New Roman"/>
+                <w:sz w:val="17"/>
+              </w:rPr>
+              <w:t xml:space="preserve">yes</w:t>
+            </w:r>
+          </w:p>
+        </w:tc>
+        <w:tc>
+          <w:tcPr/>
+          <w:p>
+            <w:pPr>
+              <w:pStyle w:val="Compact"/>
+              <w:spacing w:before="20" w:after="20" w:line="240" w:lineRule="auto"/>
+              <w:ind w:firstLine="0"/>
+              <w:jc w:val="left"/>
+            </w:pPr>
+            <w:r>
+              <w:rPr>
+                <w:rFonts w:ascii="Times New Roman" w:hAnsi="Times New Roman"/>
+                <w:sz w:val="17"/>
+              </w:rPr>
+              <w:t xml:space="preserve">women</w:t>
+            </w:r>
+          </w:p>
+        </w:tc>
+        <w:tc>
+          <w:tcPr/>
+          <w:p>
+            <w:pPr>
+              <w:pStyle w:val="Compact"/>
+              <w:spacing w:before="20" w:after="20" w:line="240" w:lineRule="auto"/>
+              <w:ind w:firstLine="0"/>
+              <w:jc w:val="left"/>
+            </w:pPr>
+            <w:r>
+              <w:rPr>
+                <w:rFonts w:ascii="Times New Roman" w:hAnsi="Times New Roman"/>
+                <w:sz w:val="17"/>
+              </w:rPr>
+              <w:t xml:space="preserve">1.95</w:t>
+            </w:r>
+          </w:p>
+        </w:tc>
+        <w:tc>
+          <w:tcPr/>
+          <w:p>
+            <w:pPr>
+              <w:pStyle w:val="Compact"/>
+              <w:spacing w:before="20" w:after="20" w:line="240" w:lineRule="auto"/>
+              <w:ind w:firstLine="0"/>
+              <w:jc w:val="left"/>
+            </w:pPr>
+            <w:r>
+              <w:rPr>
+                <w:rFonts w:ascii="Times New Roman" w:hAnsi="Times New Roman"/>
+                <w:sz w:val="17"/>
+              </w:rPr>
+              <w:t xml:space="preserve">0.98</w:t>
+            </w:r>
+          </w:p>
+        </w:tc>
+        <w:tc>
+          <w:tcPr/>
+          <w:p>
+            <w:pPr>
+              <w:pStyle w:val="Compact"/>
+              <w:spacing w:before="20" w:after="20" w:line="240" w:lineRule="auto"/>
+              <w:ind w:firstLine="0"/>
+              <w:jc w:val="left"/>
+            </w:pPr>
+            <w:r>
+              <w:rPr>
+                <w:rFonts w:ascii="Times New Roman" w:hAnsi="Times New Roman"/>
+                <w:sz w:val="17"/>
+              </w:rPr>
+              <w:t xml:space="preserve">yes</w:t>
+            </w:r>
+          </w:p>
+        </w:tc>
+      </w:tr>
+    </w:tbl>
+    <w:p>
+      <w:pPr>
+        <w:pStyle w:val="BodyText"/>
+        <w:spacing w:line="240" w:lineRule="auto"/>
+        <w:ind w:firstLine="0"/>
+      </w:pPr>
+      <w:r>
+        <w:rPr>
+          <w:iCs/>
+          <w:i/>
+        </w:rPr>
+        <w:t xml:space="preserve">Table E2. Cases admitted by the acceptance gate (all visits). Ratio is simulated lift divided by measured lift.</w:t>
+      </w:r>
+    </w:p>
+    <w:tbl>
+      <w:tblPr>
+        <w:tblStyle w:val="Table"/>
+        <w:tblW w:type="pct" w:w="5000"/>
+        <w:tblLook w:firstRow="1" w:lastRow="0" w:firstColumn="0" w:lastColumn="0" w:noHBand="0" w:noVBand="0" w:val="0020"/>
+        <w:jc w:val="start"/>
+        <w:tblBorders>
+          <w:top w:val="single" w:sz="4" w:color="808080"/>
+          <w:bottom w:val="single" w:sz="4" w:color="808080"/>
+          <w:insideH w:val="single" w:sz="4" w:color="808080"/>
+        </w:tblBorders>
+      </w:tblPr>
+      <w:tblGrid>
+        <w:gridCol w:w="1131"/>
+        <w:gridCol w:w="1131"/>
+        <w:gridCol w:w="1131"/>
+        <w:gridCol w:w="1131"/>
+        <w:gridCol w:w="1131"/>
+        <w:gridCol w:w="1131"/>
+        <w:gridCol w:w="1131"/>
+      </w:tblGrid>
+      <w:tr>
+        <w:trPr>
+          <w:tblHeader w:val="true"/>
+        </w:trPr>
+        <w:tc>
+          <w:tcPr/>
+          <w:p>
+            <w:pPr>
+              <w:pStyle w:val="Compact"/>
+              <w:spacing w:before="20" w:after="20" w:line="240" w:lineRule="auto"/>
+              <w:ind w:firstLine="0"/>
+              <w:jc w:val="left"/>
+            </w:pPr>
+            <w:r>
+              <w:rPr>
+                <w:rFonts w:ascii="Times New Roman" w:hAnsi="Times New Roman"/>
+                <w:b/>
+                <w:sz w:val="17"/>
+              </w:rPr>
+              <w:t xml:space="preserve">Setting</w:t>
+            </w:r>
+          </w:p>
+        </w:tc>
+        <w:tc>
+          <w:tcPr/>
+          <w:p>
+            <w:pPr>
+              <w:pStyle w:val="Compact"/>
+              <w:spacing w:before="20" w:after="20" w:line="240" w:lineRule="auto"/>
+              <w:ind w:firstLine="0"/>
+              <w:jc w:val="left"/>
+            </w:pPr>
+            <w:r>
+              <w:rPr>
+                <w:rFonts w:ascii="Times New Roman" w:hAnsi="Times New Roman"/>
+                <w:b/>
+                <w:sz w:val="17"/>
+              </w:rPr>
+              <w:t xml:space="preserve">Design</w:t>
+            </w:r>
+          </w:p>
+        </w:tc>
+        <w:tc>
+          <w:tcPr/>
+          <w:p>
+            <w:pPr>
+              <w:pStyle w:val="Compact"/>
+              <w:spacing w:before="20" w:after="20" w:line="240" w:lineRule="auto"/>
+              <w:ind w:firstLine="0"/>
+              <w:jc w:val="left"/>
+            </w:pPr>
+            <w:r>
+              <w:rPr>
+                <w:rFonts w:ascii="Times New Roman" w:hAnsi="Times New Roman"/>
+                <w:b/>
+                <w:sz w:val="17"/>
+              </w:rPr>
+              <w:t xml:space="preserve">Cells</w:t>
+            </w:r>
+          </w:p>
+        </w:tc>
+        <w:tc>
+          <w:tcPr/>
+          <w:p>
+            <w:pPr>
+              <w:pStyle w:val="Compact"/>
+              <w:spacing w:before="20" w:after="20" w:line="240" w:lineRule="auto"/>
+              <w:ind w:firstLine="0"/>
+              <w:jc w:val="left"/>
+            </w:pPr>
+            <w:r>
+              <w:rPr>
+                <w:rFonts w:ascii="Times New Roman" w:hAnsi="Times New Roman"/>
+                <w:b/>
+                <w:sz w:val="17"/>
+              </w:rPr>
+              <w:t xml:space="preserve">Pass sign/mean check</w:t>
+            </w:r>
+          </w:p>
+        </w:tc>
+        <w:tc>
+          <w:tcPr/>
+          <w:p>
+            <w:pPr>
+              <w:pStyle w:val="Compact"/>
+              <w:spacing w:before="20" w:after="20" w:line="240" w:lineRule="auto"/>
+              <w:ind w:firstLine="0"/>
+              <w:jc w:val="left"/>
+            </w:pPr>
+            <w:r>
+              <w:rPr>
+                <w:rFonts w:ascii="Times New Roman" w:hAnsi="Times New Roman"/>
+                <w:b/>
+                <w:sz w:val="17"/>
+              </w:rPr>
+              <w:t xml:space="preserve">Pass history gate</w:t>
+            </w:r>
+          </w:p>
+        </w:tc>
+        <w:tc>
+          <w:tcPr/>
+          <w:p>
+            <w:pPr>
+              <w:pStyle w:val="Compact"/>
+              <w:spacing w:before="20" w:after="20" w:line="240" w:lineRule="auto"/>
+              <w:ind w:firstLine="0"/>
+              <w:jc w:val="left"/>
+            </w:pPr>
+            <w:r>
+              <w:rPr>
+                <w:rFonts w:ascii="Times New Roman" w:hAnsi="Times New Roman"/>
+                <w:b/>
+                <w:sz w:val="17"/>
+              </w:rPr>
+              <w:t xml:space="preserve">Wrong (all cells)</w:t>
+            </w:r>
+          </w:p>
+        </w:tc>
+        <w:tc>
+          <w:tcPr/>
+          <w:p>
+            <w:pPr>
+              <w:pStyle w:val="Compact"/>
+              <w:spacing w:before="20" w:after="20" w:line="240" w:lineRule="auto"/>
+              <w:ind w:firstLine="0"/>
+              <w:jc w:val="left"/>
+            </w:pPr>
+            <w:r>
+              <w:rPr>
+                <w:rFonts w:ascii="Times New Roman" w:hAnsi="Times New Roman"/>
+                <w:b/>
+                <w:sz w:val="17"/>
+              </w:rPr>
+              <w:t xml:space="preserve">Wrong among gate passes</w:t>
+            </w:r>
+          </w:p>
+        </w:tc>
+      </w:tr>
+      <w:tr>
+        <w:tc>
+          <w:tcPr/>
+          <w:p>
+            <w:pPr>
+              <w:pStyle w:val="Compact"/>
+              <w:spacing w:before="20" w:after="20" w:line="240" w:lineRule="auto"/>
+              <w:ind w:firstLine="0"/>
+              <w:jc w:val="left"/>
+            </w:pPr>
+            <w:r>
+              <w:rPr>
+                <w:rFonts w:ascii="Times New Roman" w:hAnsi="Times New Roman"/>
+                <w:sz w:val="17"/>
+              </w:rPr>
+              <w:t xml:space="preserve">Retail (mean 0.49)</w:t>
+            </w:r>
+          </w:p>
+        </w:tc>
+        <w:tc>
+          <w:tcPr/>
+          <w:p>
+            <w:pPr>
+              <w:pStyle w:val="Compact"/>
+              <w:spacing w:before="20" w:after="20" w:line="240" w:lineRule="auto"/>
+              <w:ind w:firstLine="0"/>
+              <w:jc w:val="left"/>
+            </w:pPr>
+            <w:r>
+              <w:rPr>
+                <w:rFonts w:ascii="Times New Roman" w:hAnsi="Times New Roman"/>
+                <w:sz w:val="17"/>
+              </w:rPr>
+              <w:t xml:space="preserve">A</w:t>
+            </w:r>
+          </w:p>
+        </w:tc>
+        <w:tc>
+          <w:tcPr/>
+          <w:p>
+            <w:pPr>
+              <w:pStyle w:val="Compact"/>
+              <w:spacing w:before="20" w:after="20" w:line="240" w:lineRule="auto"/>
+              <w:ind w:firstLine="0"/>
+              <w:jc w:val="left"/>
+            </w:pPr>
+            <w:r>
+              <w:rPr>
+                <w:rFonts w:ascii="Times New Roman" w:hAnsi="Times New Roman"/>
+                <w:sz w:val="17"/>
+              </w:rPr>
+              <w:t xml:space="preserve">12</w:t>
+            </w:r>
+          </w:p>
+        </w:tc>
+        <w:tc>
+          <w:tcPr/>
+          <w:p>
+            <w:pPr>
+              <w:pStyle w:val="Compact"/>
+              <w:spacing w:before="20" w:after="20" w:line="240" w:lineRule="auto"/>
+              <w:ind w:firstLine="0"/>
+              <w:jc w:val="left"/>
+            </w:pPr>
+            <w:r>
+              <w:rPr>
+                <w:rFonts w:ascii="Times New Roman" w:hAnsi="Times New Roman"/>
+                <w:sz w:val="17"/>
+              </w:rPr>
+              <w:t xml:space="preserve">2</w:t>
+            </w:r>
+          </w:p>
+        </w:tc>
+        <w:tc>
+          <w:tcPr/>
+          <w:p>
+            <w:pPr>
+              <w:pStyle w:val="Compact"/>
+              <w:spacing w:before="20" w:after="20" w:line="240" w:lineRule="auto"/>
+              <w:ind w:firstLine="0"/>
+              <w:jc w:val="left"/>
+            </w:pPr>
+            <w:r>
+              <w:rPr>
+                <w:rFonts w:ascii="Times New Roman" w:hAnsi="Times New Roman"/>
+                <w:sz w:val="17"/>
+              </w:rPr>
+              <w:t xml:space="preserve">0</w:t>
+            </w:r>
+          </w:p>
+        </w:tc>
+        <w:tc>
+          <w:tcPr/>
+          <w:p>
+            <w:pPr>
+              <w:pStyle w:val="Compact"/>
+              <w:spacing w:before="20" w:after="20" w:line="240" w:lineRule="auto"/>
+              <w:ind w:firstLine="0"/>
+              <w:jc w:val="left"/>
+            </w:pPr>
+            <w:r>
+              <w:rPr>
+                <w:rFonts w:ascii="Times New Roman" w:hAnsi="Times New Roman"/>
+                <w:sz w:val="17"/>
+              </w:rPr>
+              <w:t xml:space="preserve">1.00</w:t>
+            </w:r>
+          </w:p>
+        </w:tc>
+        <w:tc>
+          <w:tcPr/>
+          <w:p>
+            <w:pPr>
+              <w:pStyle w:val="Compact"/>
+              <w:spacing w:before="20" w:after="20" w:line="240" w:lineRule="auto"/>
+              <w:ind w:firstLine="0"/>
+              <w:jc w:val="left"/>
+            </w:pPr>
+            <w:r>
+              <w:rPr>
+                <w:rFonts w:ascii="Times New Roman" w:hAnsi="Times New Roman"/>
+                <w:sz w:val="17"/>
+              </w:rPr>
+              <w:t xml:space="preserve">n/a</w:t>
+            </w:r>
+          </w:p>
+        </w:tc>
+      </w:tr>
+      <w:tr>
+        <w:tc>
+          <w:tcPr/>
+          <w:p>
+            <w:pPr>
+              <w:pStyle w:val="Compact"/>
+              <w:spacing w:before="20" w:after="20" w:line="240" w:lineRule="auto"/>
+              <w:ind w:firstLine="0"/>
+              <w:jc w:val="left"/>
+            </w:pPr>
+            <w:r>
+              <w:rPr>
+                <w:rFonts w:ascii="Times New Roman" w:hAnsi="Times New Roman"/>
+                <w:sz w:val="17"/>
+              </w:rPr>
+              <w:t xml:space="preserve">Retail (mean 0.49)</w:t>
+            </w:r>
+          </w:p>
+        </w:tc>
+        <w:tc>
+          <w:tcPr/>
+          <w:p>
+            <w:pPr>
+              <w:pStyle w:val="Compact"/>
+              <w:spacing w:before="20" w:after="20" w:line="240" w:lineRule="auto"/>
+              <w:ind w:firstLine="0"/>
+              <w:jc w:val="left"/>
+            </w:pPr>
+            <w:r>
+              <w:rPr>
+                <w:rFonts w:ascii="Times New Roman" w:hAnsi="Times New Roman"/>
+                <w:sz w:val="17"/>
+              </w:rPr>
+              <w:t xml:space="preserve">B</w:t>
+            </w:r>
+          </w:p>
+        </w:tc>
+        <w:tc>
+          <w:tcPr/>
+          <w:p>
+            <w:pPr>
+              <w:pStyle w:val="Compact"/>
+              <w:spacing w:before="20" w:after="20" w:line="240" w:lineRule="auto"/>
+              <w:ind w:firstLine="0"/>
+              <w:jc w:val="left"/>
+            </w:pPr>
+            <w:r>
+              <w:rPr>
+                <w:rFonts w:ascii="Times New Roman" w:hAnsi="Times New Roman"/>
+                <w:sz w:val="17"/>
+              </w:rPr>
+              <w:t xml:space="preserve">15</w:t>
+            </w:r>
+          </w:p>
+        </w:tc>
+        <w:tc>
+          <w:tcPr/>
+          <w:p>
+            <w:pPr>
+              <w:pStyle w:val="Compact"/>
+              <w:spacing w:before="20" w:after="20" w:line="240" w:lineRule="auto"/>
+              <w:ind w:firstLine="0"/>
+              <w:jc w:val="left"/>
+            </w:pPr>
+            <w:r>
+              <w:rPr>
+                <w:rFonts w:ascii="Times New Roman" w:hAnsi="Times New Roman"/>
+                <w:sz w:val="17"/>
+              </w:rPr>
+              <w:t xml:space="preserve">3</w:t>
+            </w:r>
+          </w:p>
+        </w:tc>
+        <w:tc>
+          <w:tcPr/>
+          <w:p>
+            <w:pPr>
+              <w:pStyle w:val="Compact"/>
+              <w:spacing w:before="20" w:after="20" w:line="240" w:lineRule="auto"/>
+              <w:ind w:firstLine="0"/>
+              <w:jc w:val="left"/>
+            </w:pPr>
+            <w:r>
+              <w:rPr>
+                <w:rFonts w:ascii="Times New Roman" w:hAnsi="Times New Roman"/>
+                <w:sz w:val="17"/>
+              </w:rPr>
+              <w:t xml:space="preserve">0</w:t>
+            </w:r>
+          </w:p>
+        </w:tc>
+        <w:tc>
+          <w:tcPr/>
+          <w:p>
+            <w:pPr>
+              <w:pStyle w:val="Compact"/>
+              <w:spacing w:before="20" w:after="20" w:line="240" w:lineRule="auto"/>
+              <w:ind w:firstLine="0"/>
+              <w:jc w:val="left"/>
+            </w:pPr>
+            <w:r>
+              <w:rPr>
+                <w:rFonts w:ascii="Times New Roman" w:hAnsi="Times New Roman"/>
+                <w:sz w:val="17"/>
+              </w:rPr>
+              <w:t xml:space="preserve">1.00</w:t>
+            </w:r>
+          </w:p>
+        </w:tc>
+        <w:tc>
+          <w:tcPr/>
+          <w:p>
+            <w:pPr>
+              <w:pStyle w:val="Compact"/>
+              <w:spacing w:before="20" w:after="20" w:line="240" w:lineRule="auto"/>
+              <w:ind w:firstLine="0"/>
+              <w:jc w:val="left"/>
+            </w:pPr>
+            <w:r>
+              <w:rPr>
+                <w:rFonts w:ascii="Times New Roman" w:hAnsi="Times New Roman"/>
+                <w:sz w:val="17"/>
+              </w:rPr>
+              <w:t xml:space="preserve">n/a</w:t>
+            </w:r>
+          </w:p>
+        </w:tc>
+      </w:tr>
+      <w:tr>
+        <w:tc>
+          <w:tcPr/>
+          <w:p>
+            <w:pPr>
+              <w:pStyle w:val="Compact"/>
+              <w:spacing w:before="20" w:after="20" w:line="240" w:lineRule="auto"/>
+              <w:ind w:firstLine="0"/>
+              <w:jc w:val="left"/>
+            </w:pPr>
+            <w:r>
+              <w:rPr>
+                <w:rFonts w:ascii="Times New Roman" w:hAnsi="Times New Roman"/>
+                <w:sz w:val="17"/>
+              </w:rPr>
+              <w:t xml:space="preserve">Retail (mean 0.49)</w:t>
+            </w:r>
+          </w:p>
+        </w:tc>
+        <w:tc>
+          <w:tcPr/>
+          <w:p>
+            <w:pPr>
+              <w:pStyle w:val="Compact"/>
+              <w:spacing w:before="20" w:after="20" w:line="240" w:lineRule="auto"/>
+              <w:ind w:firstLine="0"/>
+              <w:jc w:val="left"/>
+            </w:pPr>
+            <w:r>
+              <w:rPr>
+                <w:rFonts w:ascii="Times New Roman" w:hAnsi="Times New Roman"/>
+                <w:sz w:val="17"/>
+              </w:rPr>
+              <w:t xml:space="preserve">C</w:t>
+            </w:r>
+          </w:p>
+        </w:tc>
+        <w:tc>
+          <w:tcPr/>
+          <w:p>
+            <w:pPr>
+              <w:pStyle w:val="Compact"/>
+              <w:spacing w:before="20" w:after="20" w:line="240" w:lineRule="auto"/>
+              <w:ind w:firstLine="0"/>
+              <w:jc w:val="left"/>
+            </w:pPr>
+            <w:r>
+              <w:rPr>
+                <w:rFonts w:ascii="Times New Roman" w:hAnsi="Times New Roman"/>
+                <w:sz w:val="17"/>
+              </w:rPr>
+              <w:t xml:space="preserve">16</w:t>
+            </w:r>
+          </w:p>
+        </w:tc>
+        <w:tc>
+          <w:tcPr/>
+          <w:p>
+            <w:pPr>
+              <w:pStyle w:val="Compact"/>
+              <w:spacing w:before="20" w:after="20" w:line="240" w:lineRule="auto"/>
+              <w:ind w:firstLine="0"/>
+              <w:jc w:val="left"/>
+            </w:pPr>
+            <w:r>
+              <w:rPr>
+                <w:rFonts w:ascii="Times New Roman" w:hAnsi="Times New Roman"/>
+                <w:sz w:val="17"/>
+              </w:rPr>
+              <w:t xml:space="preserve">12</w:t>
+            </w:r>
+          </w:p>
+        </w:tc>
+        <w:tc>
+          <w:tcPr/>
+          <w:p>
+            <w:pPr>
+              <w:pStyle w:val="Compact"/>
+              <w:spacing w:before="20" w:after="20" w:line="240" w:lineRule="auto"/>
+              <w:ind w:firstLine="0"/>
+              <w:jc w:val="left"/>
+            </w:pPr>
+            <w:r>
+              <w:rPr>
+                <w:rFonts w:ascii="Times New Roman" w:hAnsi="Times New Roman"/>
+                <w:sz w:val="17"/>
+              </w:rPr>
+              <w:t xml:space="preserve">1</w:t>
+            </w:r>
+          </w:p>
+        </w:tc>
+        <w:tc>
+          <w:tcPr/>
+          <w:p>
+            <w:pPr>
+              <w:pStyle w:val="Compact"/>
+              <w:spacing w:before="20" w:after="20" w:line="240" w:lineRule="auto"/>
+              <w:ind w:firstLine="0"/>
+              <w:jc w:val="left"/>
+            </w:pPr>
+            <w:r>
+              <w:rPr>
+                <w:rFonts w:ascii="Times New Roman" w:hAnsi="Times New Roman"/>
+                <w:sz w:val="17"/>
+              </w:rPr>
+              <w:t xml:space="preserve">1.00</w:t>
+            </w:r>
+          </w:p>
+        </w:tc>
+        <w:tc>
+          <w:tcPr/>
+          <w:p>
+            <w:pPr>
+              <w:pStyle w:val="Compact"/>
+              <w:spacing w:before="20" w:after="20" w:line="240" w:lineRule="auto"/>
+              <w:ind w:firstLine="0"/>
+              <w:jc w:val="left"/>
+            </w:pPr>
+            <w:r>
+              <w:rPr>
+                <w:rFonts w:ascii="Times New Roman" w:hAnsi="Times New Roman"/>
+                <w:sz w:val="17"/>
+              </w:rPr>
+              <w:t xml:space="preserve">1.00</w:t>
+            </w:r>
+          </w:p>
+        </w:tc>
+      </w:tr>
+      <w:tr>
+        <w:tc>
+          <w:tcPr/>
+          <w:p>
+            <w:pPr>
+              <w:pStyle w:val="Compact"/>
+              <w:spacing w:before="20" w:after="20" w:line="240" w:lineRule="auto"/>
+              <w:ind w:firstLine="0"/>
+              <w:jc w:val="left"/>
+            </w:pPr>
+            <w:r>
+              <w:rPr>
+                <w:rFonts w:ascii="Times New Roman" w:hAnsi="Times New Roman"/>
+                <w:sz w:val="17"/>
+              </w:rPr>
+              <w:t xml:space="preserve">Retail (mean 0.49)</w:t>
+            </w:r>
+          </w:p>
+        </w:tc>
+        <w:tc>
+          <w:tcPr/>
+          <w:p>
+            <w:pPr>
+              <w:pStyle w:val="Compact"/>
+              <w:spacing w:before="20" w:after="20" w:line="240" w:lineRule="auto"/>
+              <w:ind w:firstLine="0"/>
+              <w:jc w:val="left"/>
+            </w:pPr>
+            <w:r>
+              <w:rPr>
+                <w:rFonts w:ascii="Times New Roman" w:hAnsi="Times New Roman"/>
+                <w:sz w:val="17"/>
+              </w:rPr>
+              <w:t xml:space="preserve">D</w:t>
+            </w:r>
+          </w:p>
+        </w:tc>
+        <w:tc>
+          <w:tcPr/>
+          <w:p>
+            <w:pPr>
+              <w:pStyle w:val="Compact"/>
+              <w:spacing w:before="20" w:after="20" w:line="240" w:lineRule="auto"/>
+              <w:ind w:firstLine="0"/>
+              <w:jc w:val="left"/>
+            </w:pPr>
+            <w:r>
+              <w:rPr>
+                <w:rFonts w:ascii="Times New Roman" w:hAnsi="Times New Roman"/>
+                <w:sz w:val="17"/>
+              </w:rPr>
+              <w:t xml:space="preserve">16</w:t>
+            </w:r>
+          </w:p>
+        </w:tc>
+        <w:tc>
+          <w:tcPr/>
+          <w:p>
+            <w:pPr>
+              <w:pStyle w:val="Compact"/>
+              <w:spacing w:before="20" w:after="20" w:line="240" w:lineRule="auto"/>
+              <w:ind w:firstLine="0"/>
+              <w:jc w:val="left"/>
+            </w:pPr>
+            <w:r>
+              <w:rPr>
+                <w:rFonts w:ascii="Times New Roman" w:hAnsi="Times New Roman"/>
+                <w:sz w:val="17"/>
+              </w:rPr>
+              <w:t xml:space="preserve">15</w:t>
+            </w:r>
+          </w:p>
+        </w:tc>
+        <w:tc>
+          <w:tcPr/>
+          <w:p>
+            <w:pPr>
+              <w:pStyle w:val="Compact"/>
+              <w:spacing w:before="20" w:after="20" w:line="240" w:lineRule="auto"/>
+              <w:ind w:firstLine="0"/>
+              <w:jc w:val="left"/>
+            </w:pPr>
+            <w:r>
+              <w:rPr>
+                <w:rFonts w:ascii="Times New Roman" w:hAnsi="Times New Roman"/>
+                <w:sz w:val="17"/>
+              </w:rPr>
+              <w:t xml:space="preserve">8</w:t>
+            </w:r>
+          </w:p>
+        </w:tc>
+        <w:tc>
+          <w:tcPr/>
+          <w:p>
+            <w:pPr>
+              <w:pStyle w:val="Compact"/>
+              <w:spacing w:before="20" w:after="20" w:line="240" w:lineRule="auto"/>
+              <w:ind w:firstLine="0"/>
+              <w:jc w:val="left"/>
+            </w:pPr>
+            <w:r>
+              <w:rPr>
+                <w:rFonts w:ascii="Times New Roman" w:hAnsi="Times New Roman"/>
+                <w:sz w:val="17"/>
+              </w:rPr>
+              <w:t xml:space="preserve">0.06</w:t>
+            </w:r>
+          </w:p>
+        </w:tc>
+        <w:tc>
+          <w:tcPr/>
+          <w:p>
+            <w:pPr>
+              <w:pStyle w:val="Compact"/>
+              <w:spacing w:before="20" w:after="20" w:line="240" w:lineRule="auto"/>
+              <w:ind w:firstLine="0"/>
+              <w:jc w:val="left"/>
+            </w:pPr>
+            <w:r>
+              <w:rPr>
+                <w:rFonts w:ascii="Times New Roman" w:hAnsi="Times New Roman"/>
+                <w:sz w:val="17"/>
+              </w:rPr>
+              <w:t xml:space="preserve">0.00</w:t>
+            </w:r>
+          </w:p>
+        </w:tc>
+      </w:tr>
+      <w:tr>
+        <w:tc>
+          <w:tcPr/>
+          <w:p>
+            <w:pPr>
+              <w:pStyle w:val="Compact"/>
+              <w:spacing w:before="20" w:after="20" w:line="240" w:lineRule="auto"/>
+              <w:ind w:firstLine="0"/>
+              <w:jc w:val="left"/>
+            </w:pPr>
+            <w:r>
+              <w:rPr>
+                <w:rFonts w:ascii="Times New Roman" w:hAnsi="Times New Roman"/>
+                <w:sz w:val="17"/>
+              </w:rPr>
+              <w:t xml:space="preserve">Grocery (4.84)</w:t>
+            </w:r>
+          </w:p>
+        </w:tc>
+        <w:tc>
+          <w:tcPr/>
+          <w:p>
+            <w:pPr>
+              <w:pStyle w:val="Compact"/>
+              <w:spacing w:before="20" w:after="20" w:line="240" w:lineRule="auto"/>
+              <w:ind w:firstLine="0"/>
+              <w:jc w:val="left"/>
+            </w:pPr>
+            <w:r>
+              <w:rPr>
+                <w:rFonts w:ascii="Times New Roman" w:hAnsi="Times New Roman"/>
+                <w:sz w:val="17"/>
+              </w:rPr>
+              <w:t xml:space="preserve">A</w:t>
+            </w:r>
+          </w:p>
+        </w:tc>
+        <w:tc>
+          <w:tcPr/>
+          <w:p>
+            <w:pPr>
+              <w:pStyle w:val="Compact"/>
+              <w:spacing w:before="20" w:after="20" w:line="240" w:lineRule="auto"/>
+              <w:ind w:firstLine="0"/>
+              <w:jc w:val="left"/>
+            </w:pPr>
+            <w:r>
+              <w:rPr>
+                <w:rFonts w:ascii="Times New Roman" w:hAnsi="Times New Roman"/>
+                <w:sz w:val="17"/>
+              </w:rPr>
+              <w:t xml:space="preserve">16</w:t>
+            </w:r>
+          </w:p>
+        </w:tc>
+        <w:tc>
+          <w:tcPr/>
+          <w:p>
+            <w:pPr>
+              <w:pStyle w:val="Compact"/>
+              <w:spacing w:before="20" w:after="20" w:line="240" w:lineRule="auto"/>
+              <w:ind w:firstLine="0"/>
+              <w:jc w:val="left"/>
+            </w:pPr>
+            <w:r>
+              <w:rPr>
+                <w:rFonts w:ascii="Times New Roman" w:hAnsi="Times New Roman"/>
+                <w:sz w:val="17"/>
+              </w:rPr>
+              <w:t xml:space="preserve">8</w:t>
+            </w:r>
+          </w:p>
+        </w:tc>
+        <w:tc>
+          <w:tcPr/>
+          <w:p>
+            <w:pPr>
+              <w:pStyle w:val="Compact"/>
+              <w:spacing w:before="20" w:after="20" w:line="240" w:lineRule="auto"/>
+              <w:ind w:firstLine="0"/>
+              <w:jc w:val="left"/>
+            </w:pPr>
+            <w:r>
+              <w:rPr>
+                <w:rFonts w:ascii="Times New Roman" w:hAnsi="Times New Roman"/>
+                <w:sz w:val="17"/>
+              </w:rPr>
+              <w:t xml:space="preserve">0</w:t>
+            </w:r>
+          </w:p>
+        </w:tc>
+        <w:tc>
+          <w:tcPr/>
+          <w:p>
+            <w:pPr>
+              <w:pStyle w:val="Compact"/>
+              <w:spacing w:before="20" w:after="20" w:line="240" w:lineRule="auto"/>
+              <w:ind w:firstLine="0"/>
+              <w:jc w:val="left"/>
+            </w:pPr>
+            <w:r>
+              <w:rPr>
+                <w:rFonts w:ascii="Times New Roman" w:hAnsi="Times New Roman"/>
+                <w:sz w:val="17"/>
+              </w:rPr>
+              <w:t xml:space="preserve">1.00</w:t>
+            </w:r>
+          </w:p>
+        </w:tc>
+        <w:tc>
+          <w:tcPr/>
+          <w:p>
+            <w:pPr>
+              <w:pStyle w:val="Compact"/>
+              <w:spacing w:before="20" w:after="20" w:line="240" w:lineRule="auto"/>
+              <w:ind w:firstLine="0"/>
+              <w:jc w:val="left"/>
+            </w:pPr>
+            <w:r>
+              <w:rPr>
+                <w:rFonts w:ascii="Times New Roman" w:hAnsi="Times New Roman"/>
+                <w:sz w:val="17"/>
+              </w:rPr>
+              <w:t xml:space="preserve">n/a</w:t>
+            </w:r>
+          </w:p>
+        </w:tc>
+      </w:tr>
+      <w:tr>
+        <w:tc>
+          <w:tcPr/>
+          <w:p>
+            <w:pPr>
+              <w:pStyle w:val="Compact"/>
+              <w:spacing w:before="20" w:after="20" w:line="240" w:lineRule="auto"/>
+              <w:ind w:firstLine="0"/>
+              <w:jc w:val="left"/>
+            </w:pPr>
+            <w:r>
+              <w:rPr>
+                <w:rFonts w:ascii="Times New Roman" w:hAnsi="Times New Roman"/>
+                <w:sz w:val="17"/>
+              </w:rPr>
+              <w:t xml:space="preserve">Grocery (4.84)</w:t>
+            </w:r>
+          </w:p>
+        </w:tc>
+        <w:tc>
+          <w:tcPr/>
+          <w:p>
+            <w:pPr>
+              <w:pStyle w:val="Compact"/>
+              <w:spacing w:before="20" w:after="20" w:line="240" w:lineRule="auto"/>
+              <w:ind w:firstLine="0"/>
+              <w:jc w:val="left"/>
+            </w:pPr>
+            <w:r>
+              <w:rPr>
+                <w:rFonts w:ascii="Times New Roman" w:hAnsi="Times New Roman"/>
+                <w:sz w:val="17"/>
+              </w:rPr>
+              <w:t xml:space="preserve">B</w:t>
+            </w:r>
+          </w:p>
+        </w:tc>
+        <w:tc>
+          <w:tcPr/>
+          <w:p>
+            <w:pPr>
+              <w:pStyle w:val="Compact"/>
+              <w:spacing w:before="20" w:after="20" w:line="240" w:lineRule="auto"/>
+              <w:ind w:firstLine="0"/>
+              <w:jc w:val="left"/>
+            </w:pPr>
+            <w:r>
+              <w:rPr>
+                <w:rFonts w:ascii="Times New Roman" w:hAnsi="Times New Roman"/>
+                <w:sz w:val="17"/>
+              </w:rPr>
+              <w:t xml:space="preserve">16</w:t>
+            </w:r>
+          </w:p>
+        </w:tc>
+        <w:tc>
+          <w:tcPr/>
+          <w:p>
+            <w:pPr>
+              <w:pStyle w:val="Compact"/>
+              <w:spacing w:before="20" w:after="20" w:line="240" w:lineRule="auto"/>
+              <w:ind w:firstLine="0"/>
+              <w:jc w:val="left"/>
+            </w:pPr>
+            <w:r>
+              <w:rPr>
+                <w:rFonts w:ascii="Times New Roman" w:hAnsi="Times New Roman"/>
+                <w:sz w:val="17"/>
+              </w:rPr>
+              <w:t xml:space="preserve">3</w:t>
+            </w:r>
+          </w:p>
+        </w:tc>
+        <w:tc>
+          <w:tcPr/>
+          <w:p>
+            <w:pPr>
+              <w:pStyle w:val="Compact"/>
+              <w:spacing w:before="20" w:after="20" w:line="240" w:lineRule="auto"/>
+              <w:ind w:firstLine="0"/>
+              <w:jc w:val="left"/>
+            </w:pPr>
+            <w:r>
+              <w:rPr>
+                <w:rFonts w:ascii="Times New Roman" w:hAnsi="Times New Roman"/>
+                <w:sz w:val="17"/>
+              </w:rPr>
+              <w:t xml:space="preserve">0</w:t>
+            </w:r>
+          </w:p>
+        </w:tc>
+        <w:tc>
+          <w:tcPr/>
+          <w:p>
+            <w:pPr>
+              <w:pStyle w:val="Compact"/>
+              <w:spacing w:before="20" w:after="20" w:line="240" w:lineRule="auto"/>
+              <w:ind w:firstLine="0"/>
+              <w:jc w:val="left"/>
+            </w:pPr>
+            <w:r>
+              <w:rPr>
+                <w:rFonts w:ascii="Times New Roman" w:hAnsi="Times New Roman"/>
+                <w:sz w:val="17"/>
+              </w:rPr>
+              <w:t xml:space="preserve">1.00</w:t>
+            </w:r>
+          </w:p>
+        </w:tc>
+        <w:tc>
+          <w:tcPr/>
+          <w:p>
+            <w:pPr>
+              <w:pStyle w:val="Compact"/>
+              <w:spacing w:before="20" w:after="20" w:line="240" w:lineRule="auto"/>
+              <w:ind w:firstLine="0"/>
+              <w:jc w:val="left"/>
+            </w:pPr>
+            <w:r>
+              <w:rPr>
+                <w:rFonts w:ascii="Times New Roman" w:hAnsi="Times New Roman"/>
+                <w:sz w:val="17"/>
+              </w:rPr>
+              <w:t xml:space="preserve">n/a</w:t>
+            </w:r>
+          </w:p>
+        </w:tc>
+      </w:tr>
+      <w:tr>
+        <w:tc>
+          <w:tcPr/>
+          <w:p>
+            <w:pPr>
+              <w:pStyle w:val="Compact"/>
+              <w:spacing w:before="20" w:after="20" w:line="240" w:lineRule="auto"/>
+              <w:ind w:firstLine="0"/>
+              <w:jc w:val="left"/>
+            </w:pPr>
+            <w:r>
+              <w:rPr>
+                <w:rFonts w:ascii="Times New Roman" w:hAnsi="Times New Roman"/>
+                <w:sz w:val="17"/>
+              </w:rPr>
+              <w:t xml:space="preserve">Grocery (4.84)</w:t>
+            </w:r>
+          </w:p>
+        </w:tc>
+        <w:tc>
+          <w:tcPr/>
+          <w:p>
+            <w:pPr>
+              <w:pStyle w:val="Compact"/>
+              <w:spacing w:before="20" w:after="20" w:line="240" w:lineRule="auto"/>
+              <w:ind w:firstLine="0"/>
+              <w:jc w:val="left"/>
+            </w:pPr>
+            <w:r>
+              <w:rPr>
+                <w:rFonts w:ascii="Times New Roman" w:hAnsi="Times New Roman"/>
+                <w:sz w:val="17"/>
+              </w:rPr>
+              <w:t xml:space="preserve">C</w:t>
+            </w:r>
+          </w:p>
+        </w:tc>
+        <w:tc>
+          <w:tcPr/>
+          <w:p>
+            <w:pPr>
+              <w:pStyle w:val="Compact"/>
+              <w:spacing w:before="20" w:after="20" w:line="240" w:lineRule="auto"/>
+              <w:ind w:firstLine="0"/>
+              <w:jc w:val="left"/>
+            </w:pPr>
+            <w:r>
+              <w:rPr>
+                <w:rFonts w:ascii="Times New Roman" w:hAnsi="Times New Roman"/>
+                <w:sz w:val="17"/>
+              </w:rPr>
+              <w:t xml:space="preserve">16</w:t>
+            </w:r>
+          </w:p>
+        </w:tc>
+        <w:tc>
+          <w:tcPr/>
+          <w:p>
+            <w:pPr>
+              <w:pStyle w:val="Compact"/>
+              <w:spacing w:before="20" w:after="20" w:line="240" w:lineRule="auto"/>
+              <w:ind w:firstLine="0"/>
+              <w:jc w:val="left"/>
+            </w:pPr>
+            <w:r>
+              <w:rPr>
+                <w:rFonts w:ascii="Times New Roman" w:hAnsi="Times New Roman"/>
+                <w:sz w:val="17"/>
+              </w:rPr>
+              <w:t xml:space="preserve">14</w:t>
+            </w:r>
+          </w:p>
+        </w:tc>
+        <w:tc>
+          <w:tcPr/>
+          <w:p>
+            <w:pPr>
+              <w:pStyle w:val="Compact"/>
+              <w:spacing w:before="20" w:after="20" w:line="240" w:lineRule="auto"/>
+              <w:ind w:firstLine="0"/>
+              <w:jc w:val="left"/>
+            </w:pPr>
+            <w:r>
+              <w:rPr>
+                <w:rFonts w:ascii="Times New Roman" w:hAnsi="Times New Roman"/>
+                <w:sz w:val="17"/>
+              </w:rPr>
+              <w:t xml:space="preserve">1</w:t>
+            </w:r>
+          </w:p>
+        </w:tc>
+        <w:tc>
+          <w:tcPr/>
+          <w:p>
+            <w:pPr>
+              <w:pStyle w:val="Compact"/>
+              <w:spacing w:before="20" w:after="20" w:line="240" w:lineRule="auto"/>
+              <w:ind w:firstLine="0"/>
+              <w:jc w:val="left"/>
+            </w:pPr>
+            <w:r>
+              <w:rPr>
+                <w:rFonts w:ascii="Times New Roman" w:hAnsi="Times New Roman"/>
+                <w:sz w:val="17"/>
+              </w:rPr>
+              <w:t xml:space="preserve">0.56</w:t>
+            </w:r>
+          </w:p>
+        </w:tc>
+        <w:tc>
+          <w:tcPr/>
+          <w:p>
+            <w:pPr>
+              <w:pStyle w:val="Compact"/>
+              <w:spacing w:before="20" w:after="20" w:line="240" w:lineRule="auto"/>
+              <w:ind w:firstLine="0"/>
+              <w:jc w:val="left"/>
+            </w:pPr>
+            <w:r>
+              <w:rPr>
+                <w:rFonts w:ascii="Times New Roman" w:hAnsi="Times New Roman"/>
+                <w:sz w:val="17"/>
+              </w:rPr>
+              <w:t xml:space="preserve">0.00</w:t>
+            </w:r>
+          </w:p>
+        </w:tc>
+      </w:tr>
+      <w:tr>
+        <w:tc>
+          <w:tcPr/>
+          <w:p>
+            <w:pPr>
+              <w:pStyle w:val="Compact"/>
+              <w:spacing w:before="20" w:after="20" w:line="240" w:lineRule="auto"/>
+              <w:ind w:firstLine="0"/>
+              <w:jc w:val="left"/>
+            </w:pPr>
+            <w:r>
+              <w:rPr>
+                <w:rFonts w:ascii="Times New Roman" w:hAnsi="Times New Roman"/>
+                <w:sz w:val="17"/>
+              </w:rPr>
+              <w:t xml:space="preserve">Grocery (4.84)</w:t>
+            </w:r>
+          </w:p>
+        </w:tc>
+        <w:tc>
+          <w:tcPr/>
+          <w:p>
+            <w:pPr>
+              <w:pStyle w:val="Compact"/>
+              <w:spacing w:before="20" w:after="20" w:line="240" w:lineRule="auto"/>
+              <w:ind w:firstLine="0"/>
+              <w:jc w:val="left"/>
+            </w:pPr>
+            <w:r>
+              <w:rPr>
+                <w:rFonts w:ascii="Times New Roman" w:hAnsi="Times New Roman"/>
+                <w:sz w:val="17"/>
+              </w:rPr>
+              <w:t xml:space="preserve">D</w:t>
+            </w:r>
+          </w:p>
+        </w:tc>
+        <w:tc>
+          <w:tcPr/>
+          <w:p>
+            <w:pPr>
+              <w:pStyle w:val="Compact"/>
+              <w:spacing w:before="20" w:after="20" w:line="240" w:lineRule="auto"/>
+              <w:ind w:firstLine="0"/>
+              <w:jc w:val="left"/>
+            </w:pPr>
+            <w:r>
+              <w:rPr>
+                <w:rFonts w:ascii="Times New Roman" w:hAnsi="Times New Roman"/>
+                <w:sz w:val="17"/>
+              </w:rPr>
+              <w:t xml:space="preserve">16</w:t>
+            </w:r>
+          </w:p>
+        </w:tc>
+        <w:tc>
+          <w:tcPr/>
+          <w:p>
+            <w:pPr>
+              <w:pStyle w:val="Compact"/>
+              <w:spacing w:before="20" w:after="20" w:line="240" w:lineRule="auto"/>
+              <w:ind w:firstLine="0"/>
+              <w:jc w:val="left"/>
+            </w:pPr>
+            <w:r>
+              <w:rPr>
+                <w:rFonts w:ascii="Times New Roman" w:hAnsi="Times New Roman"/>
+                <w:sz w:val="17"/>
+              </w:rPr>
+              <w:t xml:space="preserve">14</w:t>
+            </w:r>
+          </w:p>
+        </w:tc>
+        <w:tc>
+          <w:tcPr/>
+          <w:p>
+            <w:pPr>
+              <w:pStyle w:val="Compact"/>
+              <w:spacing w:before="20" w:after="20" w:line="240" w:lineRule="auto"/>
+              <w:ind w:firstLine="0"/>
+              <w:jc w:val="left"/>
+            </w:pPr>
+            <w:r>
+              <w:rPr>
+                <w:rFonts w:ascii="Times New Roman" w:hAnsi="Times New Roman"/>
+                <w:sz w:val="17"/>
+              </w:rPr>
+              <w:t xml:space="preserve">6</w:t>
+            </w:r>
+          </w:p>
+        </w:tc>
+        <w:tc>
+          <w:tcPr/>
+          <w:p>
+            <w:pPr>
+              <w:pStyle w:val="Compact"/>
+              <w:spacing w:before="20" w:after="20" w:line="240" w:lineRule="auto"/>
+              <w:ind w:firstLine="0"/>
+              <w:jc w:val="left"/>
+            </w:pPr>
+            <w:r>
+              <w:rPr>
+                <w:rFonts w:ascii="Times New Roman" w:hAnsi="Times New Roman"/>
+                <w:sz w:val="17"/>
+              </w:rPr>
+              <w:t xml:space="preserve">0.00</w:t>
+            </w:r>
+          </w:p>
+        </w:tc>
+        <w:tc>
+          <w:tcPr/>
+          <w:p>
+            <w:pPr>
+              <w:pStyle w:val="Compact"/>
+              <w:spacing w:before="20" w:after="20" w:line="240" w:lineRule="auto"/>
+              <w:ind w:firstLine="0"/>
+              <w:jc w:val="left"/>
+            </w:pPr>
+            <w:r>
+              <w:rPr>
+                <w:rFonts w:ascii="Times New Roman" w:hAnsi="Times New Roman"/>
+                <w:sz w:val="17"/>
+              </w:rPr>
+              <w:t xml:space="preserve">0.00</w:t>
+            </w:r>
+          </w:p>
+        </w:tc>
+      </w:tr>
+      <w:tr>
+        <w:tc>
+          <w:tcPr/>
+          <w:p>
+            <w:pPr>
+              <w:pStyle w:val="Compact"/>
+              <w:spacing w:before="20" w:after="20" w:line="240" w:lineRule="auto"/>
+              <w:ind w:firstLine="0"/>
+              <w:jc w:val="left"/>
+            </w:pPr>
+            <w:r>
+              <w:rPr>
+                <w:rFonts w:ascii="Times New Roman" w:hAnsi="Times New Roman"/>
+                <w:sz w:val="17"/>
+              </w:rPr>
+              <w:t xml:space="preserve">Demographic households (7.83)</w:t>
+            </w:r>
+          </w:p>
+        </w:tc>
+        <w:tc>
+          <w:tcPr/>
+          <w:p>
+            <w:pPr>
+              <w:pStyle w:val="Compact"/>
+              <w:spacing w:before="20" w:after="20" w:line="240" w:lineRule="auto"/>
+              <w:ind w:firstLine="0"/>
+              <w:jc w:val="left"/>
+            </w:pPr>
+            <w:r>
+              <w:rPr>
+                <w:rFonts w:ascii="Times New Roman" w:hAnsi="Times New Roman"/>
+                <w:sz w:val="17"/>
+              </w:rPr>
+              <w:t xml:space="preserve">A</w:t>
+            </w:r>
+          </w:p>
+        </w:tc>
+        <w:tc>
+          <w:tcPr/>
+          <w:p>
+            <w:pPr>
+              <w:pStyle w:val="Compact"/>
+              <w:spacing w:before="20" w:after="20" w:line="240" w:lineRule="auto"/>
+              <w:ind w:firstLine="0"/>
+              <w:jc w:val="left"/>
+            </w:pPr>
+            <w:r>
+              <w:rPr>
+                <w:rFonts w:ascii="Times New Roman" w:hAnsi="Times New Roman"/>
+                <w:sz w:val="17"/>
+              </w:rPr>
+              <w:t xml:space="preserve">16</w:t>
+            </w:r>
+          </w:p>
+        </w:tc>
+        <w:tc>
+          <w:tcPr/>
+          <w:p>
+            <w:pPr>
+              <w:pStyle w:val="Compact"/>
+              <w:spacing w:before="20" w:after="20" w:line="240" w:lineRule="auto"/>
+              <w:ind w:firstLine="0"/>
+              <w:jc w:val="left"/>
+            </w:pPr>
+            <w:r>
+              <w:rPr>
+                <w:rFonts w:ascii="Times New Roman" w:hAnsi="Times New Roman"/>
+                <w:sz w:val="17"/>
+              </w:rPr>
+              <w:t xml:space="preserve">16</w:t>
+            </w:r>
+          </w:p>
+        </w:tc>
+        <w:tc>
+          <w:tcPr/>
+          <w:p>
+            <w:pPr>
+              <w:pStyle w:val="Compact"/>
+              <w:spacing w:before="20" w:after="20" w:line="240" w:lineRule="auto"/>
+              <w:ind w:firstLine="0"/>
+              <w:jc w:val="left"/>
+            </w:pPr>
+            <w:r>
+              <w:rPr>
+                <w:rFonts w:ascii="Times New Roman" w:hAnsi="Times New Roman"/>
+                <w:sz w:val="17"/>
+              </w:rPr>
+              <w:t xml:space="preserve">0</w:t>
+            </w:r>
+          </w:p>
+        </w:tc>
+        <w:tc>
+          <w:tcPr/>
+          <w:p>
+            <w:pPr>
+              <w:pStyle w:val="Compact"/>
+              <w:spacing w:before="20" w:after="20" w:line="240" w:lineRule="auto"/>
+              <w:ind w:firstLine="0"/>
+              <w:jc w:val="left"/>
+            </w:pPr>
+            <w:r>
+              <w:rPr>
+                <w:rFonts w:ascii="Times New Roman" w:hAnsi="Times New Roman"/>
+                <w:sz w:val="17"/>
+              </w:rPr>
+              <w:t xml:space="preserve">1.00</w:t>
+            </w:r>
+          </w:p>
+        </w:tc>
+        <w:tc>
+          <w:tcPr/>
+          <w:p>
+            <w:pPr>
+              <w:pStyle w:val="Compact"/>
+              <w:spacing w:before="20" w:after="20" w:line="240" w:lineRule="auto"/>
+              <w:ind w:firstLine="0"/>
+              <w:jc w:val="left"/>
+            </w:pPr>
+            <w:r>
+              <w:rPr>
+                <w:rFonts w:ascii="Times New Roman" w:hAnsi="Times New Roman"/>
+                <w:sz w:val="17"/>
+              </w:rPr>
+              <w:t xml:space="preserve">n/a</w:t>
+            </w:r>
+          </w:p>
+        </w:tc>
+      </w:tr>
+      <w:tr>
+        <w:tc>
+          <w:tcPr/>
+          <w:p>
+            <w:pPr>
+              <w:pStyle w:val="Compact"/>
+              <w:spacing w:before="20" w:after="20" w:line="240" w:lineRule="auto"/>
+              <w:ind w:firstLine="0"/>
+              <w:jc w:val="left"/>
+            </w:pPr>
+            <w:r>
+              <w:rPr>
+                <w:rFonts w:ascii="Times New Roman" w:hAnsi="Times New Roman"/>
+                <w:sz w:val="17"/>
+              </w:rPr>
+              <w:t xml:space="preserve">Demographic households (7.83)</w:t>
+            </w:r>
+          </w:p>
+        </w:tc>
+        <w:tc>
+          <w:tcPr/>
+          <w:p>
+            <w:pPr>
+              <w:pStyle w:val="Compact"/>
+              <w:spacing w:before="20" w:after="20" w:line="240" w:lineRule="auto"/>
+              <w:ind w:firstLine="0"/>
+              <w:jc w:val="left"/>
+            </w:pPr>
+            <w:r>
+              <w:rPr>
+                <w:rFonts w:ascii="Times New Roman" w:hAnsi="Times New Roman"/>
+                <w:sz w:val="17"/>
+              </w:rPr>
+              <w:t xml:space="preserve">B</w:t>
+            </w:r>
+          </w:p>
+        </w:tc>
+        <w:tc>
+          <w:tcPr/>
+          <w:p>
+            <w:pPr>
+              <w:pStyle w:val="Compact"/>
+              <w:spacing w:before="20" w:after="20" w:line="240" w:lineRule="auto"/>
+              <w:ind w:firstLine="0"/>
+              <w:jc w:val="left"/>
+            </w:pPr>
+            <w:r>
+              <w:rPr>
+                <w:rFonts w:ascii="Times New Roman" w:hAnsi="Times New Roman"/>
+                <w:sz w:val="17"/>
+              </w:rPr>
+              <w:t xml:space="preserve">16</w:t>
+            </w:r>
+          </w:p>
+        </w:tc>
+        <w:tc>
+          <w:tcPr/>
+          <w:p>
+            <w:pPr>
+              <w:pStyle w:val="Compact"/>
+              <w:spacing w:before="20" w:after="20" w:line="240" w:lineRule="auto"/>
+              <w:ind w:firstLine="0"/>
+              <w:jc w:val="left"/>
+            </w:pPr>
+            <w:r>
+              <w:rPr>
+                <w:rFonts w:ascii="Times New Roman" w:hAnsi="Times New Roman"/>
+                <w:sz w:val="17"/>
+              </w:rPr>
+              <w:t xml:space="preserve">14</w:t>
+            </w:r>
+          </w:p>
+        </w:tc>
+        <w:tc>
+          <w:tcPr/>
+          <w:p>
+            <w:pPr>
+              <w:pStyle w:val="Compact"/>
+              <w:spacing w:before="20" w:after="20" w:line="240" w:lineRule="auto"/>
+              <w:ind w:firstLine="0"/>
+              <w:jc w:val="left"/>
+            </w:pPr>
+            <w:r>
+              <w:rPr>
+                <w:rFonts w:ascii="Times New Roman" w:hAnsi="Times New Roman"/>
+                <w:sz w:val="17"/>
+              </w:rPr>
+              <w:t xml:space="preserve">0</w:t>
+            </w:r>
+          </w:p>
+        </w:tc>
+        <w:tc>
+          <w:tcPr/>
+          <w:p>
+            <w:pPr>
+              <w:pStyle w:val="Compact"/>
+              <w:spacing w:before="20" w:after="20" w:line="240" w:lineRule="auto"/>
+              <w:ind w:firstLine="0"/>
+              <w:jc w:val="left"/>
+            </w:pPr>
+            <w:r>
+              <w:rPr>
+                <w:rFonts w:ascii="Times New Roman" w:hAnsi="Times New Roman"/>
+                <w:sz w:val="17"/>
+              </w:rPr>
+              <w:t xml:space="preserve">1.00</w:t>
+            </w:r>
+          </w:p>
+        </w:tc>
+        <w:tc>
+          <w:tcPr/>
+          <w:p>
+            <w:pPr>
+              <w:pStyle w:val="Compact"/>
+              <w:spacing w:before="20" w:after="20" w:line="240" w:lineRule="auto"/>
+              <w:ind w:firstLine="0"/>
+              <w:jc w:val="left"/>
+            </w:pPr>
+            <w:r>
+              <w:rPr>
+                <w:rFonts w:ascii="Times New Roman" w:hAnsi="Times New Roman"/>
+                <w:sz w:val="17"/>
+              </w:rPr>
+              <w:t xml:space="preserve">n/a</w:t>
+            </w:r>
+          </w:p>
+        </w:tc>
+      </w:tr>
+      <w:tr>
+        <w:tc>
+          <w:tcPr/>
+          <w:p>
+            <w:pPr>
+              <w:pStyle w:val="Compact"/>
+              <w:spacing w:before="20" w:after="20" w:line="240" w:lineRule="auto"/>
+              <w:ind w:firstLine="0"/>
+              <w:jc w:val="left"/>
+            </w:pPr>
+            <w:r>
+              <w:rPr>
+                <w:rFonts w:ascii="Times New Roman" w:hAnsi="Times New Roman"/>
+                <w:sz w:val="17"/>
+              </w:rPr>
+              <w:t xml:space="preserve">Demographic households (7.83)</w:t>
+            </w:r>
+          </w:p>
+        </w:tc>
+        <w:tc>
+          <w:tcPr/>
+          <w:p>
+            <w:pPr>
+              <w:pStyle w:val="Compact"/>
+              <w:spacing w:before="20" w:after="20" w:line="240" w:lineRule="auto"/>
+              <w:ind w:firstLine="0"/>
+              <w:jc w:val="left"/>
+            </w:pPr>
+            <w:r>
+              <w:rPr>
+                <w:rFonts w:ascii="Times New Roman" w:hAnsi="Times New Roman"/>
+                <w:sz w:val="17"/>
+              </w:rPr>
+              <w:t xml:space="preserve">C</w:t>
+            </w:r>
+          </w:p>
+        </w:tc>
+        <w:tc>
+          <w:tcPr/>
+          <w:p>
+            <w:pPr>
+              <w:pStyle w:val="Compact"/>
+              <w:spacing w:before="20" w:after="20" w:line="240" w:lineRule="auto"/>
+              <w:ind w:firstLine="0"/>
+              <w:jc w:val="left"/>
+            </w:pPr>
+            <w:r>
+              <w:rPr>
+                <w:rFonts w:ascii="Times New Roman" w:hAnsi="Times New Roman"/>
+                <w:sz w:val="17"/>
+              </w:rPr>
+              <w:t xml:space="preserve">16</w:t>
+            </w:r>
+          </w:p>
+        </w:tc>
+        <w:tc>
+          <w:tcPr/>
+          <w:p>
+            <w:pPr>
+              <w:pStyle w:val="Compact"/>
+              <w:spacing w:before="20" w:after="20" w:line="240" w:lineRule="auto"/>
+              <w:ind w:firstLine="0"/>
+              <w:jc w:val="left"/>
+            </w:pPr>
+            <w:r>
+              <w:rPr>
+                <w:rFonts w:ascii="Times New Roman" w:hAnsi="Times New Roman"/>
+                <w:sz w:val="17"/>
+              </w:rPr>
+              <w:t xml:space="preserve">16</w:t>
+            </w:r>
+          </w:p>
+        </w:tc>
+        <w:tc>
+          <w:tcPr/>
+          <w:p>
+            <w:pPr>
+              <w:pStyle w:val="Compact"/>
+              <w:spacing w:before="20" w:after="20" w:line="240" w:lineRule="auto"/>
+              <w:ind w:firstLine="0"/>
+              <w:jc w:val="left"/>
+            </w:pPr>
+            <w:r>
+              <w:rPr>
+                <w:rFonts w:ascii="Times New Roman" w:hAnsi="Times New Roman"/>
+                <w:sz w:val="17"/>
+              </w:rPr>
+              <w:t xml:space="preserve">2</w:t>
+            </w:r>
+          </w:p>
+        </w:tc>
+        <w:tc>
+          <w:tcPr/>
+          <w:p>
+            <w:pPr>
+              <w:pStyle w:val="Compact"/>
+              <w:spacing w:before="20" w:after="20" w:line="240" w:lineRule="auto"/>
+              <w:ind w:firstLine="0"/>
+              <w:jc w:val="left"/>
+            </w:pPr>
+            <w:r>
+              <w:rPr>
+                <w:rFonts w:ascii="Times New Roman" w:hAnsi="Times New Roman"/>
+                <w:sz w:val="17"/>
+              </w:rPr>
+              <w:t xml:space="preserve">0.00</w:t>
+            </w:r>
+          </w:p>
+        </w:tc>
+        <w:tc>
+          <w:tcPr/>
+          <w:p>
+            <w:pPr>
+              <w:pStyle w:val="Compact"/>
+              <w:spacing w:before="20" w:after="20" w:line="240" w:lineRule="auto"/>
+              <w:ind w:firstLine="0"/>
+              <w:jc w:val="left"/>
+            </w:pPr>
+            <w:r>
+              <w:rPr>
+                <w:rFonts w:ascii="Times New Roman" w:hAnsi="Times New Roman"/>
+                <w:sz w:val="17"/>
+              </w:rPr>
+              <w:t xml:space="preserve">0.00</w:t>
+            </w:r>
+          </w:p>
+        </w:tc>
+      </w:tr>
+      <w:tr>
+        <w:tc>
+          <w:tcPr/>
+          <w:p>
+            <w:pPr>
+              <w:pStyle w:val="Compact"/>
+              <w:spacing w:before="20" w:after="20" w:line="240" w:lineRule="auto"/>
+              <w:ind w:firstLine="0"/>
+              <w:jc w:val="left"/>
+            </w:pPr>
+            <w:r>
+              <w:rPr>
+                <w:rFonts w:ascii="Times New Roman" w:hAnsi="Times New Roman"/>
+                <w:sz w:val="17"/>
+              </w:rPr>
+              <w:t xml:space="preserve">Demographic households (7.83)</w:t>
+            </w:r>
+          </w:p>
+        </w:tc>
+        <w:tc>
+          <w:tcPr/>
+          <w:p>
+            <w:pPr>
+              <w:pStyle w:val="Compact"/>
+              <w:spacing w:before="20" w:after="20" w:line="240" w:lineRule="auto"/>
+              <w:ind w:firstLine="0"/>
+              <w:jc w:val="left"/>
+            </w:pPr>
+            <w:r>
+              <w:rPr>
+                <w:rFonts w:ascii="Times New Roman" w:hAnsi="Times New Roman"/>
+                <w:sz w:val="17"/>
+              </w:rPr>
+              <w:t xml:space="preserve">D</w:t>
+            </w:r>
+          </w:p>
+        </w:tc>
+        <w:tc>
+          <w:tcPr/>
+          <w:p>
+            <w:pPr>
+              <w:pStyle w:val="Compact"/>
+              <w:spacing w:before="20" w:after="20" w:line="240" w:lineRule="auto"/>
+              <w:ind w:firstLine="0"/>
+              <w:jc w:val="left"/>
+            </w:pPr>
+            <w:r>
+              <w:rPr>
+                <w:rFonts w:ascii="Times New Roman" w:hAnsi="Times New Roman"/>
+                <w:sz w:val="17"/>
+              </w:rPr>
+              <w:t xml:space="preserve">16</w:t>
+            </w:r>
+          </w:p>
+        </w:tc>
+        <w:tc>
+          <w:tcPr/>
+          <w:p>
+            <w:pPr>
+              <w:pStyle w:val="Compact"/>
+              <w:spacing w:before="20" w:after="20" w:line="240" w:lineRule="auto"/>
+              <w:ind w:firstLine="0"/>
+              <w:jc w:val="left"/>
+            </w:pPr>
+            <w:r>
+              <w:rPr>
+                <w:rFonts w:ascii="Times New Roman" w:hAnsi="Times New Roman"/>
+                <w:sz w:val="17"/>
+              </w:rPr>
+              <w:t xml:space="preserve">16</w:t>
+            </w:r>
+          </w:p>
+        </w:tc>
+        <w:tc>
+          <w:tcPr/>
+          <w:p>
+            <w:pPr>
+              <w:pStyle w:val="Compact"/>
+              <w:spacing w:before="20" w:after="20" w:line="240" w:lineRule="auto"/>
+              <w:ind w:firstLine="0"/>
+              <w:jc w:val="left"/>
+            </w:pPr>
+            <w:r>
+              <w:rPr>
+                <w:rFonts w:ascii="Times New Roman" w:hAnsi="Times New Roman"/>
+                <w:sz w:val="17"/>
+              </w:rPr>
+              <w:t xml:space="preserve">0</w:t>
+            </w:r>
+          </w:p>
+        </w:tc>
+        <w:tc>
+          <w:tcPr/>
+          <w:p>
+            <w:pPr>
+              <w:pStyle w:val="Compact"/>
+              <w:spacing w:before="20" w:after="20" w:line="240" w:lineRule="auto"/>
+              <w:ind w:firstLine="0"/>
+              <w:jc w:val="left"/>
+            </w:pPr>
+            <w:r>
+              <w:rPr>
+                <w:rFonts w:ascii="Times New Roman" w:hAnsi="Times New Roman"/>
+                <w:sz w:val="17"/>
+              </w:rPr>
+              <w:t xml:space="preserve">0.00</w:t>
+            </w:r>
+          </w:p>
+        </w:tc>
+        <w:tc>
+          <w:tcPr/>
+          <w:p>
+            <w:pPr>
+              <w:pStyle w:val="Compact"/>
+              <w:spacing w:before="20" w:after="20" w:line="240" w:lineRule="auto"/>
+              <w:ind w:firstLine="0"/>
+              <w:jc w:val="left"/>
+            </w:pPr>
+            <w:r>
+              <w:rPr>
+                <w:rFonts w:ascii="Times New Roman" w:hAnsi="Times New Roman"/>
+                <w:sz w:val="17"/>
+              </w:rPr>
+              <w:t xml:space="preserve">n/a</w:t>
+            </w:r>
+          </w:p>
+        </w:tc>
+      </w:tr>
+    </w:tbl>
+    <w:p>
+      <w:pPr>
+        <w:pStyle w:val="BodyText"/>
+        <w:spacing w:line="240" w:lineRule="auto"/>
+        <w:ind w:firstLine="0"/>
+      </w:pPr>
+      <w:r>
+        <w:rPr>
+          <w:iCs/>
+          <w:i/>
+        </w:rPr>
+        <w:t xml:space="preserve">Table E3. Transaction backtest: held-out top-decile share error above 0.10, by setting and design. Cells with an undefined variance-to-mean ratio are excluded (187 of 192).</w:t>
+      </w:r>
+    </w:p>
+    <w:p>
+      <w:pPr>
+        <w:pStyle w:val="BodyText"/>
+      </w:pPr>
+      <w:r>
+        <w:t xml:space="preserve">The gate passes only designs that obtain the dispersion from outside the model (D) or from the described distribution (C). Because the hybrid design sets its dispersion from the reference, its low error rate under the gate is partly built in. The two-campaign structure of the email backtest implies that the 64 cases come from 32 configurations, so cases from the same configuration are not independent.</w:t>
+      </w:r>
+    </w:p>
+    <w:bookmarkEnd w:id="24"/>
     <w:sectPr>
       <w:footerReference w:type="default" r:id="rId9"/>
       <w:pgMar w:left="1440" w:right="1440" w:top="1440" w:bottom="1440"/>

--- a/llm-count-study/word_files/ISR_online_appendix.docx
+++ b/llm-count-study/word_files/ISR_online_appendix.docx
@@ -41953,6 +41953,964 @@
       </w:r>
     </w:p>
     <w:bookmarkEnd w:id="24"/>
+    <w:bookmarkStart w:id="25" w:name="appendix-f.-robustness-to-prompt-wording"/>
+    <w:p>
+      <w:pPr>
+        <w:pStyle w:val="Heading1"/>
+      </w:pPr>
+      <w:r>
+        <w:t xml:space="preserve">Appendix F. Robustness to Prompt Wording</w:t>
+      </w:r>
+    </w:p>
+    <w:p>
+      <w:pPr>
+        <w:pStyle w:val="FirstParagraph"/>
+      </w:pPr>
+      <w:r>
+        <w:t xml:space="preserve">Two rewordings of the prompt were run for four models (GPT-4o-mini, Llama-3.3-70B-Instruct, Claude Haiku 5.5, Claude Sonnet 5) with the plain and anchored variants, one seed, 200 customers per cell in the transaction settings (Online Retail II and Complete Journey) and 300 customers in the email experiment: a third-person wording that describes the customer in the third person, and a survey wording that asks the question as in a market-research questionnaire. Counts below are cells of the 16 per setting and wording (8 for design D, design C zero share, and the email statistics). Intervals are wider than in the main analysis because of the smaller samples.</w:t>
+      </w:r>
+    </w:p>
+    <w:tbl>
+      <w:tblPr>
+        <w:tblStyle w:val="Table"/>
+        <w:tblW w:type="pct" w:w="5000"/>
+        <w:tblLook w:firstRow="1" w:lastRow="0" w:firstColumn="0" w:lastColumn="0" w:noHBand="0" w:noVBand="0" w:val="0020"/>
+        <w:jc w:val="start"/>
+        <w:tblBorders>
+          <w:top w:val="single" w:sz="4" w:color="808080"/>
+          <w:bottom w:val="single" w:sz="4" w:color="808080"/>
+          <w:insideH w:val="single" w:sz="4" w:color="808080"/>
+        </w:tblBorders>
+      </w:tblPr>
+      <w:tblGrid>
+        <w:gridCol w:w="1584"/>
+        <w:gridCol w:w="1584"/>
+        <w:gridCol w:w="1584"/>
+        <w:gridCol w:w="1584"/>
+        <w:gridCol w:w="1584"/>
+      </w:tblGrid>
+      <w:tr>
+        <w:trPr>
+          <w:tblHeader w:val="true"/>
+        </w:trPr>
+        <w:tc>
+          <w:tcPr/>
+          <w:p>
+            <w:pPr>
+              <w:pStyle w:val="Compact"/>
+              <w:spacing w:before="20" w:after="20" w:line="240" w:lineRule="auto"/>
+              <w:ind w:firstLine="0"/>
+              <w:jc w:val="left"/>
+            </w:pPr>
+            <w:r>
+              <w:rPr>
+                <w:rFonts w:ascii="Times New Roman" w:hAnsi="Times New Roman"/>
+                <w:b/>
+                <w:sz w:val="17"/>
+              </w:rPr>
+              <w:t xml:space="preserve">Statistic</w:t>
+            </w:r>
+          </w:p>
+        </w:tc>
+        <w:tc>
+          <w:tcPr/>
+          <w:p>
+            <w:pPr>
+              <w:pStyle w:val="Compact"/>
+              <w:spacing w:before="20" w:after="20" w:line="240" w:lineRule="auto"/>
+              <w:ind w:firstLine="0"/>
+              <w:jc w:val="left"/>
+            </w:pPr>
+            <w:r>
+              <w:rPr>
+                <w:rFonts w:ascii="Times New Roman" w:hAnsi="Times New Roman"/>
+                <w:b/>
+                <w:sz w:val="17"/>
+              </w:rPr>
+              <w:t xml:space="preserve">Retail, third person</w:t>
+            </w:r>
+          </w:p>
+        </w:tc>
+        <w:tc>
+          <w:tcPr/>
+          <w:p>
+            <w:pPr>
+              <w:pStyle w:val="Compact"/>
+              <w:spacing w:before="20" w:after="20" w:line="240" w:lineRule="auto"/>
+              <w:ind w:firstLine="0"/>
+              <w:jc w:val="left"/>
+            </w:pPr>
+            <w:r>
+              <w:rPr>
+                <w:rFonts w:ascii="Times New Roman" w:hAnsi="Times New Roman"/>
+                <w:b/>
+                <w:sz w:val="17"/>
+              </w:rPr>
+              <w:t xml:space="preserve">Retail, survey</w:t>
+            </w:r>
+          </w:p>
+        </w:tc>
+        <w:tc>
+          <w:tcPr/>
+          <w:p>
+            <w:pPr>
+              <w:pStyle w:val="Compact"/>
+              <w:spacing w:before="20" w:after="20" w:line="240" w:lineRule="auto"/>
+              <w:ind w:firstLine="0"/>
+              <w:jc w:val="left"/>
+            </w:pPr>
+            <w:r>
+              <w:rPr>
+                <w:rFonts w:ascii="Times New Roman" w:hAnsi="Times New Roman"/>
+                <w:b/>
+                <w:sz w:val="17"/>
+              </w:rPr>
+              <w:t xml:space="preserve">Grocery, third person</w:t>
+            </w:r>
+          </w:p>
+        </w:tc>
+        <w:tc>
+          <w:tcPr/>
+          <w:p>
+            <w:pPr>
+              <w:pStyle w:val="Compact"/>
+              <w:spacing w:before="20" w:after="20" w:line="240" w:lineRule="auto"/>
+              <w:ind w:firstLine="0"/>
+              <w:jc w:val="left"/>
+            </w:pPr>
+            <w:r>
+              <w:rPr>
+                <w:rFonts w:ascii="Times New Roman" w:hAnsi="Times New Roman"/>
+                <w:b/>
+                <w:sz w:val="17"/>
+              </w:rPr>
+              <w:t xml:space="preserve">Grocery, survey</w:t>
+            </w:r>
+          </w:p>
+        </w:tc>
+      </w:tr>
+      <w:tr>
+        <w:tc>
+          <w:tcPr/>
+          <w:p>
+            <w:pPr>
+              <w:pStyle w:val="Compact"/>
+              <w:spacing w:before="20" w:after="20" w:line="240" w:lineRule="auto"/>
+              <w:ind w:firstLine="0"/>
+              <w:jc w:val="left"/>
+            </w:pPr>
+            <w:r>
+              <w:rPr>
+                <w:rFonts w:ascii="Times New Roman" w:hAnsi="Times New Roman"/>
+                <w:sz w:val="17"/>
+              </w:rPr>
+              <w:t xml:space="preserve">Designs A and B: variance-to-mean ratio below reference (defined cells)</w:t>
+            </w:r>
+          </w:p>
+        </w:tc>
+        <w:tc>
+          <w:tcPr/>
+          <w:p>
+            <w:pPr>
+              <w:pStyle w:val="Compact"/>
+              <w:spacing w:before="20" w:after="20" w:line="240" w:lineRule="auto"/>
+              <w:ind w:firstLine="0"/>
+              <w:jc w:val="left"/>
+            </w:pPr>
+            <w:r>
+              <w:rPr>
+                <w:rFonts w:ascii="Times New Roman" w:hAnsi="Times New Roman"/>
+                <w:sz w:val="17"/>
+              </w:rPr>
+              <w:t xml:space="preserve">14 of 14</w:t>
+            </w:r>
+          </w:p>
+        </w:tc>
+        <w:tc>
+          <w:tcPr/>
+          <w:p>
+            <w:pPr>
+              <w:pStyle w:val="Compact"/>
+              <w:spacing w:before="20" w:after="20" w:line="240" w:lineRule="auto"/>
+              <w:ind w:firstLine="0"/>
+              <w:jc w:val="left"/>
+            </w:pPr>
+            <w:r>
+              <w:rPr>
+                <w:rFonts w:ascii="Times New Roman" w:hAnsi="Times New Roman"/>
+                <w:sz w:val="17"/>
+              </w:rPr>
+              <w:t xml:space="preserve">13 of 14</w:t>
+            </w:r>
+          </w:p>
+        </w:tc>
+        <w:tc>
+          <w:tcPr/>
+          <w:p>
+            <w:pPr>
+              <w:pStyle w:val="Compact"/>
+              <w:spacing w:before="20" w:after="20" w:line="240" w:lineRule="auto"/>
+              <w:ind w:firstLine="0"/>
+              <w:jc w:val="left"/>
+            </w:pPr>
+            <w:r>
+              <w:rPr>
+                <w:rFonts w:ascii="Times New Roman" w:hAnsi="Times New Roman"/>
+                <w:sz w:val="17"/>
+              </w:rPr>
+              <w:t xml:space="preserve">16 of 16</w:t>
+            </w:r>
+          </w:p>
+        </w:tc>
+        <w:tc>
+          <w:tcPr/>
+          <w:p>
+            <w:pPr>
+              <w:pStyle w:val="Compact"/>
+              <w:spacing w:before="20" w:after="20" w:line="240" w:lineRule="auto"/>
+              <w:ind w:firstLine="0"/>
+              <w:jc w:val="left"/>
+            </w:pPr>
+            <w:r>
+              <w:rPr>
+                <w:rFonts w:ascii="Times New Roman" w:hAnsi="Times New Roman"/>
+                <w:sz w:val="17"/>
+              </w:rPr>
+              <w:t xml:space="preserve">15 of 16</w:t>
+            </w:r>
+          </w:p>
+        </w:tc>
+      </w:tr>
+      <w:tr>
+        <w:tc>
+          <w:tcPr/>
+          <w:p>
+            <w:pPr>
+              <w:pStyle w:val="Compact"/>
+              <w:spacing w:before="20" w:after="20" w:line="240" w:lineRule="auto"/>
+              <w:ind w:firstLine="0"/>
+              <w:jc w:val="left"/>
+            </w:pPr>
+            <w:r>
+              <w:rPr>
+                <w:rFonts w:ascii="Times New Roman" w:hAnsi="Times New Roman"/>
+                <w:sz w:val="17"/>
+              </w:rPr>
+              <w:t xml:space="preserve">Design D: variance-to-mean ratio interval contains reference</w:t>
+            </w:r>
+          </w:p>
+        </w:tc>
+        <w:tc>
+          <w:tcPr/>
+          <w:p>
+            <w:pPr>
+              <w:pStyle w:val="Compact"/>
+              <w:spacing w:before="20" w:after="20" w:line="240" w:lineRule="auto"/>
+              <w:ind w:firstLine="0"/>
+              <w:jc w:val="left"/>
+            </w:pPr>
+            <w:r>
+              <w:rPr>
+                <w:rFonts w:ascii="Times New Roman" w:hAnsi="Times New Roman"/>
+                <w:sz w:val="17"/>
+              </w:rPr>
+              <w:t xml:space="preserve">5 of 8</w:t>
+            </w:r>
+          </w:p>
+        </w:tc>
+        <w:tc>
+          <w:tcPr/>
+          <w:p>
+            <w:pPr>
+              <w:pStyle w:val="Compact"/>
+              <w:spacing w:before="20" w:after="20" w:line="240" w:lineRule="auto"/>
+              <w:ind w:firstLine="0"/>
+              <w:jc w:val="left"/>
+            </w:pPr>
+            <w:r>
+              <w:rPr>
+                <w:rFonts w:ascii="Times New Roman" w:hAnsi="Times New Roman"/>
+                <w:sz w:val="17"/>
+              </w:rPr>
+              <w:t xml:space="preserve">3 of 8</w:t>
+            </w:r>
+          </w:p>
+        </w:tc>
+        <w:tc>
+          <w:tcPr/>
+          <w:p>
+            <w:pPr>
+              <w:pStyle w:val="Compact"/>
+              <w:spacing w:before="20" w:after="20" w:line="240" w:lineRule="auto"/>
+              <w:ind w:firstLine="0"/>
+              <w:jc w:val="left"/>
+            </w:pPr>
+            <w:r>
+              <w:rPr>
+                <w:rFonts w:ascii="Times New Roman" w:hAnsi="Times New Roman"/>
+                <w:sz w:val="17"/>
+              </w:rPr>
+              <w:t xml:space="preserve">7 of 8</w:t>
+            </w:r>
+          </w:p>
+        </w:tc>
+        <w:tc>
+          <w:tcPr/>
+          <w:p>
+            <w:pPr>
+              <w:pStyle w:val="Compact"/>
+              <w:spacing w:before="20" w:after="20" w:line="240" w:lineRule="auto"/>
+              <w:ind w:firstLine="0"/>
+              <w:jc w:val="left"/>
+            </w:pPr>
+            <w:r>
+              <w:rPr>
+                <w:rFonts w:ascii="Times New Roman" w:hAnsi="Times New Roman"/>
+                <w:sz w:val="17"/>
+              </w:rPr>
+              <w:t xml:space="preserve">5 of 8</w:t>
+            </w:r>
+          </w:p>
+        </w:tc>
+      </w:tr>
+      <w:tr>
+        <w:tc>
+          <w:tcPr/>
+          <w:p>
+            <w:pPr>
+              <w:pStyle w:val="Compact"/>
+              <w:spacing w:before="20" w:after="20" w:line="240" w:lineRule="auto"/>
+              <w:ind w:firstLine="0"/>
+              <w:jc w:val="left"/>
+            </w:pPr>
+            <w:r>
+              <w:rPr>
+                <w:rFonts w:ascii="Times New Roman" w:hAnsi="Times New Roman"/>
+                <w:sz w:val="17"/>
+              </w:rPr>
+              <w:t xml:space="preserve">Design D: mean interval contains reference</w:t>
+            </w:r>
+          </w:p>
+        </w:tc>
+        <w:tc>
+          <w:tcPr/>
+          <w:p>
+            <w:pPr>
+              <w:pStyle w:val="Compact"/>
+              <w:spacing w:before="20" w:after="20" w:line="240" w:lineRule="auto"/>
+              <w:ind w:firstLine="0"/>
+              <w:jc w:val="left"/>
+            </w:pPr>
+            <w:r>
+              <w:rPr>
+                <w:rFonts w:ascii="Times New Roman" w:hAnsi="Times New Roman"/>
+                <w:sz w:val="17"/>
+              </w:rPr>
+              <w:t xml:space="preserve">4 of 8</w:t>
+            </w:r>
+          </w:p>
+        </w:tc>
+        <w:tc>
+          <w:tcPr/>
+          <w:p>
+            <w:pPr>
+              <w:pStyle w:val="Compact"/>
+              <w:spacing w:before="20" w:after="20" w:line="240" w:lineRule="auto"/>
+              <w:ind w:firstLine="0"/>
+              <w:jc w:val="left"/>
+            </w:pPr>
+            <w:r>
+              <w:rPr>
+                <w:rFonts w:ascii="Times New Roman" w:hAnsi="Times New Roman"/>
+                <w:sz w:val="17"/>
+              </w:rPr>
+              <w:t xml:space="preserve">4 of 8</w:t>
+            </w:r>
+          </w:p>
+        </w:tc>
+        <w:tc>
+          <w:tcPr/>
+          <w:p>
+            <w:pPr>
+              <w:pStyle w:val="Compact"/>
+              <w:spacing w:before="20" w:after="20" w:line="240" w:lineRule="auto"/>
+              <w:ind w:firstLine="0"/>
+              <w:jc w:val="left"/>
+            </w:pPr>
+            <w:r>
+              <w:rPr>
+                <w:rFonts w:ascii="Times New Roman" w:hAnsi="Times New Roman"/>
+                <w:sz w:val="17"/>
+              </w:rPr>
+              <w:t xml:space="preserve">6 of 8</w:t>
+            </w:r>
+          </w:p>
+        </w:tc>
+        <w:tc>
+          <w:tcPr/>
+          <w:p>
+            <w:pPr>
+              <w:pStyle w:val="Compact"/>
+              <w:spacing w:before="20" w:after="20" w:line="240" w:lineRule="auto"/>
+              <w:ind w:firstLine="0"/>
+              <w:jc w:val="left"/>
+            </w:pPr>
+            <w:r>
+              <w:rPr>
+                <w:rFonts w:ascii="Times New Roman" w:hAnsi="Times New Roman"/>
+                <w:sz w:val="17"/>
+              </w:rPr>
+              <w:t xml:space="preserve">5 of 8</w:t>
+            </w:r>
+          </w:p>
+        </w:tc>
+      </w:tr>
+      <w:tr>
+        <w:tc>
+          <w:tcPr/>
+          <w:p>
+            <w:pPr>
+              <w:pStyle w:val="Compact"/>
+              <w:spacing w:before="20" w:after="20" w:line="240" w:lineRule="auto"/>
+              <w:ind w:firstLine="0"/>
+              <w:jc w:val="left"/>
+            </w:pPr>
+            <w:r>
+              <w:rPr>
+                <w:rFonts w:ascii="Times New Roman" w:hAnsi="Times New Roman"/>
+                <w:sz w:val="17"/>
+              </w:rPr>
+              <w:t xml:space="preserve">Design C: zero share below reference</w:t>
+            </w:r>
+          </w:p>
+        </w:tc>
+        <w:tc>
+          <w:tcPr/>
+          <w:p>
+            <w:pPr>
+              <w:pStyle w:val="Compact"/>
+              <w:spacing w:before="20" w:after="20" w:line="240" w:lineRule="auto"/>
+              <w:ind w:firstLine="0"/>
+              <w:jc w:val="left"/>
+            </w:pPr>
+            <w:r>
+              <w:rPr>
+                <w:rFonts w:ascii="Times New Roman" w:hAnsi="Times New Roman"/>
+                <w:sz w:val="17"/>
+              </w:rPr>
+              <w:t xml:space="preserve">6 of 8</w:t>
+            </w:r>
+          </w:p>
+        </w:tc>
+        <w:tc>
+          <w:tcPr/>
+          <w:p>
+            <w:pPr>
+              <w:pStyle w:val="Compact"/>
+              <w:spacing w:before="20" w:after="20" w:line="240" w:lineRule="auto"/>
+              <w:ind w:firstLine="0"/>
+              <w:jc w:val="left"/>
+            </w:pPr>
+            <w:r>
+              <w:rPr>
+                <w:rFonts w:ascii="Times New Roman" w:hAnsi="Times New Roman"/>
+                <w:sz w:val="17"/>
+              </w:rPr>
+              <w:t xml:space="preserve">7 of 8</w:t>
+            </w:r>
+          </w:p>
+        </w:tc>
+        <w:tc>
+          <w:tcPr/>
+          <w:p>
+            <w:pPr>
+              <w:pStyle w:val="Compact"/>
+              <w:spacing w:before="20" w:after="20" w:line="240" w:lineRule="auto"/>
+              <w:ind w:firstLine="0"/>
+              <w:jc w:val="left"/>
+            </w:pPr>
+            <w:r>
+              <w:rPr>
+                <w:rFonts w:ascii="Times New Roman" w:hAnsi="Times New Roman"/>
+                <w:sz w:val="17"/>
+              </w:rPr>
+              <w:t xml:space="preserve">7 of 8</w:t>
+            </w:r>
+          </w:p>
+        </w:tc>
+        <w:tc>
+          <w:tcPr/>
+          <w:p>
+            <w:pPr>
+              <w:pStyle w:val="Compact"/>
+              <w:spacing w:before="20" w:after="20" w:line="240" w:lineRule="auto"/>
+              <w:ind w:firstLine="0"/>
+              <w:jc w:val="left"/>
+            </w:pPr>
+            <w:r>
+              <w:rPr>
+                <w:rFonts w:ascii="Times New Roman" w:hAnsi="Times New Roman"/>
+                <w:sz w:val="17"/>
+              </w:rPr>
+              <w:t xml:space="preserve">8 of 8</w:t>
+            </w:r>
+          </w:p>
+        </w:tc>
+      </w:tr>
+    </w:tbl>
+    <w:p>
+      <w:pPr>
+        <w:pStyle w:val="BodyText"/>
+        <w:spacing w:line="240" w:lineRule="auto"/>
+        <w:ind w:firstLine="0"/>
+      </w:pPr>
+      <w:r>
+        <w:rPr>
+          <w:iCs/>
+          <w:i/>
+        </w:rPr>
+        <w:t xml:space="preserve">Table F1. Transaction settings under two rewordings.</w:t>
+      </w:r>
+    </w:p>
+    <w:tbl>
+      <w:tblPr>
+        <w:tblStyle w:val="Table"/>
+        <w:tblW w:type="pct" w:w="5000"/>
+        <w:tblLook w:firstRow="1" w:lastRow="0" w:firstColumn="0" w:lastColumn="0" w:noHBand="0" w:noVBand="0" w:val="0020"/>
+        <w:jc w:val="start"/>
+        <w:tblBorders>
+          <w:top w:val="single" w:sz="4" w:color="808080"/>
+          <w:bottom w:val="single" w:sz="4" w:color="808080"/>
+          <w:insideH w:val="single" w:sz="4" w:color="808080"/>
+        </w:tblBorders>
+      </w:tblPr>
+      <w:tblGrid>
+        <w:gridCol w:w="2640"/>
+        <w:gridCol w:w="2640"/>
+        <w:gridCol w:w="2640"/>
+      </w:tblGrid>
+      <w:tr>
+        <w:trPr>
+          <w:tblHeader w:val="true"/>
+        </w:trPr>
+        <w:tc>
+          <w:tcPr/>
+          <w:p>
+            <w:pPr>
+              <w:pStyle w:val="Compact"/>
+              <w:spacing w:before="20" w:after="20" w:line="240" w:lineRule="auto"/>
+              <w:ind w:firstLine="0"/>
+              <w:jc w:val="left"/>
+            </w:pPr>
+            <w:r>
+              <w:rPr>
+                <w:rFonts w:ascii="Times New Roman" w:hAnsi="Times New Roman"/>
+                <w:b/>
+                <w:sz w:val="17"/>
+              </w:rPr>
+              <w:t xml:space="preserve">Statistic (probability design)</w:t>
+            </w:r>
+          </w:p>
+        </w:tc>
+        <w:tc>
+          <w:tcPr/>
+          <w:p>
+            <w:pPr>
+              <w:pStyle w:val="Compact"/>
+              <w:spacing w:before="20" w:after="20" w:line="240" w:lineRule="auto"/>
+              <w:ind w:firstLine="0"/>
+              <w:jc w:val="left"/>
+            </w:pPr>
+            <w:r>
+              <w:rPr>
+                <w:rFonts w:ascii="Times New Roman" w:hAnsi="Times New Roman"/>
+                <w:b/>
+                <w:sz w:val="17"/>
+              </w:rPr>
+              <w:t xml:space="preserve">Third person</w:t>
+            </w:r>
+          </w:p>
+        </w:tc>
+        <w:tc>
+          <w:tcPr/>
+          <w:p>
+            <w:pPr>
+              <w:pStyle w:val="Compact"/>
+              <w:spacing w:before="20" w:after="20" w:line="240" w:lineRule="auto"/>
+              <w:ind w:firstLine="0"/>
+              <w:jc w:val="left"/>
+            </w:pPr>
+            <w:r>
+              <w:rPr>
+                <w:rFonts w:ascii="Times New Roman" w:hAnsi="Times New Roman"/>
+                <w:b/>
+                <w:sz w:val="17"/>
+              </w:rPr>
+              <w:t xml:space="preserve">Survey</w:t>
+            </w:r>
+          </w:p>
+        </w:tc>
+      </w:tr>
+      <w:tr>
+        <w:tc>
+          <w:tcPr/>
+          <w:p>
+            <w:pPr>
+              <w:pStyle w:val="Compact"/>
+              <w:spacing w:before="20" w:after="20" w:line="240" w:lineRule="auto"/>
+              <w:ind w:firstLine="0"/>
+              <w:jc w:val="left"/>
+            </w:pPr>
+            <w:r>
+              <w:rPr>
+                <w:rFonts w:ascii="Times New Roman" w:hAnsi="Times New Roman"/>
+                <w:sz w:val="17"/>
+              </w:rPr>
+              <w:t xml:space="preserve">Both emails with positive visit lift</w:t>
+            </w:r>
+          </w:p>
+        </w:tc>
+        <w:tc>
+          <w:tcPr/>
+          <w:p>
+            <w:pPr>
+              <w:pStyle w:val="Compact"/>
+              <w:spacing w:before="20" w:after="20" w:line="240" w:lineRule="auto"/>
+              <w:ind w:firstLine="0"/>
+              <w:jc w:val="left"/>
+            </w:pPr>
+            <w:r>
+              <w:rPr>
+                <w:rFonts w:ascii="Times New Roman" w:hAnsi="Times New Roman"/>
+                <w:sz w:val="17"/>
+              </w:rPr>
+              <w:t xml:space="preserve">6 of 8</w:t>
+            </w:r>
+          </w:p>
+        </w:tc>
+        <w:tc>
+          <w:tcPr/>
+          <w:p>
+            <w:pPr>
+              <w:pStyle w:val="Compact"/>
+              <w:spacing w:before="20" w:after="20" w:line="240" w:lineRule="auto"/>
+              <w:ind w:firstLine="0"/>
+              <w:jc w:val="left"/>
+            </w:pPr>
+            <w:r>
+              <w:rPr>
+                <w:rFonts w:ascii="Times New Roman" w:hAnsi="Times New Roman"/>
+                <w:sz w:val="17"/>
+              </w:rPr>
+              <w:t xml:space="preserve">8 of 8</w:t>
+            </w:r>
+          </w:p>
+        </w:tc>
+      </w:tr>
+      <w:tr>
+        <w:tc>
+          <w:tcPr/>
+          <w:p>
+            <w:pPr>
+              <w:pStyle w:val="Compact"/>
+              <w:spacing w:before="20" w:after="20" w:line="240" w:lineRule="auto"/>
+              <w:ind w:firstLine="0"/>
+              <w:jc w:val="left"/>
+            </w:pPr>
+            <w:r>
+              <w:rPr>
+                <w:rFonts w:ascii="Times New Roman" w:hAnsi="Times New Roman"/>
+                <w:sz w:val="17"/>
+              </w:rPr>
+              <w:t xml:space="preserve">Both emails with positive purchase lift</w:t>
+            </w:r>
+          </w:p>
+        </w:tc>
+        <w:tc>
+          <w:tcPr/>
+          <w:p>
+            <w:pPr>
+              <w:pStyle w:val="Compact"/>
+              <w:spacing w:before="20" w:after="20" w:line="240" w:lineRule="auto"/>
+              <w:ind w:firstLine="0"/>
+              <w:jc w:val="left"/>
+            </w:pPr>
+            <w:r>
+              <w:rPr>
+                <w:rFonts w:ascii="Times New Roman" w:hAnsi="Times New Roman"/>
+                <w:sz w:val="17"/>
+              </w:rPr>
+              <w:t xml:space="preserve">7 of 8</w:t>
+            </w:r>
+          </w:p>
+        </w:tc>
+        <w:tc>
+          <w:tcPr/>
+          <w:p>
+            <w:pPr>
+              <w:pStyle w:val="Compact"/>
+              <w:spacing w:before="20" w:after="20" w:line="240" w:lineRule="auto"/>
+              <w:ind w:firstLine="0"/>
+              <w:jc w:val="left"/>
+            </w:pPr>
+            <w:r>
+              <w:rPr>
+                <w:rFonts w:ascii="Times New Roman" w:hAnsi="Times New Roman"/>
+                <w:sz w:val="17"/>
+              </w:rPr>
+              <w:t xml:space="preserve">8 of 8</w:t>
+            </w:r>
+          </w:p>
+        </w:tc>
+      </w:tr>
+      <w:tr>
+        <w:tc>
+          <w:tcPr/>
+          <w:p>
+            <w:pPr>
+              <w:pStyle w:val="Compact"/>
+              <w:spacing w:before="20" w:after="20" w:line="240" w:lineRule="auto"/>
+              <w:ind w:firstLine="0"/>
+              <w:jc w:val="left"/>
+            </w:pPr>
+            <w:r>
+              <w:rPr>
+                <w:rFonts w:ascii="Times New Roman" w:hAnsi="Times New Roman"/>
+                <w:sz w:val="17"/>
+              </w:rPr>
+              <w:t xml:space="preserve">Simulated visit lift within 0.5 to 2 times the real lift (men’s email)</w:t>
+            </w:r>
+          </w:p>
+        </w:tc>
+        <w:tc>
+          <w:tcPr/>
+          <w:p>
+            <w:pPr>
+              <w:pStyle w:val="Compact"/>
+              <w:spacing w:before="20" w:after="20" w:line="240" w:lineRule="auto"/>
+              <w:ind w:firstLine="0"/>
+              <w:jc w:val="left"/>
+            </w:pPr>
+            <w:r>
+              <w:rPr>
+                <w:rFonts w:ascii="Times New Roman" w:hAnsi="Times New Roman"/>
+                <w:sz w:val="17"/>
+              </w:rPr>
+              <w:t xml:space="preserve">6 of 8</w:t>
+            </w:r>
+          </w:p>
+        </w:tc>
+        <w:tc>
+          <w:tcPr/>
+          <w:p>
+            <w:pPr>
+              <w:pStyle w:val="Compact"/>
+              <w:spacing w:before="20" w:after="20" w:line="240" w:lineRule="auto"/>
+              <w:ind w:firstLine="0"/>
+              <w:jc w:val="left"/>
+            </w:pPr>
+            <w:r>
+              <w:rPr>
+                <w:rFonts w:ascii="Times New Roman" w:hAnsi="Times New Roman"/>
+                <w:sz w:val="17"/>
+              </w:rPr>
+              <w:t xml:space="preserve">4 of 8</w:t>
+            </w:r>
+          </w:p>
+        </w:tc>
+      </w:tr>
+      <w:tr>
+        <w:tc>
+          <w:tcPr/>
+          <w:p>
+            <w:pPr>
+              <w:pStyle w:val="Compact"/>
+              <w:spacing w:before="20" w:after="20" w:line="240" w:lineRule="auto"/>
+              <w:ind w:firstLine="0"/>
+              <w:jc w:val="left"/>
+            </w:pPr>
+            <w:r>
+              <w:rPr>
+                <w:rFonts w:ascii="Times New Roman" w:hAnsi="Times New Roman"/>
+                <w:sz w:val="17"/>
+              </w:rPr>
+              <w:t xml:space="preserve">Simulated purchase lift above twice the real lift</w:t>
+            </w:r>
+          </w:p>
+        </w:tc>
+        <w:tc>
+          <w:tcPr/>
+          <w:p>
+            <w:pPr>
+              <w:pStyle w:val="Compact"/>
+              <w:spacing w:before="20" w:after="20" w:line="240" w:lineRule="auto"/>
+              <w:ind w:firstLine="0"/>
+              <w:jc w:val="left"/>
+            </w:pPr>
+            <w:r>
+              <w:rPr>
+                <w:rFonts w:ascii="Times New Roman" w:hAnsi="Times New Roman"/>
+                <w:sz w:val="17"/>
+              </w:rPr>
+              <w:t xml:space="preserve">7 of 8</w:t>
+            </w:r>
+          </w:p>
+        </w:tc>
+        <w:tc>
+          <w:tcPr/>
+          <w:p>
+            <w:pPr>
+              <w:pStyle w:val="Compact"/>
+              <w:spacing w:before="20" w:after="20" w:line="240" w:lineRule="auto"/>
+              <w:ind w:firstLine="0"/>
+              <w:jc w:val="left"/>
+            </w:pPr>
+            <w:r>
+              <w:rPr>
+                <w:rFonts w:ascii="Times New Roman" w:hAnsi="Times New Roman"/>
+                <w:sz w:val="17"/>
+              </w:rPr>
+              <w:t xml:space="preserve">8 of 8</w:t>
+            </w:r>
+          </w:p>
+        </w:tc>
+      </w:tr>
+      <w:tr>
+        <w:tc>
+          <w:tcPr/>
+          <w:p>
+            <w:pPr>
+              <w:pStyle w:val="Compact"/>
+              <w:spacing w:before="20" w:after="20" w:line="240" w:lineRule="auto"/>
+              <w:ind w:firstLine="0"/>
+              <w:jc w:val="left"/>
+            </w:pPr>
+            <w:r>
+              <w:rPr>
+                <w:rFonts w:ascii="Times New Roman" w:hAnsi="Times New Roman"/>
+                <w:sz w:val="17"/>
+              </w:rPr>
+              <w:t xml:space="preserve">Median ratio of simulated to real purchase lift</w:t>
+            </w:r>
+          </w:p>
+        </w:tc>
+        <w:tc>
+          <w:tcPr/>
+          <w:p>
+            <w:pPr>
+              <w:pStyle w:val="Compact"/>
+              <w:spacing w:before="20" w:after="20" w:line="240" w:lineRule="auto"/>
+              <w:ind w:firstLine="0"/>
+              <w:jc w:val="left"/>
+            </w:pPr>
+            <w:r>
+              <w:rPr>
+                <w:rFonts w:ascii="Times New Roman" w:hAnsi="Times New Roman"/>
+                <w:sz w:val="17"/>
+              </w:rPr>
+              <w:t xml:space="preserve">6.1</w:t>
+            </w:r>
+          </w:p>
+        </w:tc>
+        <w:tc>
+          <w:tcPr/>
+          <w:p>
+            <w:pPr>
+              <w:pStyle w:val="Compact"/>
+              <w:spacing w:before="20" w:after="20" w:line="240" w:lineRule="auto"/>
+              <w:ind w:firstLine="0"/>
+              <w:jc w:val="left"/>
+            </w:pPr>
+            <w:r>
+              <w:rPr>
+                <w:rFonts w:ascii="Times New Roman" w:hAnsi="Times New Roman"/>
+                <w:sz w:val="17"/>
+              </w:rPr>
+              <w:t xml:space="preserve">17.6</w:t>
+            </w:r>
+          </w:p>
+        </w:tc>
+      </w:tr>
+      <w:tr>
+        <w:tc>
+          <w:tcPr/>
+          <w:p>
+            <w:pPr>
+              <w:pStyle w:val="Compact"/>
+              <w:spacing w:before="20" w:after="20" w:line="240" w:lineRule="auto"/>
+              <w:ind w:firstLine="0"/>
+              <w:jc w:val="left"/>
+            </w:pPr>
+            <w:r>
+              <w:rPr>
+                <w:rFonts w:ascii="Times New Roman" w:hAnsi="Times New Roman"/>
+                <w:sz w:val="17"/>
+              </w:rPr>
+              <w:t xml:space="preserve">Men’s email beating women’s email (visits and purchases, 16 pairs)</w:t>
+            </w:r>
+          </w:p>
+        </w:tc>
+        <w:tc>
+          <w:tcPr/>
+          <w:p>
+            <w:pPr>
+              <w:pStyle w:val="Compact"/>
+              <w:spacing w:before="20" w:after="20" w:line="240" w:lineRule="auto"/>
+              <w:ind w:firstLine="0"/>
+              <w:jc w:val="left"/>
+            </w:pPr>
+            <w:r>
+              <w:rPr>
+                <w:rFonts w:ascii="Times New Roman" w:hAnsi="Times New Roman"/>
+                <w:sz w:val="17"/>
+              </w:rPr>
+              <w:t xml:space="preserve">4 of 16</w:t>
+            </w:r>
+          </w:p>
+        </w:tc>
+        <w:tc>
+          <w:tcPr/>
+          <w:p>
+            <w:pPr>
+              <w:pStyle w:val="Compact"/>
+              <w:spacing w:before="20" w:after="20" w:line="240" w:lineRule="auto"/>
+              <w:ind w:firstLine="0"/>
+              <w:jc w:val="left"/>
+            </w:pPr>
+            <w:r>
+              <w:rPr>
+                <w:rFonts w:ascii="Times New Roman" w:hAnsi="Times New Roman"/>
+                <w:sz w:val="17"/>
+              </w:rPr>
+              <w:t xml:space="preserve">5 of 16</w:t>
+            </w:r>
+          </w:p>
+        </w:tc>
+      </w:tr>
+    </w:tbl>
+    <w:p>
+      <w:pPr>
+        <w:pStyle w:val="BodyText"/>
+        <w:spacing w:line="240" w:lineRule="auto"/>
+        <w:ind w:firstLine="0"/>
+      </w:pPr>
+      <w:r>
+        <w:rPr>
+          <w:iCs/>
+          <w:i/>
+        </w:rPr>
+        <w:t xml:space="preserve">Table F2. Email experiment under two rewordings (design C, elicited probabilities).</w:t>
+      </w:r>
+    </w:p>
+    <w:p>
+      <w:pPr>
+        <w:pStyle w:val="BodyText"/>
+      </w:pPr>
+      <w:r>
+        <w:t xml:space="preserve">Wording changes some outputs strongly. For Llama-3.3-70B with the anchored prompt, the simulated purchase lift in the probability design was 15.6 times the real lift in the third-person wording and 58.6 times in the survey wording, against 22.0 times in the original wording; for Haiku with the plain prompt, the visit lift was negative under the third-person wording and 0.2 times the real lift under the survey wording, against 0.9 times originally. GPT-4o-mini with the anchored prompt returned a lift of exactly zero for visits under the third-person wording because it returned the same probability under every arm. The conclusions of the main analysis are not specific to one wording, but the size of the errors is.</w:t>
+      </w:r>
+    </w:p>
+    <w:bookmarkEnd w:id="25"/>
     <w:sectPr>
       <w:footerReference w:type="default" r:id="rId9"/>
       <w:pgMar w:left="1440" w:right="1440" w:top="1440" w:bottom="1440"/>
